--- a/Критерии_безопасности_ГТС_Рождественская_Набережная.docx
+++ b/Критерии_безопасности_ГТС_Рождественская_Набережная.docx
@@ -565,7 +565,7 @@
           <w:sz w:val="24"/>
           <w:szCs w:val="24"/>
         </w:rPr>
-        <w:t xml:space="preserve">	4</w:t>
+        <w:t xml:space="preserve">	5</w:t>
       </w:r>
     </w:p>
     <w:p>
@@ -990,7 +990,7 @@
           <w:sz w:val="24"/>
           <w:szCs w:val="24"/>
         </w:rPr>
-        <w:t xml:space="preserve">	13</w:t>
+        <w:t xml:space="preserve">	14</w:t>
       </w:r>
     </w:p>
     <w:p>
@@ -1015,7 +1015,7 @@
           <w:sz w:val="24"/>
           <w:szCs w:val="24"/>
         </w:rPr>
-        <w:t xml:space="preserve">	13</w:t>
+        <w:t xml:space="preserve">	14</w:t>
       </w:r>
     </w:p>
     <w:p>
@@ -1040,7 +1040,7 @@
           <w:sz w:val="24"/>
           <w:szCs w:val="24"/>
         </w:rPr>
-        <w:t xml:space="preserve">	14</w:t>
+        <w:t xml:space="preserve">	15</w:t>
       </w:r>
     </w:p>
     <w:p>
@@ -1065,7 +1065,7 @@
           <w:sz w:val="24"/>
           <w:szCs w:val="24"/>
         </w:rPr>
-        <w:t xml:space="preserve">	14</w:t>
+        <w:t xml:space="preserve">	15</w:t>
       </w:r>
     </w:p>
     <w:p>
@@ -1090,7 +1090,7 @@
           <w:sz w:val="24"/>
           <w:szCs w:val="24"/>
         </w:rPr>
-        <w:t xml:space="preserve">	15</w:t>
+        <w:t xml:space="preserve">	16</w:t>
       </w:r>
     </w:p>
     <w:p>
@@ -1115,7 +1115,7 @@
           <w:sz w:val="24"/>
           <w:szCs w:val="24"/>
         </w:rPr>
-        <w:t xml:space="preserve">	16</w:t>
+        <w:t xml:space="preserve">	17</w:t>
       </w:r>
     </w:p>
     <w:p>
@@ -1140,7 +1140,7 @@
           <w:sz w:val="24"/>
           <w:szCs w:val="24"/>
         </w:rPr>
-        <w:t xml:space="preserve">	17</w:t>
+        <w:t xml:space="preserve">	18</w:t>
       </w:r>
     </w:p>
     <w:p>
@@ -1165,7 +1165,7 @@
           <w:sz w:val="24"/>
           <w:szCs w:val="24"/>
         </w:rPr>
-        <w:t xml:space="preserve">	19</w:t>
+        <w:t xml:space="preserve">	20</w:t>
       </w:r>
     </w:p>
     <w:p>
@@ -1190,7 +1190,7 @@
           <w:sz w:val="24"/>
           <w:szCs w:val="24"/>
         </w:rPr>
-        <w:t xml:space="preserve">	19</w:t>
+        <w:t xml:space="preserve">	20</w:t>
       </w:r>
     </w:p>
     <w:p>
@@ -1215,7 +1215,32 @@
           <w:sz w:val="24"/>
           <w:szCs w:val="24"/>
         </w:rPr>
-        <w:t xml:space="preserve">	20</w:t>
+        <w:t xml:space="preserve">	21</w:t>
+      </w:r>
+    </w:p>
+    <w:p>
+      <w:pPr>
+        <w:tabs>
+          <w:tab w:val="right" w:pos="9355" w:leader="dot"/>
+        </w:tabs>
+        <w:spacing w:after="0" w:before="0" w:line="240" w:lineRule="auto"/>
+        <w:ind w:left="284" w:right="400"/>
+      </w:pPr>
+      <w:r>
+        <w:rPr>
+          <w:rFonts w:ascii="Times New Roman" w:cs="Times New Roman" w:eastAsia="Times New Roman" w:hAnsi="Times New Roman"/>
+          <w:sz w:val="24"/>
+          <w:szCs w:val="24"/>
+        </w:rPr>
+        <w:t xml:space="preserve">2.5 Соответствие содержания критериев безопасности и пояснительной записки требованиям пункта 119 ФНП</w:t>
+      </w:r>
+      <w:r>
+        <w:rPr>
+          <w:rFonts w:ascii="Times New Roman" w:cs="Times New Roman" w:eastAsia="Times New Roman" w:hAnsi="Times New Roman"/>
+          <w:sz w:val="24"/>
+          <w:szCs w:val="24"/>
+        </w:rPr>
+        <w:t xml:space="preserve">	22</w:t>
       </w:r>
     </w:p>
     <w:p>
@@ -1240,7 +1265,7 @@
           <w:sz w:val="24"/>
           <w:szCs w:val="24"/>
         </w:rPr>
-        <w:t xml:space="preserve">	22</w:t>
+        <w:t xml:space="preserve">	24</w:t>
       </w:r>
     </w:p>
     <w:p>
@@ -1265,7 +1290,7 @@
           <w:sz w:val="24"/>
           <w:szCs w:val="24"/>
         </w:rPr>
-        <w:t xml:space="preserve">	22</w:t>
+        <w:t xml:space="preserve">	24</w:t>
       </w:r>
     </w:p>
     <w:p>
@@ -1290,7 +1315,7 @@
           <w:sz w:val="24"/>
           <w:szCs w:val="24"/>
         </w:rPr>
-        <w:t xml:space="preserve">	23</w:t>
+        <w:t xml:space="preserve">	25</w:t>
       </w:r>
     </w:p>
     <w:p>
@@ -1315,7 +1340,7 @@
           <w:sz w:val="24"/>
           <w:szCs w:val="24"/>
         </w:rPr>
-        <w:t xml:space="preserve">	25</w:t>
+        <w:t xml:space="preserve">	27</w:t>
       </w:r>
     </w:p>
     <w:p>
@@ -1340,7 +1365,7 @@
           <w:sz w:val="24"/>
           <w:szCs w:val="24"/>
         </w:rPr>
-        <w:t xml:space="preserve">	29</w:t>
+        <w:t xml:space="preserve">	31</w:t>
       </w:r>
     </w:p>
     <w:p>
@@ -1365,7 +1390,7 @@
           <w:sz w:val="24"/>
           <w:szCs w:val="24"/>
         </w:rPr>
-        <w:t xml:space="preserve">	30</w:t>
+        <w:t xml:space="preserve">	32</w:t>
       </w:r>
     </w:p>
     <w:p>
@@ -1390,7 +1415,7 @@
           <w:sz w:val="24"/>
           <w:szCs w:val="24"/>
         </w:rPr>
-        <w:t xml:space="preserve">	30</w:t>
+        <w:t xml:space="preserve">	32</w:t>
       </w:r>
     </w:p>
     <w:p>
@@ -1415,7 +1440,7 @@
           <w:sz w:val="24"/>
           <w:szCs w:val="24"/>
         </w:rPr>
-        <w:t xml:space="preserve">	31</w:t>
+        <w:t xml:space="preserve">	34</w:t>
       </w:r>
     </w:p>
     <w:p>
@@ -1440,7 +1465,7 @@
           <w:sz w:val="24"/>
           <w:szCs w:val="24"/>
         </w:rPr>
-        <w:t xml:space="preserve">	33</w:t>
+        <w:t xml:space="preserve">	35</w:t>
       </w:r>
     </w:p>
     <w:p>
@@ -1465,7 +1490,7 @@
           <w:sz w:val="24"/>
           <w:szCs w:val="24"/>
         </w:rPr>
-        <w:t xml:space="preserve">	34</w:t>
+        <w:t xml:space="preserve">	37</w:t>
       </w:r>
     </w:p>
     <w:p>
@@ -1490,7 +1515,7 @@
           <w:sz w:val="24"/>
           <w:szCs w:val="24"/>
         </w:rPr>
-        <w:t xml:space="preserve">	36</w:t>
+        <w:t xml:space="preserve">	39</w:t>
       </w:r>
     </w:p>
     <w:p>
@@ -1507,7 +1532,7 @@
           <w:sz w:val="24"/>
           <w:szCs w:val="24"/>
         </w:rPr>
-        <w:t xml:space="preserve">Приложение Б. Принципиальная схема размещения средств измерений и пунктов наблюдений</w:t>
+        <w:t xml:space="preserve">Приложение Б. Схема размещения средств измерений и состава наблюдений за ГТС</w:t>
       </w:r>
       <w:r>
         <w:rPr>
@@ -1515,7 +1540,7 @@
           <w:sz w:val="24"/>
           <w:szCs w:val="24"/>
         </w:rPr>
-        <w:t xml:space="preserve">	37</w:t>
+        <w:t xml:space="preserve">	40</w:t>
       </w:r>
     </w:p>
     <w:p>
@@ -1608,7 +1633,7 @@
         <w:rPr>
           <w:rFonts w:ascii="Times New Roman" w:cs="Times New Roman" w:eastAsia="Times New Roman" w:hAnsi="Times New Roman"/>
         </w:rPr>
-        <w:t xml:space="preserve">– федеральных норм и правил в области безопасности гидротехнических сооружений «Требования к обеспечению безопасности гидротехнических сооружений (за исключением судоходных и портовых гидротехнических сооружений)», утверждённых приказом Федеральной службы по экологическому, технологическому и атомному надзору от 8 мая 2024 г. № 151 (зарегистрирован в Министерстве юстиции Российской Федерации 31 мая 2024 г., регистрационный № 78405) (далее – федеральные нормы и правила), устанавливающих порядок установления критериев безопасности гидротехнических сооружений и требования к их содержанию;</w:t>
+        <w:t xml:space="preserve">– федеральных норм и правил в области безопасности гидротехнических сооружений «Требования к обеспечению безопасности гидротехнических сооружений (за исключением судоходных и портовых гидротехнических сооружений)», утверждённых приказом Федеральной службы по экологическому, технологическому и атомному надзору от 8 мая 2024 г. № 151 (зарегистрирован в Министерстве юстиции Российской Федерации 31 мая 2024 г., регистрационный № 78405) (далее – федеральные нормы и правила, ФНП), раздел IV которых устанавливает требования к порядку установления критериев безопасности ГТС, а пункт 119 – требования к содержанию критериев безопасности ГТС и пояснительной записки к ним;</w:t>
       </w:r>
     </w:p>
     <w:p>
@@ -1621,6 +1646,19 @@
         <w:rPr>
           <w:rFonts w:ascii="Times New Roman" w:cs="Times New Roman" w:eastAsia="Times New Roman" w:hAnsi="Times New Roman"/>
         </w:rPr>
+        <w:t xml:space="preserve">– пунктов 6.6 и 6.7 СП 58.13330.2019 «СНиП 33-01-2003 Гидротехнические сооружения. Основные положения» (с изменениями № 1, № 2) (далее – СП 58.13330.2019), в соответствии с которыми критерии безопасности (качественные и количественные) разрабатываются в обязательном порядке для гидротехнических сооружений, авария или повреждения которых вызывают чрезвычайную ситуацию, и подлежат пересмотру в составе декларации безопасности гидротехнических сооружений;</w:t>
+      </w:r>
+    </w:p>
+    <w:p>
+      <w:pPr>
+        <w:spacing w:after="40" w:before="0" w:line="252" w:lineRule="auto"/>
+        <w:ind w:firstLine="709"/>
+        <w:jc w:val="both"/>
+      </w:pPr>
+      <w:r>
+        <w:rPr>
+          <w:rFonts w:ascii="Times New Roman" w:cs="Times New Roman" w:eastAsia="Times New Roman" w:hAnsi="Times New Roman"/>
+        </w:rPr>
         <w:t xml:space="preserve">– формы декларации безопасности гидротехнических сооружений (за исключением судоходных и портовых гидротехнических сооружений), утверждённой приказом Федеральной службы по экологическому, технологическому и атомному надзору от 9 декабря 2020 г. № 509 (зарегистрирован в Министерстве юстиции Российской Федерации 24 декабря 2020 г., регистрационный № 61794).</w:t>
       </w:r>
     </w:p>
@@ -1634,7 +1672,7 @@
         <w:rPr>
           <w:rFonts w:ascii="Times New Roman" w:cs="Times New Roman" w:eastAsia="Times New Roman" w:hAnsi="Times New Roman"/>
         </w:rPr>
-        <w:t xml:space="preserve">Разработка критериев безопасности ГТС и пояснительной записки к ним предусмотрена мероприятием 7 перечня необходимых мероприятий по обеспечению безопасности ГТС (пункт 17 акта преддекларационного обследования ГТС) со сроком выполнения не позднее 31.12.2026.</w:t>
+        <w:t xml:space="preserve">В соответствии с пунктом 109 ФНП критерии безопасности ГТС устанавливаются в проектной документации и могут быть изменены Владельцем ГТС при декларировании безопасности ГТС на основании результатов контроля (мониторинга) за показателями состояния ГТС, полученных за весь период эксплуатации ГТС. Проектная документация на ГТС и данные контроля (мониторинга) отсутствуют, в связи с чем критерии безопасности ГТС устанавливаются впервые – при составлении декларации безопасности ГТС, при котором в соответствии с пунктом 111 ФНП из числа контролируемых показателей состояния ГТС выбираются диагностические показатели состояния ГТС.</w:t>
       </w:r>
     </w:p>
     <w:p>
@@ -1647,6 +1685,19 @@
         <w:rPr>
           <w:rFonts w:ascii="Times New Roman" w:cs="Times New Roman" w:eastAsia="Times New Roman" w:hAnsi="Times New Roman"/>
         </w:rPr>
+        <w:t xml:space="preserve">Разработка критериев безопасности ГТС и пояснительной записки к ним предусмотрена мероприятием 7 перечня необходимых мероприятий по обеспечению безопасности ГТС (пункт 17 акта преддекларационного обследования ГТС) со сроком выполнения не позднее 31.12.2026.</w:t>
+      </w:r>
+    </w:p>
+    <w:p>
+      <w:pPr>
+        <w:spacing w:after="60" w:before="0" w:line="252" w:lineRule="auto"/>
+        <w:ind w:firstLine="709"/>
+        <w:jc w:val="both"/>
+      </w:pPr>
+      <w:r>
+        <w:rPr>
+          <w:rFonts w:ascii="Times New Roman" w:cs="Times New Roman" w:eastAsia="Times New Roman" w:hAnsi="Times New Roman"/>
+        </w:rPr>
         <w:t xml:space="preserve">Исходными данными для разработки являются:</w:t>
       </w:r>
     </w:p>
@@ -1725,7 +1776,20 @@
         <w:rPr>
           <w:rFonts w:ascii="Times New Roman" w:cs="Times New Roman" w:eastAsia="Times New Roman" w:hAnsi="Times New Roman"/>
         </w:rPr>
-        <w:t xml:space="preserve">– письмо МКУ МО г. Краснодар «ГСЛК» от 03.08.2026 № 2167.</w:t>
+        <w:t xml:space="preserve">– письмо МКУ МО г. Краснодар «ГСЛК» от 03.08.2026 № 2167;</w:t>
+      </w:r>
+    </w:p>
+    <w:p>
+      <w:pPr>
+        <w:spacing w:after="40" w:before="0" w:line="252" w:lineRule="auto"/>
+        <w:ind w:firstLine="709"/>
+        <w:jc w:val="both"/>
+      </w:pPr>
+      <w:r>
+        <w:rPr>
+          <w:rFonts w:ascii="Times New Roman" w:cs="Times New Roman" w:eastAsia="Times New Roman" w:hAnsi="Times New Roman"/>
+        </w:rPr>
+        <w:t xml:space="preserve">– план сооружения в формате AutoCAD (материалы заказчика) (далее – план сооружения).</w:t>
       </w:r>
     </w:p>
     <w:p>
@@ -2617,7 +2681,7 @@
         <w:rPr>
           <w:rFonts w:ascii="Times New Roman" w:cs="Times New Roman" w:eastAsia="Times New Roman" w:hAnsi="Times New Roman"/>
         </w:rPr>
-        <w:t xml:space="preserve">В настоящем документе применяются термины и определения, установленные Федеральным законом № 117-ФЗ, федеральными нормами и правилами и Положением о декларировании, а также следующие понятия.</w:t>
+        <w:t xml:space="preserve">В настоящем документе применяются термины и определения, установленные Федеральным законом № 117-ФЗ, федеральными нормами и правилами и Положением о декларировании, а также следующие понятия. Собственник ГТС и (или) эксплуатирующая организация именуются в соответствии с пунктом 1 ФНП Владельцем ГТС.</w:t>
       </w:r>
     </w:p>
     <w:p>
@@ -2795,7 +2859,7 @@
         <w:rPr>
           <w:rFonts w:ascii="Times New Roman" w:cs="Times New Roman" w:eastAsia="Times New Roman" w:hAnsi="Times New Roman"/>
         </w:rPr>
-        <w:t xml:space="preserve">Контролируемые показатели состояния ГТС – показатели, характеризующие техническое состояние ГТС: количественные, измеряемые с помощью технических средств или вычисляемые на основании результатов измерений, и качественные, определяемые на основании визуального осмотра (пункт 110 федеральных норм и правил). Наряду с показателями состояния ГТС контролю подлежат природные и техногенные нагрузки и воздействия на ГТС.</w:t>
+        <w:t xml:space="preserve">Техническое состояние ГТС характеризуется следующими контролируемыми показателями состояния ГТС: количественные показатели, измеренные с помощью технических средств или вычисленные на основании результатов измерений; качественные показатели, определённые на основании визуального осмотра (пункт 110 ФНП). Наряду с показателями состояния ГТС контролю подлежат нагрузки и воздействия на ГТС (пункт 121 ФНП).</w:t>
       </w:r>
     </w:p>
     <w:p>
@@ -2828,7 +2892,7 @@
         <w:rPr>
           <w:rFonts w:ascii="Times New Roman" w:cs="Times New Roman" w:eastAsia="Times New Roman" w:hAnsi="Times New Roman"/>
         </w:rPr>
-        <w:t xml:space="preserve">Диагностические показатели состояния ГТС – наиболее значимые для оценки безопасности ГТС контролируемые показатели (количественные и качественные), позволяющие оценить безопасность и техническое состояние системы «сооружение – основание» в целом или её отдельных элементов. Диагностические показатели назначаются из числа контролируемых показателей; их перечень уточняется по мере накопления данных контроля (мониторинга).</w:t>
+        <w:t xml:space="preserve">Диагностические показатели состояния ГТС – выбираемые из числа контролируемых показателей состояния ГТС при проектировании ГТС либо при составлении декларации безопасности ГТС наиболее значимые для оценки технического состояния и уровня безопасности ГТС количественные и качественные показатели, для которых назначаются критерии безопасности ГТС предупреждающего и предельного уровня (пункт 111 ФНП). Перечень диагностических показателей уточняется по мере накопления данных контроля (мониторинга).</w:t>
       </w:r>
     </w:p>
     <w:p>
@@ -2869,7 +2933,7 @@
         <w:rPr>
           <w:rFonts w:ascii="Times New Roman" w:cs="Times New Roman" w:eastAsia="Times New Roman" w:hAnsi="Times New Roman"/>
         </w:rPr>
-        <w:t xml:space="preserve"> – значение диагностического показателя состояния ГТС, при достижении которого устойчивость, механическая и фильтрационная прочность ГТС и его основания соответствуют условиям нормальной эксплуатации. Для ГТС, в состав которых входят водосбросные и водопропускные сооружения, критерий К1 характеризует также соответствие их пропускной способности условиям нормальной эксплуатации; в составе обследуемого ГТС водосбросные и водопропускные сооружения отсутствуют (пункт 10.2 акта преддекларационного обследования).</w:t>
+        <w:t xml:space="preserve"> соответствует значению диагностического показателя состояния ГТС, при достижении которого устойчивость, механическая и фильтрационная прочность ГТС и его основания, а также пропускная способность водосбросных и водопропускных сооружений соответствуют условиям их нормальной эксплуатации (пункт 112 ФНП). Водосбросные и водопропускные сооружения в составе ГТС отсутствуют (пункт 10.2 акта преддекларационного обследования), в связи с чем критерии К1 установлены применительно к устойчивости, механической и фильтрационной прочности ГТС и его основания.</w:t>
       </w:r>
     </w:p>
     <w:p>
@@ -2890,7 +2954,7 @@
         <w:rPr>
           <w:rFonts w:ascii="Times New Roman" w:cs="Times New Roman" w:eastAsia="Times New Roman" w:hAnsi="Times New Roman"/>
         </w:rPr>
-        <w:t xml:space="preserve"> – значение диагностического показателя состояния ГТС, превышение которого свидетельствует о развитии деструктивных процессов, при которых эксплуатация ГТС в проектных режимах недопустима.</w:t>
+        <w:t xml:space="preserve"> соответствует значению диагностического показателя состояния ГТС, превышение которого свидетельствует о развивающихся деструктивных процессах на ГТС, при которых эксплуатация ГТС в проектных режимах недопустима (пункт 113 ФНП).</w:t>
       </w:r>
     </w:p>
     <w:p>
@@ -2936,7 +3000,7 @@
         <w:rPr>
           <w:rFonts w:ascii="Times New Roman" w:cs="Times New Roman" w:eastAsia="Times New Roman" w:hAnsi="Times New Roman"/>
         </w:rPr>
-        <w:t xml:space="preserve">В зависимости от соотношения значений диагностических показателей и критериев безопасности техническое состояние ГТС характеризуется как:</w:t>
+        <w:t xml:space="preserve">В соответствии с пунктами 114–116 ФНП:</w:t>
       </w:r>
     </w:p>
     <w:p>
@@ -2957,13 +3021,13 @@
           <w:b/>
           <w:bCs/>
         </w:rPr>
-        <w:t xml:space="preserve">работоспособное</w:t>
-      </w:r>
-      <w:r>
-        <w:rPr>
-          <w:rFonts w:ascii="Times New Roman" w:cs="Times New Roman" w:eastAsia="Times New Roman" w:hAnsi="Times New Roman"/>
-        </w:rPr>
-        <w:t xml:space="preserve"> – значения всех диагностических показателей состояния ГТС не превышают критериальных значений К1;</w:t>
+        <w:t xml:space="preserve">работоспособным</w:t>
+      </w:r>
+      <w:r>
+        <w:rPr>
+          <w:rFonts w:ascii="Times New Roman" w:cs="Times New Roman" w:eastAsia="Times New Roman" w:hAnsi="Times New Roman"/>
+        </w:rPr>
+        <w:t xml:space="preserve"> техническим состоянием ГТС является состояние, при котором значения всех диагностических показателей состояния ГТС не превышают значений критериев безопасности К1;</w:t>
       </w:r>
     </w:p>
     <w:p>
@@ -2984,13 +3048,13 @@
           <w:b/>
           <w:bCs/>
         </w:rPr>
-        <w:t xml:space="preserve">частично работоспособное</w:t>
-      </w:r>
-      <w:r>
-        <w:rPr>
-          <w:rFonts w:ascii="Times New Roman" w:cs="Times New Roman" w:eastAsia="Times New Roman" w:hAnsi="Times New Roman"/>
-        </w:rPr>
-        <w:t xml:space="preserve"> – значение хотя бы одного из диагностических показателей превысило критериальное значение К1, но ещё не превысило значения К2;</w:t>
+        <w:t xml:space="preserve">частично работоспособным</w:t>
+      </w:r>
+      <w:r>
+        <w:rPr>
+          <w:rFonts w:ascii="Times New Roman" w:cs="Times New Roman" w:eastAsia="Times New Roman" w:hAnsi="Times New Roman"/>
+        </w:rPr>
+        <w:t xml:space="preserve"> техническим состоянием ГТС является состояние, при котором значение хотя бы одного из диагностических показателей состояния ГТС превысило значение критерия безопасности К1, но ещё не превысило значения критерия безопасности К2;</w:t>
       </w:r>
     </w:p>
     <w:p>
@@ -3011,13 +3075,26 @@
           <w:b/>
           <w:bCs/>
         </w:rPr>
-        <w:t xml:space="preserve">неработоспособное</w:t>
-      </w:r>
-      <w:r>
-        <w:rPr>
-          <w:rFonts w:ascii="Times New Roman" w:cs="Times New Roman" w:eastAsia="Times New Roman" w:hAnsi="Times New Roman"/>
-        </w:rPr>
-        <w:t xml:space="preserve"> – значение хотя бы одного из диагностических показателей превысило критериальное значение К2 либо ГТС имеет повреждения или дефекты, при развитии которых возможно возникновение аварии ГТС.</w:t>
+        <w:t xml:space="preserve">неработоспособным</w:t>
+      </w:r>
+      <w:r>
+        <w:rPr>
+          <w:rFonts w:ascii="Times New Roman" w:cs="Times New Roman" w:eastAsia="Times New Roman" w:hAnsi="Times New Roman"/>
+        </w:rPr>
+        <w:t xml:space="preserve"> техническим состоянием ГТС является состояние, при котором значение хотя бы одного из диагностических показателей состояния ГТС превысило значение критерия безопасности К2, ГТС имеет повреждения или дефекты, при развитии которых возможно возникновение аварии ГТС.</w:t>
+      </w:r>
+    </w:p>
+    <w:p>
+      <w:pPr>
+        <w:spacing w:after="60" w:before="0" w:line="252" w:lineRule="auto"/>
+        <w:ind w:firstLine="709"/>
+        <w:jc w:val="both"/>
+      </w:pPr>
+      <w:r>
+        <w:rPr>
+          <w:rFonts w:ascii="Times New Roman" w:cs="Times New Roman" w:eastAsia="Times New Roman" w:hAnsi="Times New Roman"/>
+        </w:rPr>
+        <w:t xml:space="preserve">Критерии безопасности К1 и К2 устанавливаются для всех ГТС, повреждение которых может привести к возникновению чрезвычайной ситуации (пункт 118 ФНП).</w:t>
       </w:r>
     </w:p>
     <w:p>
@@ -3135,7 +3212,7 @@
         <w:rPr>
           <w:rFonts w:ascii="Times New Roman" w:cs="Times New Roman" w:eastAsia="Times New Roman" w:hAnsi="Times New Roman"/>
         </w:rPr>
-        <w:t xml:space="preserve">ГТС является основным гидротехническим сооружением (приложение А к СП 58.13330.2019). Класс ответственности ГТС в проектной документации не установлен ввиду её отсутствия; класс ГТС, применяемый в целях организации и осуществления федерального государственного надзора в области безопасности гидротехнических сооружений, в установленном порядке не присвоен, поскольку сведения о ГТС в Российский регистр гидротехнических сооружений не внесены. На основании первого предложения пункта 8.8 СП 58.13330.2019 ГТС предварительно отнесено к III классу ответственности, которому соответствует III класс – гидротехническое сооружение средней опасности по классификации, установленной статьёй 7 Федерального закона № 117-ФЗ. Вопрос об отнесении ГТС ко II классу (второе предложение пункта 8.8 СП 58.13330.2019) подлежит разрешению по результатам разработки сценариев аварий и расчёта вероятного вреда в составе декларации безопасности ГТС (пункт 10.1 акта преддекларационного обследования).</w:t>
+        <w:t xml:space="preserve">ГТС относится к гидротехническим сооружениям в значении пункта 3.3 СП 58.13330.2019, включающего сооружения, предназначенные для защиты от разрушений берегов и дна рек, и набережные, и является основным гидротехническим сооружением (пункт А.1 приложения А к СП 58.13330.2019: берегоукрепительные (внепортовые) сооружения). Класс ответственности ГТС в проектной документации не установлен ввиду её отсутствия; класс ГТС, применяемый в целях организации и осуществления федерального государственного надзора в области безопасности гидротехнических сооружений, в установленном порядке не присвоен, поскольку сведения о ГТС в Российский регистр гидротехнических сооружений не внесены. На основании первого предложения пункта 8.8 СП 58.13330.2019, который устанавливает класс ответственности речных берегоукрепительных сооружений непосредственно, без применения таблиц Б.1–Б.4 приложения Б (пункт 8.2 СП 58.13330.2019), ГТС предварительно отнесено к III классу ответственности, которому соответствует III класс – гидротехническое сооружение средней опасности по классификации, установленной статьёй 7 Федерального закона № 117-ФЗ. Вопрос об отнесении ГТС ко II классу (второе предложение пункта 8.8 СП 58.13330.2019 в редакции изменения № 1: авария берегоукрепительного сооружения может привести к гибели и травмам людей) подлежит разрешению по результатам разработки сценариев аварий и расчёта вероятного вреда в составе декларации безопасности ГТС (пункт 10.1 акта преддекларационного обследования).</w:t>
       </w:r>
     </w:p>
     <w:p>
@@ -3163,7 +3240,7 @@
         <w:rPr>
           <w:rFonts w:ascii="Times New Roman" w:cs="Times New Roman" w:eastAsia="Times New Roman" w:hAnsi="Times New Roman"/>
         </w:rPr>
-        <w:t xml:space="preserve">Фактический срок эксплуатации ГТС не установлен (дата ввода в эксплуатацию неизвестна). ГТС является безнапорным: напорного фронта не образует, водохранилища не создаёт, водопропускных устройств, механического (гидромеханического) оборудования и дренажных устройств в своём составе не имеет. Реконструкции и капитальные ремонты ГТС за последние 5 лет не выполнялись. ГТС декларируется впервые; декларация безопасности ГТС ранее не разрабатывалась, междекларационный период отсутствует.</w:t>
+        <w:t xml:space="preserve">Расчётный срок службы основных гидротехнических сооружений III класса ответственности – 50 лет (пункт 8.21 СП 58.13330.2019). Фактический срок эксплуатации ГТС не установлен (дата ввода в эксплуатацию неизвестна), в связи с чем сопоставление фактического срока эксплуатации с расчётным не производится. ГТС является безнапорным: напорного фронта не образует, водохранилища не создаёт, водопропускных устройств, механического (гидромеханического) оборудования и дренажных устройств в своём составе не имеет. Реконструкции и капитальные ремонты ГТС за последние 5 лет не выполнялись. ГТС декларируется впервые; декларация безопасности ГТС ранее не разрабатывалась, междекларационный период отсутствует.</w:t>
       </w:r>
     </w:p>
     <w:p>
@@ -6039,6 +6116,1530 @@
         <w:rPr>
           <w:rFonts w:ascii="Times New Roman" w:cs="Times New Roman" w:eastAsia="Times New Roman" w:hAnsi="Times New Roman"/>
         </w:rPr>
+        <w:t xml:space="preserve">Положение элементов ГТС в плане определено графически по плану сооружения (приложение Б, лист 1) с привязкой к пикетажу, принятому по приурезной подпорной стенке от её верхового окончания (ПК 0+00) до низового (ПК 1+96); масштаб плана установлен по протяжённости ГТС 196 м (выписка из ЕГРН). Контроль масштаба: расстояние между осями приурезной и внутренней стенок по плану составляет 6,4 м, что согласуется с шириной пешеходной зоны 6 м в свету (пункт 10.2 акта преддекларационного обследования). Привязка элементов приведена в таблице 2.2.4; значения приближённые (точность графического определения – около 1 м).</w:t>
+      </w:r>
+    </w:p>
+    <w:p>
+      <w:pPr>
+        <w:keepNext/>
+        <w:keepLines/>
+        <w:spacing w:after="60" w:before="120" w:line="252" w:lineRule="auto"/>
+        <w:jc w:val="left"/>
+      </w:pPr>
+      <w:r>
+        <w:rPr>
+          <w:rFonts w:ascii="Times New Roman" w:cs="Times New Roman" w:eastAsia="Times New Roman" w:hAnsi="Times New Roman"/>
+          <w:sz w:val="24"/>
+          <w:szCs w:val="24"/>
+        </w:rPr>
+        <w:t xml:space="preserve">Таблица 2.2.4 – Привязка элементов ГТС по плану сооружения</w:t>
+      </w:r>
+    </w:p>
+    <w:tbl>
+      <w:tblPr>
+        <w:tblW w:type="dxa" w:w="9355"/>
+        <w:tblBorders>
+          <w:top w:val="single" w:color="auto" w:sz="4"/>
+          <w:left w:val="single" w:color="auto" w:sz="4"/>
+          <w:bottom w:val="single" w:color="auto" w:sz="4"/>
+          <w:right w:val="single" w:color="auto" w:sz="4"/>
+          <w:insideH w:val="single" w:color="auto" w:sz="4"/>
+          <w:insideV w:val="single" w:color="auto" w:sz="4"/>
+        </w:tblBorders>
+      </w:tblPr>
+      <w:tblGrid>
+        <w:gridCol w:w="600"/>
+        <w:gridCol w:w="4555"/>
+        <w:gridCol w:w="2300"/>
+        <w:gridCol w:w="1900"/>
+      </w:tblGrid>
+      <w:tr>
+        <w:trPr>
+          <w:cantSplit/>
+          <w:tblHeader/>
+        </w:trPr>
+        <w:tc>
+          <w:tcPr>
+            <w:tcW w:type="dxa" w:w="600"/>
+            <w:tcBorders>
+              <w:top w:val="single" w:color="000000" w:sz="4"/>
+              <w:left w:val="single" w:color="000000" w:sz="4"/>
+              <w:bottom w:val="single" w:color="000000" w:sz="4"/>
+              <w:right w:val="single" w:color="000000" w:sz="4"/>
+            </w:tcBorders>
+            <w:shd w:fill="E7E6E6" w:color="auto" w:val="clear"/>
+            <w:tcMar>
+              <w:top w:type="dxa" w:w="40"/>
+              <w:left w:type="dxa" w:w="80"/>
+              <w:bottom w:type="dxa" w:w="40"/>
+              <w:right w:type="dxa" w:w="80"/>
+            </w:tcMar>
+            <w:vAlign w:val="top"/>
+          </w:tcPr>
+          <w:p>
+            <w:pPr>
+              <w:spacing w:after="0" w:before="0" w:line="240" w:lineRule="auto"/>
+              <w:jc w:val="center"/>
+            </w:pPr>
+            <w:r>
+              <w:rPr>
+                <w:rFonts w:ascii="Times New Roman" w:cs="Times New Roman" w:eastAsia="Times New Roman" w:hAnsi="Times New Roman"/>
+                <w:b/>
+                <w:bCs/>
+                <w:sz w:val="20"/>
+                <w:szCs w:val="20"/>
+              </w:rPr>
+              <w:t xml:space="preserve">№ п/п</w:t>
+            </w:r>
+          </w:p>
+        </w:tc>
+        <w:tc>
+          <w:tcPr>
+            <w:tcW w:type="dxa" w:w="4555"/>
+            <w:tcBorders>
+              <w:top w:val="single" w:color="000000" w:sz="4"/>
+              <w:left w:val="single" w:color="000000" w:sz="4"/>
+              <w:bottom w:val="single" w:color="000000" w:sz="4"/>
+              <w:right w:val="single" w:color="000000" w:sz="4"/>
+            </w:tcBorders>
+            <w:shd w:fill="E7E6E6" w:color="auto" w:val="clear"/>
+            <w:tcMar>
+              <w:top w:type="dxa" w:w="40"/>
+              <w:left w:type="dxa" w:w="80"/>
+              <w:bottom w:type="dxa" w:w="40"/>
+              <w:right w:type="dxa" w:w="80"/>
+            </w:tcMar>
+            <w:vAlign w:val="top"/>
+          </w:tcPr>
+          <w:p>
+            <w:pPr>
+              <w:spacing w:after="0" w:before="0" w:line="240" w:lineRule="auto"/>
+              <w:jc w:val="center"/>
+            </w:pPr>
+            <w:r>
+              <w:rPr>
+                <w:rFonts w:ascii="Times New Roman" w:cs="Times New Roman" w:eastAsia="Times New Roman" w:hAnsi="Times New Roman"/>
+                <w:b/>
+                <w:bCs/>
+                <w:sz w:val="20"/>
+                <w:szCs w:val="20"/>
+              </w:rPr>
+              <w:t xml:space="preserve">Элемент</w:t>
+            </w:r>
+          </w:p>
+        </w:tc>
+        <w:tc>
+          <w:tcPr>
+            <w:tcW w:type="dxa" w:w="2300"/>
+            <w:tcBorders>
+              <w:top w:val="single" w:color="000000" w:sz="4"/>
+              <w:left w:val="single" w:color="000000" w:sz="4"/>
+              <w:bottom w:val="single" w:color="000000" w:sz="4"/>
+              <w:right w:val="single" w:color="000000" w:sz="4"/>
+            </w:tcBorders>
+            <w:shd w:fill="E7E6E6" w:color="auto" w:val="clear"/>
+            <w:tcMar>
+              <w:top w:type="dxa" w:w="40"/>
+              <w:left w:type="dxa" w:w="80"/>
+              <w:bottom w:type="dxa" w:w="40"/>
+              <w:right w:type="dxa" w:w="80"/>
+            </w:tcMar>
+            <w:vAlign w:val="top"/>
+          </w:tcPr>
+          <w:p>
+            <w:pPr>
+              <w:spacing w:after="0" w:before="0" w:line="240" w:lineRule="auto"/>
+              <w:jc w:val="center"/>
+            </w:pPr>
+            <w:r>
+              <w:rPr>
+                <w:rFonts w:ascii="Times New Roman" w:cs="Times New Roman" w:eastAsia="Times New Roman" w:hAnsi="Times New Roman"/>
+                <w:b/>
+                <w:bCs/>
+                <w:sz w:val="20"/>
+                <w:szCs w:val="20"/>
+              </w:rPr>
+              <w:t xml:space="preserve">Пикетаж, м</w:t>
+            </w:r>
+          </w:p>
+        </w:tc>
+        <w:tc>
+          <w:tcPr>
+            <w:tcW w:type="dxa" w:w="1900"/>
+            <w:tcBorders>
+              <w:top w:val="single" w:color="000000" w:sz="4"/>
+              <w:left w:val="single" w:color="000000" w:sz="4"/>
+              <w:bottom w:val="single" w:color="000000" w:sz="4"/>
+              <w:right w:val="single" w:color="000000" w:sz="4"/>
+            </w:tcBorders>
+            <w:shd w:fill="E7E6E6" w:color="auto" w:val="clear"/>
+            <w:tcMar>
+              <w:top w:type="dxa" w:w="40"/>
+              <w:left w:type="dxa" w:w="80"/>
+              <w:bottom w:type="dxa" w:w="40"/>
+              <w:right w:type="dxa" w:w="80"/>
+            </w:tcMar>
+            <w:vAlign w:val="top"/>
+          </w:tcPr>
+          <w:p>
+            <w:pPr>
+              <w:spacing w:after="0" w:before="0" w:line="240" w:lineRule="auto"/>
+              <w:jc w:val="center"/>
+            </w:pPr>
+            <w:r>
+              <w:rPr>
+                <w:rFonts w:ascii="Times New Roman" w:cs="Times New Roman" w:eastAsia="Times New Roman" w:hAnsi="Times New Roman"/>
+                <w:b/>
+                <w:bCs/>
+                <w:sz w:val="20"/>
+                <w:szCs w:val="20"/>
+              </w:rPr>
+              <w:t xml:space="preserve">Размеры, м</w:t>
+            </w:r>
+          </w:p>
+        </w:tc>
+      </w:tr>
+      <w:tr>
+        <w:trPr>
+          <w:cantSplit/>
+        </w:trPr>
+        <w:tc>
+          <w:tcPr>
+            <w:tcW w:type="dxa" w:w="600"/>
+            <w:tcBorders>
+              <w:top w:val="single" w:color="000000" w:sz="4"/>
+              <w:left w:val="single" w:color="000000" w:sz="4"/>
+              <w:bottom w:val="single" w:color="000000" w:sz="4"/>
+              <w:right w:val="single" w:color="000000" w:sz="4"/>
+            </w:tcBorders>
+            <w:tcMar>
+              <w:top w:type="dxa" w:w="40"/>
+              <w:left w:type="dxa" w:w="80"/>
+              <w:bottom w:type="dxa" w:w="40"/>
+              <w:right w:type="dxa" w:w="80"/>
+            </w:tcMar>
+            <w:vAlign w:val="top"/>
+          </w:tcPr>
+          <w:p>
+            <w:pPr>
+              <w:spacing w:after="0" w:before="0" w:line="240" w:lineRule="auto"/>
+              <w:jc w:val="center"/>
+            </w:pPr>
+            <w:r>
+              <w:rPr>
+                <w:rFonts w:ascii="Times New Roman" w:cs="Times New Roman" w:eastAsia="Times New Roman" w:hAnsi="Times New Roman"/>
+                <w:sz w:val="20"/>
+                <w:szCs w:val="20"/>
+              </w:rPr>
+              <w:t xml:space="preserve">1</w:t>
+            </w:r>
+          </w:p>
+        </w:tc>
+        <w:tc>
+          <w:tcPr>
+            <w:tcW w:type="dxa" w:w="4555"/>
+            <w:tcBorders>
+              <w:top w:val="single" w:color="000000" w:sz="4"/>
+              <w:left w:val="single" w:color="000000" w:sz="4"/>
+              <w:bottom w:val="single" w:color="000000" w:sz="4"/>
+              <w:right w:val="single" w:color="000000" w:sz="4"/>
+            </w:tcBorders>
+            <w:tcMar>
+              <w:top w:type="dxa" w:w="40"/>
+              <w:left w:type="dxa" w:w="80"/>
+              <w:bottom w:type="dxa" w:w="40"/>
+              <w:right w:type="dxa" w:w="80"/>
+            </w:tcMar>
+            <w:vAlign w:val="top"/>
+          </w:tcPr>
+          <w:p>
+            <w:pPr>
+              <w:spacing w:after="0" w:before="0" w:line="240" w:lineRule="auto"/>
+              <w:jc w:val="left"/>
+            </w:pPr>
+            <w:r>
+              <w:rPr>
+                <w:rFonts w:ascii="Times New Roman" w:cs="Times New Roman" w:eastAsia="Times New Roman" w:hAnsi="Times New Roman"/>
+                <w:sz w:val="20"/>
+                <w:szCs w:val="20"/>
+              </w:rPr>
+              <w:t xml:space="preserve">Приурезная подпорная стенка</w:t>
+            </w:r>
+          </w:p>
+        </w:tc>
+        <w:tc>
+          <w:tcPr>
+            <w:tcW w:type="dxa" w:w="2300"/>
+            <w:tcBorders>
+              <w:top w:val="single" w:color="000000" w:sz="4"/>
+              <w:left w:val="single" w:color="000000" w:sz="4"/>
+              <w:bottom w:val="single" w:color="000000" w:sz="4"/>
+              <w:right w:val="single" w:color="000000" w:sz="4"/>
+            </w:tcBorders>
+            <w:tcMar>
+              <w:top w:type="dxa" w:w="40"/>
+              <w:left w:type="dxa" w:w="80"/>
+              <w:bottom w:type="dxa" w:w="40"/>
+              <w:right w:type="dxa" w:w="80"/>
+            </w:tcMar>
+            <w:vAlign w:val="top"/>
+          </w:tcPr>
+          <w:p>
+            <w:pPr>
+              <w:spacing w:after="0" w:before="0" w:line="240" w:lineRule="auto"/>
+              <w:jc w:val="left"/>
+            </w:pPr>
+            <w:r>
+              <w:rPr>
+                <w:rFonts w:ascii="Times New Roman" w:cs="Times New Roman" w:eastAsia="Times New Roman" w:hAnsi="Times New Roman"/>
+                <w:sz w:val="20"/>
+                <w:szCs w:val="20"/>
+              </w:rPr>
+              <w:t xml:space="preserve">ПК 0+00 … ПК 1+96</w:t>
+            </w:r>
+          </w:p>
+        </w:tc>
+        <w:tc>
+          <w:tcPr>
+            <w:tcW w:type="dxa" w:w="1900"/>
+            <w:tcBorders>
+              <w:top w:val="single" w:color="000000" w:sz="4"/>
+              <w:left w:val="single" w:color="000000" w:sz="4"/>
+              <w:bottom w:val="single" w:color="000000" w:sz="4"/>
+              <w:right w:val="single" w:color="000000" w:sz="4"/>
+            </w:tcBorders>
+            <w:tcMar>
+              <w:top w:type="dxa" w:w="40"/>
+              <w:left w:type="dxa" w:w="80"/>
+              <w:bottom w:type="dxa" w:w="40"/>
+              <w:right w:type="dxa" w:w="80"/>
+            </w:tcMar>
+            <w:vAlign w:val="top"/>
+          </w:tcPr>
+          <w:p>
+            <w:pPr>
+              <w:spacing w:after="0" w:before="0" w:line="240" w:lineRule="auto"/>
+              <w:jc w:val="left"/>
+            </w:pPr>
+            <w:r>
+              <w:rPr>
+                <w:rFonts w:ascii="Times New Roman" w:cs="Times New Roman" w:eastAsia="Times New Roman" w:hAnsi="Times New Roman"/>
+                <w:sz w:val="20"/>
+                <w:szCs w:val="20"/>
+              </w:rPr>
+              <w:t xml:space="preserve">длина 196</w:t>
+            </w:r>
+          </w:p>
+        </w:tc>
+      </w:tr>
+      <w:tr>
+        <w:trPr>
+          <w:cantSplit/>
+        </w:trPr>
+        <w:tc>
+          <w:tcPr>
+            <w:tcW w:type="dxa" w:w="600"/>
+            <w:tcBorders>
+              <w:top w:val="single" w:color="000000" w:sz="4"/>
+              <w:left w:val="single" w:color="000000" w:sz="4"/>
+              <w:bottom w:val="single" w:color="000000" w:sz="4"/>
+              <w:right w:val="single" w:color="000000" w:sz="4"/>
+            </w:tcBorders>
+            <w:tcMar>
+              <w:top w:type="dxa" w:w="40"/>
+              <w:left w:type="dxa" w:w="80"/>
+              <w:bottom w:type="dxa" w:w="40"/>
+              <w:right w:type="dxa" w:w="80"/>
+            </w:tcMar>
+            <w:vAlign w:val="top"/>
+          </w:tcPr>
+          <w:p>
+            <w:pPr>
+              <w:spacing w:after="0" w:before="0" w:line="240" w:lineRule="auto"/>
+              <w:jc w:val="center"/>
+            </w:pPr>
+            <w:r>
+              <w:rPr>
+                <w:rFonts w:ascii="Times New Roman" w:cs="Times New Roman" w:eastAsia="Times New Roman" w:hAnsi="Times New Roman"/>
+                <w:sz w:val="20"/>
+                <w:szCs w:val="20"/>
+              </w:rPr>
+              <w:t xml:space="preserve">2</w:t>
+            </w:r>
+          </w:p>
+        </w:tc>
+        <w:tc>
+          <w:tcPr>
+            <w:tcW w:type="dxa" w:w="4555"/>
+            <w:tcBorders>
+              <w:top w:val="single" w:color="000000" w:sz="4"/>
+              <w:left w:val="single" w:color="000000" w:sz="4"/>
+              <w:bottom w:val="single" w:color="000000" w:sz="4"/>
+              <w:right w:val="single" w:color="000000" w:sz="4"/>
+            </w:tcBorders>
+            <w:tcMar>
+              <w:top w:type="dxa" w:w="40"/>
+              <w:left w:type="dxa" w:w="80"/>
+              <w:bottom w:type="dxa" w:w="40"/>
+              <w:right w:type="dxa" w:w="80"/>
+            </w:tcMar>
+            <w:vAlign w:val="top"/>
+          </w:tcPr>
+          <w:p>
+            <w:pPr>
+              <w:spacing w:after="0" w:before="0" w:line="240" w:lineRule="auto"/>
+              <w:jc w:val="left"/>
+            </w:pPr>
+            <w:r>
+              <w:rPr>
+                <w:rFonts w:ascii="Times New Roman" w:cs="Times New Roman" w:eastAsia="Times New Roman" w:hAnsi="Times New Roman"/>
+                <w:sz w:val="20"/>
+                <w:szCs w:val="20"/>
+              </w:rPr>
+              <w:t xml:space="preserve">Внутренняя (разделительная) подпорная стенка</w:t>
+            </w:r>
+          </w:p>
+        </w:tc>
+        <w:tc>
+          <w:tcPr>
+            <w:tcW w:type="dxa" w:w="2300"/>
+            <w:tcBorders>
+              <w:top w:val="single" w:color="000000" w:sz="4"/>
+              <w:left w:val="single" w:color="000000" w:sz="4"/>
+              <w:bottom w:val="single" w:color="000000" w:sz="4"/>
+              <w:right w:val="single" w:color="000000" w:sz="4"/>
+            </w:tcBorders>
+            <w:tcMar>
+              <w:top w:type="dxa" w:w="40"/>
+              <w:left w:type="dxa" w:w="80"/>
+              <w:bottom w:type="dxa" w:w="40"/>
+              <w:right w:type="dxa" w:w="80"/>
+            </w:tcMar>
+            <w:vAlign w:val="top"/>
+          </w:tcPr>
+          <w:p>
+            <w:pPr>
+              <w:spacing w:after="0" w:before="0" w:line="240" w:lineRule="auto"/>
+              <w:jc w:val="left"/>
+            </w:pPr>
+            <w:r>
+              <w:rPr>
+                <w:rFonts w:ascii="Times New Roman" w:cs="Times New Roman" w:eastAsia="Times New Roman" w:hAnsi="Times New Roman"/>
+                <w:sz w:val="20"/>
+                <w:szCs w:val="20"/>
+              </w:rPr>
+              <w:t xml:space="preserve">ПК 0+10 … ПК 2+04 (за низовым окончанием приурезной стенки продолжается на 8 м)</w:t>
+            </w:r>
+          </w:p>
+        </w:tc>
+        <w:tc>
+          <w:tcPr>
+            <w:tcW w:type="dxa" w:w="1900"/>
+            <w:tcBorders>
+              <w:top w:val="single" w:color="000000" w:sz="4"/>
+              <w:left w:val="single" w:color="000000" w:sz="4"/>
+              <w:bottom w:val="single" w:color="000000" w:sz="4"/>
+              <w:right w:val="single" w:color="000000" w:sz="4"/>
+            </w:tcBorders>
+            <w:tcMar>
+              <w:top w:type="dxa" w:w="40"/>
+              <w:left w:type="dxa" w:w="80"/>
+              <w:bottom w:type="dxa" w:w="40"/>
+              <w:right w:type="dxa" w:w="80"/>
+            </w:tcMar>
+            <w:vAlign w:val="top"/>
+          </w:tcPr>
+          <w:p>
+            <w:pPr>
+              <w:spacing w:after="0" w:before="0" w:line="240" w:lineRule="auto"/>
+              <w:jc w:val="left"/>
+            </w:pPr>
+            <w:r>
+              <w:rPr>
+                <w:rFonts w:ascii="Times New Roman" w:cs="Times New Roman" w:eastAsia="Times New Roman" w:hAnsi="Times New Roman"/>
+                <w:sz w:val="20"/>
+                <w:szCs w:val="20"/>
+              </w:rPr>
+              <w:t xml:space="preserve">расстояние от оси приурезной стенки 6,4</w:t>
+            </w:r>
+          </w:p>
+        </w:tc>
+      </w:tr>
+      <w:tr>
+        <w:trPr>
+          <w:cantSplit/>
+        </w:trPr>
+        <w:tc>
+          <w:tcPr>
+            <w:tcW w:type="dxa" w:w="600"/>
+            <w:tcBorders>
+              <w:top w:val="single" w:color="000000" w:sz="4"/>
+              <w:left w:val="single" w:color="000000" w:sz="4"/>
+              <w:bottom w:val="single" w:color="000000" w:sz="4"/>
+              <w:right w:val="single" w:color="000000" w:sz="4"/>
+            </w:tcBorders>
+            <w:tcMar>
+              <w:top w:type="dxa" w:w="40"/>
+              <w:left w:type="dxa" w:w="80"/>
+              <w:bottom w:type="dxa" w:w="40"/>
+              <w:right w:type="dxa" w:w="80"/>
+            </w:tcMar>
+            <w:vAlign w:val="top"/>
+          </w:tcPr>
+          <w:p>
+            <w:pPr>
+              <w:spacing w:after="0" w:before="0" w:line="240" w:lineRule="auto"/>
+              <w:jc w:val="center"/>
+            </w:pPr>
+            <w:r>
+              <w:rPr>
+                <w:rFonts w:ascii="Times New Roman" w:cs="Times New Roman" w:eastAsia="Times New Roman" w:hAnsi="Times New Roman"/>
+                <w:sz w:val="20"/>
+                <w:szCs w:val="20"/>
+              </w:rPr>
+              <w:t xml:space="preserve">3</w:t>
+            </w:r>
+          </w:p>
+        </w:tc>
+        <w:tc>
+          <w:tcPr>
+            <w:tcW w:type="dxa" w:w="4555"/>
+            <w:tcBorders>
+              <w:top w:val="single" w:color="000000" w:sz="4"/>
+              <w:left w:val="single" w:color="000000" w:sz="4"/>
+              <w:bottom w:val="single" w:color="000000" w:sz="4"/>
+              <w:right w:val="single" w:color="000000" w:sz="4"/>
+            </w:tcBorders>
+            <w:tcMar>
+              <w:top w:type="dxa" w:w="40"/>
+              <w:left w:type="dxa" w:w="80"/>
+              <w:bottom w:type="dxa" w:w="40"/>
+              <w:right w:type="dxa" w:w="80"/>
+            </w:tcMar>
+            <w:vAlign w:val="top"/>
+          </w:tcPr>
+          <w:p>
+            <w:pPr>
+              <w:spacing w:after="0" w:before="0" w:line="240" w:lineRule="auto"/>
+              <w:jc w:val="left"/>
+            </w:pPr>
+            <w:r>
+              <w:rPr>
+                <w:rFonts w:ascii="Times New Roman" w:cs="Times New Roman" w:eastAsia="Times New Roman" w:hAnsi="Times New Roman"/>
+                <w:sz w:val="20"/>
+                <w:szCs w:val="20"/>
+              </w:rPr>
+              <w:t xml:space="preserve">Полукруглое уширение № 1</w:t>
+            </w:r>
+          </w:p>
+        </w:tc>
+        <w:tc>
+          <w:tcPr>
+            <w:tcW w:type="dxa" w:w="2300"/>
+            <w:tcBorders>
+              <w:top w:val="single" w:color="000000" w:sz="4"/>
+              <w:left w:val="single" w:color="000000" w:sz="4"/>
+              <w:bottom w:val="single" w:color="000000" w:sz="4"/>
+              <w:right w:val="single" w:color="000000" w:sz="4"/>
+            </w:tcBorders>
+            <w:tcMar>
+              <w:top w:type="dxa" w:w="40"/>
+              <w:left w:type="dxa" w:w="80"/>
+              <w:bottom w:type="dxa" w:w="40"/>
+              <w:right w:type="dxa" w:w="80"/>
+            </w:tcMar>
+            <w:vAlign w:val="top"/>
+          </w:tcPr>
+          <w:p>
+            <w:pPr>
+              <w:spacing w:after="0" w:before="0" w:line="240" w:lineRule="auto"/>
+              <w:jc w:val="left"/>
+            </w:pPr>
+            <w:r>
+              <w:rPr>
+                <w:rFonts w:ascii="Times New Roman" w:cs="Times New Roman" w:eastAsia="Times New Roman" w:hAnsi="Times New Roman"/>
+                <w:sz w:val="20"/>
+                <w:szCs w:val="20"/>
+              </w:rPr>
+              <w:t xml:space="preserve">ПК 0+26 … ПК 0+35 (ось – ПК 0+30)</w:t>
+            </w:r>
+          </w:p>
+        </w:tc>
+        <w:tc>
+          <w:tcPr>
+            <w:tcW w:type="dxa" w:w="1900"/>
+            <w:tcBorders>
+              <w:top w:val="single" w:color="000000" w:sz="4"/>
+              <w:left w:val="single" w:color="000000" w:sz="4"/>
+              <w:bottom w:val="single" w:color="000000" w:sz="4"/>
+              <w:right w:val="single" w:color="000000" w:sz="4"/>
+            </w:tcBorders>
+            <w:tcMar>
+              <w:top w:type="dxa" w:w="40"/>
+              <w:left w:type="dxa" w:w="80"/>
+              <w:bottom w:type="dxa" w:w="40"/>
+              <w:right w:type="dxa" w:w="80"/>
+            </w:tcMar>
+            <w:vAlign w:val="top"/>
+          </w:tcPr>
+          <w:p>
+            <w:pPr>
+              <w:spacing w:after="0" w:before="0" w:line="240" w:lineRule="auto"/>
+              <w:jc w:val="left"/>
+            </w:pPr>
+            <w:r>
+              <w:rPr>
+                <w:rFonts w:ascii="Times New Roman" w:cs="Times New Roman" w:eastAsia="Times New Roman" w:hAnsi="Times New Roman"/>
+                <w:sz w:val="20"/>
+                <w:szCs w:val="20"/>
+              </w:rPr>
+              <w:t xml:space="preserve">хорда 8,2; стрела 3,0</w:t>
+            </w:r>
+          </w:p>
+        </w:tc>
+      </w:tr>
+      <w:tr>
+        <w:trPr>
+          <w:cantSplit/>
+        </w:trPr>
+        <w:tc>
+          <w:tcPr>
+            <w:tcW w:type="dxa" w:w="600"/>
+            <w:tcBorders>
+              <w:top w:val="single" w:color="000000" w:sz="4"/>
+              <w:left w:val="single" w:color="000000" w:sz="4"/>
+              <w:bottom w:val="single" w:color="000000" w:sz="4"/>
+              <w:right w:val="single" w:color="000000" w:sz="4"/>
+            </w:tcBorders>
+            <w:tcMar>
+              <w:top w:type="dxa" w:w="40"/>
+              <w:left w:type="dxa" w:w="80"/>
+              <w:bottom w:type="dxa" w:w="40"/>
+              <w:right w:type="dxa" w:w="80"/>
+            </w:tcMar>
+            <w:vAlign w:val="top"/>
+          </w:tcPr>
+          <w:p>
+            <w:pPr>
+              <w:spacing w:after="0" w:before="0" w:line="240" w:lineRule="auto"/>
+              <w:jc w:val="center"/>
+            </w:pPr>
+            <w:r>
+              <w:rPr>
+                <w:rFonts w:ascii="Times New Roman" w:cs="Times New Roman" w:eastAsia="Times New Roman" w:hAnsi="Times New Roman"/>
+                <w:sz w:val="20"/>
+                <w:szCs w:val="20"/>
+              </w:rPr>
+              <w:t xml:space="preserve">4</w:t>
+            </w:r>
+          </w:p>
+        </w:tc>
+        <w:tc>
+          <w:tcPr>
+            <w:tcW w:type="dxa" w:w="4555"/>
+            <w:tcBorders>
+              <w:top w:val="single" w:color="000000" w:sz="4"/>
+              <w:left w:val="single" w:color="000000" w:sz="4"/>
+              <w:bottom w:val="single" w:color="000000" w:sz="4"/>
+              <w:right w:val="single" w:color="000000" w:sz="4"/>
+            </w:tcBorders>
+            <w:tcMar>
+              <w:top w:type="dxa" w:w="40"/>
+              <w:left w:type="dxa" w:w="80"/>
+              <w:bottom w:type="dxa" w:w="40"/>
+              <w:right w:type="dxa" w:w="80"/>
+            </w:tcMar>
+            <w:vAlign w:val="top"/>
+          </w:tcPr>
+          <w:p>
+            <w:pPr>
+              <w:spacing w:after="0" w:before="0" w:line="240" w:lineRule="auto"/>
+              <w:jc w:val="left"/>
+            </w:pPr>
+            <w:r>
+              <w:rPr>
+                <w:rFonts w:ascii="Times New Roman" w:cs="Times New Roman" w:eastAsia="Times New Roman" w:hAnsi="Times New Roman"/>
+                <w:sz w:val="20"/>
+                <w:szCs w:val="20"/>
+              </w:rPr>
+              <w:t xml:space="preserve">Полукруглое уширение № 2</w:t>
+            </w:r>
+          </w:p>
+        </w:tc>
+        <w:tc>
+          <w:tcPr>
+            <w:tcW w:type="dxa" w:w="2300"/>
+            <w:tcBorders>
+              <w:top w:val="single" w:color="000000" w:sz="4"/>
+              <w:left w:val="single" w:color="000000" w:sz="4"/>
+              <w:bottom w:val="single" w:color="000000" w:sz="4"/>
+              <w:right w:val="single" w:color="000000" w:sz="4"/>
+            </w:tcBorders>
+            <w:tcMar>
+              <w:top w:type="dxa" w:w="40"/>
+              <w:left w:type="dxa" w:w="80"/>
+              <w:bottom w:type="dxa" w:w="40"/>
+              <w:right w:type="dxa" w:w="80"/>
+            </w:tcMar>
+            <w:vAlign w:val="top"/>
+          </w:tcPr>
+          <w:p>
+            <w:pPr>
+              <w:spacing w:after="0" w:before="0" w:line="240" w:lineRule="auto"/>
+              <w:jc w:val="left"/>
+            </w:pPr>
+            <w:r>
+              <w:rPr>
+                <w:rFonts w:ascii="Times New Roman" w:cs="Times New Roman" w:eastAsia="Times New Roman" w:hAnsi="Times New Roman"/>
+                <w:sz w:val="20"/>
+                <w:szCs w:val="20"/>
+              </w:rPr>
+              <w:t xml:space="preserve">ПК 0+57 … ПК 0+66 (ось – ПК 0+61)</w:t>
+            </w:r>
+          </w:p>
+        </w:tc>
+        <w:tc>
+          <w:tcPr>
+            <w:tcW w:type="dxa" w:w="1900"/>
+            <w:tcBorders>
+              <w:top w:val="single" w:color="000000" w:sz="4"/>
+              <w:left w:val="single" w:color="000000" w:sz="4"/>
+              <w:bottom w:val="single" w:color="000000" w:sz="4"/>
+              <w:right w:val="single" w:color="000000" w:sz="4"/>
+            </w:tcBorders>
+            <w:tcMar>
+              <w:top w:type="dxa" w:w="40"/>
+              <w:left w:type="dxa" w:w="80"/>
+              <w:bottom w:type="dxa" w:w="40"/>
+              <w:right w:type="dxa" w:w="80"/>
+            </w:tcMar>
+            <w:vAlign w:val="top"/>
+          </w:tcPr>
+          <w:p>
+            <w:pPr>
+              <w:spacing w:after="0" w:before="0" w:line="240" w:lineRule="auto"/>
+              <w:jc w:val="left"/>
+            </w:pPr>
+            <w:r>
+              <w:rPr>
+                <w:rFonts w:ascii="Times New Roman" w:cs="Times New Roman" w:eastAsia="Times New Roman" w:hAnsi="Times New Roman"/>
+                <w:sz w:val="20"/>
+                <w:szCs w:val="20"/>
+              </w:rPr>
+              <w:t xml:space="preserve">хорда 8,8; стрела 3,2</w:t>
+            </w:r>
+          </w:p>
+        </w:tc>
+      </w:tr>
+      <w:tr>
+        <w:trPr>
+          <w:cantSplit/>
+        </w:trPr>
+        <w:tc>
+          <w:tcPr>
+            <w:tcW w:type="dxa" w:w="600"/>
+            <w:tcBorders>
+              <w:top w:val="single" w:color="000000" w:sz="4"/>
+              <w:left w:val="single" w:color="000000" w:sz="4"/>
+              <w:bottom w:val="single" w:color="000000" w:sz="4"/>
+              <w:right w:val="single" w:color="000000" w:sz="4"/>
+            </w:tcBorders>
+            <w:tcMar>
+              <w:top w:type="dxa" w:w="40"/>
+              <w:left w:type="dxa" w:w="80"/>
+              <w:bottom w:type="dxa" w:w="40"/>
+              <w:right w:type="dxa" w:w="80"/>
+            </w:tcMar>
+            <w:vAlign w:val="top"/>
+          </w:tcPr>
+          <w:p>
+            <w:pPr>
+              <w:spacing w:after="0" w:before="0" w:line="240" w:lineRule="auto"/>
+              <w:jc w:val="center"/>
+            </w:pPr>
+            <w:r>
+              <w:rPr>
+                <w:rFonts w:ascii="Times New Roman" w:cs="Times New Roman" w:eastAsia="Times New Roman" w:hAnsi="Times New Roman"/>
+                <w:sz w:val="20"/>
+                <w:szCs w:val="20"/>
+              </w:rPr>
+              <w:t xml:space="preserve">5</w:t>
+            </w:r>
+          </w:p>
+        </w:tc>
+        <w:tc>
+          <w:tcPr>
+            <w:tcW w:type="dxa" w:w="4555"/>
+            <w:tcBorders>
+              <w:top w:val="single" w:color="000000" w:sz="4"/>
+              <w:left w:val="single" w:color="000000" w:sz="4"/>
+              <w:bottom w:val="single" w:color="000000" w:sz="4"/>
+              <w:right w:val="single" w:color="000000" w:sz="4"/>
+            </w:tcBorders>
+            <w:tcMar>
+              <w:top w:type="dxa" w:w="40"/>
+              <w:left w:type="dxa" w:w="80"/>
+              <w:bottom w:type="dxa" w:w="40"/>
+              <w:right w:type="dxa" w:w="80"/>
+            </w:tcMar>
+            <w:vAlign w:val="top"/>
+          </w:tcPr>
+          <w:p>
+            <w:pPr>
+              <w:spacing w:after="0" w:before="0" w:line="240" w:lineRule="auto"/>
+              <w:jc w:val="left"/>
+            </w:pPr>
+            <w:r>
+              <w:rPr>
+                <w:rFonts w:ascii="Times New Roman" w:cs="Times New Roman" w:eastAsia="Times New Roman" w:hAnsi="Times New Roman"/>
+                <w:sz w:val="20"/>
+                <w:szCs w:val="20"/>
+              </w:rPr>
+              <w:t xml:space="preserve">Полукруглое уширение № 3</w:t>
+            </w:r>
+          </w:p>
+        </w:tc>
+        <w:tc>
+          <w:tcPr>
+            <w:tcW w:type="dxa" w:w="2300"/>
+            <w:tcBorders>
+              <w:top w:val="single" w:color="000000" w:sz="4"/>
+              <w:left w:val="single" w:color="000000" w:sz="4"/>
+              <w:bottom w:val="single" w:color="000000" w:sz="4"/>
+              <w:right w:val="single" w:color="000000" w:sz="4"/>
+            </w:tcBorders>
+            <w:tcMar>
+              <w:top w:type="dxa" w:w="40"/>
+              <w:left w:type="dxa" w:w="80"/>
+              <w:bottom w:type="dxa" w:w="40"/>
+              <w:right w:type="dxa" w:w="80"/>
+            </w:tcMar>
+            <w:vAlign w:val="top"/>
+          </w:tcPr>
+          <w:p>
+            <w:pPr>
+              <w:spacing w:after="0" w:before="0" w:line="240" w:lineRule="auto"/>
+              <w:jc w:val="left"/>
+            </w:pPr>
+            <w:r>
+              <w:rPr>
+                <w:rFonts w:ascii="Times New Roman" w:cs="Times New Roman" w:eastAsia="Times New Roman" w:hAnsi="Times New Roman"/>
+                <w:sz w:val="20"/>
+                <w:szCs w:val="20"/>
+              </w:rPr>
+              <w:t xml:space="preserve">ПК 0+87 … ПК 0+96 (ось – ПК 0+92)</w:t>
+            </w:r>
+          </w:p>
+        </w:tc>
+        <w:tc>
+          <w:tcPr>
+            <w:tcW w:type="dxa" w:w="1900"/>
+            <w:tcBorders>
+              <w:top w:val="single" w:color="000000" w:sz="4"/>
+              <w:left w:val="single" w:color="000000" w:sz="4"/>
+              <w:bottom w:val="single" w:color="000000" w:sz="4"/>
+              <w:right w:val="single" w:color="000000" w:sz="4"/>
+            </w:tcBorders>
+            <w:tcMar>
+              <w:top w:type="dxa" w:w="40"/>
+              <w:left w:type="dxa" w:w="80"/>
+              <w:bottom w:type="dxa" w:w="40"/>
+              <w:right w:type="dxa" w:w="80"/>
+            </w:tcMar>
+            <w:vAlign w:val="top"/>
+          </w:tcPr>
+          <w:p>
+            <w:pPr>
+              <w:spacing w:after="0" w:before="0" w:line="240" w:lineRule="auto"/>
+              <w:jc w:val="left"/>
+            </w:pPr>
+            <w:r>
+              <w:rPr>
+                <w:rFonts w:ascii="Times New Roman" w:cs="Times New Roman" w:eastAsia="Times New Roman" w:hAnsi="Times New Roman"/>
+                <w:sz w:val="20"/>
+                <w:szCs w:val="20"/>
+              </w:rPr>
+              <w:t xml:space="preserve">хорда 8,9; стрела 3,2</w:t>
+            </w:r>
+          </w:p>
+        </w:tc>
+      </w:tr>
+      <w:tr>
+        <w:trPr>
+          <w:cantSplit/>
+        </w:trPr>
+        <w:tc>
+          <w:tcPr>
+            <w:tcW w:type="dxa" w:w="600"/>
+            <w:tcBorders>
+              <w:top w:val="single" w:color="000000" w:sz="4"/>
+              <w:left w:val="single" w:color="000000" w:sz="4"/>
+              <w:bottom w:val="single" w:color="000000" w:sz="4"/>
+              <w:right w:val="single" w:color="000000" w:sz="4"/>
+            </w:tcBorders>
+            <w:tcMar>
+              <w:top w:type="dxa" w:w="40"/>
+              <w:left w:type="dxa" w:w="80"/>
+              <w:bottom w:type="dxa" w:w="40"/>
+              <w:right w:type="dxa" w:w="80"/>
+            </w:tcMar>
+            <w:vAlign w:val="top"/>
+          </w:tcPr>
+          <w:p>
+            <w:pPr>
+              <w:spacing w:after="0" w:before="0" w:line="240" w:lineRule="auto"/>
+              <w:jc w:val="center"/>
+            </w:pPr>
+            <w:r>
+              <w:rPr>
+                <w:rFonts w:ascii="Times New Roman" w:cs="Times New Roman" w:eastAsia="Times New Roman" w:hAnsi="Times New Roman"/>
+                <w:sz w:val="20"/>
+                <w:szCs w:val="20"/>
+              </w:rPr>
+              <w:t xml:space="preserve">6</w:t>
+            </w:r>
+          </w:p>
+        </w:tc>
+        <w:tc>
+          <w:tcPr>
+            <w:tcW w:type="dxa" w:w="4555"/>
+            <w:tcBorders>
+              <w:top w:val="single" w:color="000000" w:sz="4"/>
+              <w:left w:val="single" w:color="000000" w:sz="4"/>
+              <w:bottom w:val="single" w:color="000000" w:sz="4"/>
+              <w:right w:val="single" w:color="000000" w:sz="4"/>
+            </w:tcBorders>
+            <w:tcMar>
+              <w:top w:type="dxa" w:w="40"/>
+              <w:left w:type="dxa" w:w="80"/>
+              <w:bottom w:type="dxa" w:w="40"/>
+              <w:right w:type="dxa" w:w="80"/>
+            </w:tcMar>
+            <w:vAlign w:val="top"/>
+          </w:tcPr>
+          <w:p>
+            <w:pPr>
+              <w:spacing w:after="0" w:before="0" w:line="240" w:lineRule="auto"/>
+              <w:jc w:val="left"/>
+            </w:pPr>
+            <w:r>
+              <w:rPr>
+                <w:rFonts w:ascii="Times New Roman" w:cs="Times New Roman" w:eastAsia="Times New Roman" w:hAnsi="Times New Roman"/>
+                <w:sz w:val="20"/>
+                <w:szCs w:val="20"/>
+              </w:rPr>
+              <w:t xml:space="preserve">Лестничный сход (марши)</w:t>
+            </w:r>
+          </w:p>
+        </w:tc>
+        <w:tc>
+          <w:tcPr>
+            <w:tcW w:type="dxa" w:w="2300"/>
+            <w:tcBorders>
+              <w:top w:val="single" w:color="000000" w:sz="4"/>
+              <w:left w:val="single" w:color="000000" w:sz="4"/>
+              <w:bottom w:val="single" w:color="000000" w:sz="4"/>
+              <w:right w:val="single" w:color="000000" w:sz="4"/>
+            </w:tcBorders>
+            <w:tcMar>
+              <w:top w:type="dxa" w:w="40"/>
+              <w:left w:type="dxa" w:w="80"/>
+              <w:bottom w:type="dxa" w:w="40"/>
+              <w:right w:type="dxa" w:w="80"/>
+            </w:tcMar>
+            <w:vAlign w:val="top"/>
+          </w:tcPr>
+          <w:p>
+            <w:pPr>
+              <w:spacing w:after="0" w:before="0" w:line="240" w:lineRule="auto"/>
+              <w:jc w:val="left"/>
+            </w:pPr>
+            <w:r>
+              <w:rPr>
+                <w:rFonts w:ascii="Times New Roman" w:cs="Times New Roman" w:eastAsia="Times New Roman" w:hAnsi="Times New Roman"/>
+                <w:sz w:val="20"/>
+                <w:szCs w:val="20"/>
+              </w:rPr>
+              <w:t xml:space="preserve">ПК 1+21 … ПК 1+44</w:t>
+            </w:r>
+          </w:p>
+        </w:tc>
+        <w:tc>
+          <w:tcPr>
+            <w:tcW w:type="dxa" w:w="1900"/>
+            <w:tcBorders>
+              <w:top w:val="single" w:color="000000" w:sz="4"/>
+              <w:left w:val="single" w:color="000000" w:sz="4"/>
+              <w:bottom w:val="single" w:color="000000" w:sz="4"/>
+              <w:right w:val="single" w:color="000000" w:sz="4"/>
+            </w:tcBorders>
+            <w:tcMar>
+              <w:top w:type="dxa" w:w="40"/>
+              <w:left w:type="dxa" w:w="80"/>
+              <w:bottom w:type="dxa" w:w="40"/>
+              <w:right w:type="dxa" w:w="80"/>
+            </w:tcMar>
+            <w:vAlign w:val="top"/>
+          </w:tcPr>
+          <w:p>
+            <w:pPr>
+              <w:spacing w:after="0" w:before="0" w:line="240" w:lineRule="auto"/>
+              <w:jc w:val="left"/>
+            </w:pPr>
+            <w:r>
+              <w:rPr>
+                <w:rFonts w:ascii="Times New Roman" w:cs="Times New Roman" w:eastAsia="Times New Roman" w:hAnsi="Times New Roman"/>
+                <w:sz w:val="20"/>
+                <w:szCs w:val="20"/>
+              </w:rPr>
+              <w:t xml:space="preserve">ширина 23; заложение 7</w:t>
+            </w:r>
+          </w:p>
+        </w:tc>
+      </w:tr>
+      <w:tr>
+        <w:trPr>
+          <w:cantSplit/>
+        </w:trPr>
+        <w:tc>
+          <w:tcPr>
+            <w:tcW w:type="dxa" w:w="600"/>
+            <w:tcBorders>
+              <w:top w:val="single" w:color="000000" w:sz="4"/>
+              <w:left w:val="single" w:color="000000" w:sz="4"/>
+              <w:bottom w:val="single" w:color="000000" w:sz="4"/>
+              <w:right w:val="single" w:color="000000" w:sz="4"/>
+            </w:tcBorders>
+            <w:tcMar>
+              <w:top w:type="dxa" w:w="40"/>
+              <w:left w:type="dxa" w:w="80"/>
+              <w:bottom w:type="dxa" w:w="40"/>
+              <w:right w:type="dxa" w:w="80"/>
+            </w:tcMar>
+            <w:vAlign w:val="top"/>
+          </w:tcPr>
+          <w:p>
+            <w:pPr>
+              <w:spacing w:after="0" w:before="0" w:line="240" w:lineRule="auto"/>
+              <w:jc w:val="center"/>
+            </w:pPr>
+            <w:r>
+              <w:rPr>
+                <w:rFonts w:ascii="Times New Roman" w:cs="Times New Roman" w:eastAsia="Times New Roman" w:hAnsi="Times New Roman"/>
+                <w:sz w:val="20"/>
+                <w:szCs w:val="20"/>
+              </w:rPr>
+              <w:t xml:space="preserve">7</w:t>
+            </w:r>
+          </w:p>
+        </w:tc>
+        <w:tc>
+          <w:tcPr>
+            <w:tcW w:type="dxa" w:w="4555"/>
+            <w:tcBorders>
+              <w:top w:val="single" w:color="000000" w:sz="4"/>
+              <w:left w:val="single" w:color="000000" w:sz="4"/>
+              <w:bottom w:val="single" w:color="000000" w:sz="4"/>
+              <w:right w:val="single" w:color="000000" w:sz="4"/>
+            </w:tcBorders>
+            <w:tcMar>
+              <w:top w:type="dxa" w:w="40"/>
+              <w:left w:type="dxa" w:w="80"/>
+              <w:bottom w:type="dxa" w:w="40"/>
+              <w:right w:type="dxa" w:w="80"/>
+            </w:tcMar>
+            <w:vAlign w:val="top"/>
+          </w:tcPr>
+          <w:p>
+            <w:pPr>
+              <w:spacing w:after="0" w:before="0" w:line="240" w:lineRule="auto"/>
+              <w:jc w:val="left"/>
+            </w:pPr>
+            <w:r>
+              <w:rPr>
+                <w:rFonts w:ascii="Times New Roman" w:cs="Times New Roman" w:eastAsia="Times New Roman" w:hAnsi="Times New Roman"/>
+                <w:sz w:val="20"/>
+                <w:szCs w:val="20"/>
+              </w:rPr>
+              <w:t xml:space="preserve">Боковые подпорные стенки лестничного схода</w:t>
+            </w:r>
+          </w:p>
+        </w:tc>
+        <w:tc>
+          <w:tcPr>
+            <w:tcW w:type="dxa" w:w="2300"/>
+            <w:tcBorders>
+              <w:top w:val="single" w:color="000000" w:sz="4"/>
+              <w:left w:val="single" w:color="000000" w:sz="4"/>
+              <w:bottom w:val="single" w:color="000000" w:sz="4"/>
+              <w:right w:val="single" w:color="000000" w:sz="4"/>
+            </w:tcBorders>
+            <w:tcMar>
+              <w:top w:type="dxa" w:w="40"/>
+              <w:left w:type="dxa" w:w="80"/>
+              <w:bottom w:type="dxa" w:w="40"/>
+              <w:right w:type="dxa" w:w="80"/>
+            </w:tcMar>
+            <w:vAlign w:val="top"/>
+          </w:tcPr>
+          <w:p>
+            <w:pPr>
+              <w:spacing w:after="0" w:before="0" w:line="240" w:lineRule="auto"/>
+              <w:jc w:val="left"/>
+            </w:pPr>
+            <w:r>
+              <w:rPr>
+                <w:rFonts w:ascii="Times New Roman" w:cs="Times New Roman" w:eastAsia="Times New Roman" w:hAnsi="Times New Roman"/>
+                <w:sz w:val="20"/>
+                <w:szCs w:val="20"/>
+              </w:rPr>
+              <w:t xml:space="preserve">ПК 1+17 … ПК 1+21; ПК 1+44 … ПК 1+49</w:t>
+            </w:r>
+          </w:p>
+        </w:tc>
+        <w:tc>
+          <w:tcPr>
+            <w:tcW w:type="dxa" w:w="1900"/>
+            <w:tcBorders>
+              <w:top w:val="single" w:color="000000" w:sz="4"/>
+              <w:left w:val="single" w:color="000000" w:sz="4"/>
+              <w:bottom w:val="single" w:color="000000" w:sz="4"/>
+              <w:right w:val="single" w:color="000000" w:sz="4"/>
+            </w:tcBorders>
+            <w:tcMar>
+              <w:top w:type="dxa" w:w="40"/>
+              <w:left w:type="dxa" w:w="80"/>
+              <w:bottom w:type="dxa" w:w="40"/>
+              <w:right w:type="dxa" w:w="80"/>
+            </w:tcMar>
+            <w:vAlign w:val="top"/>
+          </w:tcPr>
+          <w:p>
+            <w:pPr>
+              <w:spacing w:after="0" w:before="0" w:line="240" w:lineRule="auto"/>
+              <w:jc w:val="left"/>
+            </w:pPr>
+            <w:r>
+              <w:rPr>
+                <w:rFonts w:ascii="Times New Roman" w:cs="Times New Roman" w:eastAsia="Times New Roman" w:hAnsi="Times New Roman"/>
+                <w:sz w:val="20"/>
+                <w:szCs w:val="20"/>
+              </w:rPr>
+              <w:t xml:space="preserve">длина 4 каждая</w:t>
+            </w:r>
+          </w:p>
+        </w:tc>
+      </w:tr>
+      <w:tr>
+        <w:trPr>
+          <w:cantSplit/>
+        </w:trPr>
+        <w:tc>
+          <w:tcPr>
+            <w:tcW w:type="dxa" w:w="600"/>
+            <w:tcBorders>
+              <w:top w:val="single" w:color="000000" w:sz="4"/>
+              <w:left w:val="single" w:color="000000" w:sz="4"/>
+              <w:bottom w:val="single" w:color="000000" w:sz="4"/>
+              <w:right w:val="single" w:color="000000" w:sz="4"/>
+            </w:tcBorders>
+            <w:tcMar>
+              <w:top w:type="dxa" w:w="40"/>
+              <w:left w:type="dxa" w:w="80"/>
+              <w:bottom w:type="dxa" w:w="40"/>
+              <w:right w:type="dxa" w:w="80"/>
+            </w:tcMar>
+            <w:vAlign w:val="top"/>
+          </w:tcPr>
+          <w:p>
+            <w:pPr>
+              <w:spacing w:after="0" w:before="0" w:line="240" w:lineRule="auto"/>
+              <w:jc w:val="center"/>
+            </w:pPr>
+            <w:r>
+              <w:rPr>
+                <w:rFonts w:ascii="Times New Roman" w:cs="Times New Roman" w:eastAsia="Times New Roman" w:hAnsi="Times New Roman"/>
+                <w:sz w:val="20"/>
+                <w:szCs w:val="20"/>
+              </w:rPr>
+              <w:t xml:space="preserve">8</w:t>
+            </w:r>
+          </w:p>
+        </w:tc>
+        <w:tc>
+          <w:tcPr>
+            <w:tcW w:type="dxa" w:w="4555"/>
+            <w:tcBorders>
+              <w:top w:val="single" w:color="000000" w:sz="4"/>
+              <w:left w:val="single" w:color="000000" w:sz="4"/>
+              <w:bottom w:val="single" w:color="000000" w:sz="4"/>
+              <w:right w:val="single" w:color="000000" w:sz="4"/>
+            </w:tcBorders>
+            <w:tcMar>
+              <w:top w:type="dxa" w:w="40"/>
+              <w:left w:type="dxa" w:w="80"/>
+              <w:bottom w:type="dxa" w:w="40"/>
+              <w:right w:type="dxa" w:w="80"/>
+            </w:tcMar>
+            <w:vAlign w:val="top"/>
+          </w:tcPr>
+          <w:p>
+            <w:pPr>
+              <w:spacing w:after="0" w:before="0" w:line="240" w:lineRule="auto"/>
+              <w:jc w:val="left"/>
+            </w:pPr>
+            <w:r>
+              <w:rPr>
+                <w:rFonts w:ascii="Times New Roman" w:cs="Times New Roman" w:eastAsia="Times New Roman" w:hAnsi="Times New Roman"/>
+                <w:sz w:val="20"/>
+                <w:szCs w:val="20"/>
+              </w:rPr>
+              <w:t xml:space="preserve">Пандус (съезд)</w:t>
+            </w:r>
+          </w:p>
+        </w:tc>
+        <w:tc>
+          <w:tcPr>
+            <w:tcW w:type="dxa" w:w="2300"/>
+            <w:tcBorders>
+              <w:top w:val="single" w:color="000000" w:sz="4"/>
+              <w:left w:val="single" w:color="000000" w:sz="4"/>
+              <w:bottom w:val="single" w:color="000000" w:sz="4"/>
+              <w:right w:val="single" w:color="000000" w:sz="4"/>
+            </w:tcBorders>
+            <w:tcMar>
+              <w:top w:type="dxa" w:w="40"/>
+              <w:left w:type="dxa" w:w="80"/>
+              <w:bottom w:type="dxa" w:w="40"/>
+              <w:right w:type="dxa" w:w="80"/>
+            </w:tcMar>
+            <w:vAlign w:val="top"/>
+          </w:tcPr>
+          <w:p>
+            <w:pPr>
+              <w:spacing w:after="0" w:before="0" w:line="240" w:lineRule="auto"/>
+              <w:jc w:val="left"/>
+            </w:pPr>
+            <w:r>
+              <w:rPr>
+                <w:rFonts w:ascii="Times New Roman" w:cs="Times New Roman" w:eastAsia="Times New Roman" w:hAnsi="Times New Roman"/>
+                <w:sz w:val="20"/>
+                <w:szCs w:val="20"/>
+              </w:rPr>
+              <w:t xml:space="preserve">ПК 0+06 … ПК 0+13 (у верхового окончания внутренней стенки)</w:t>
+            </w:r>
+          </w:p>
+        </w:tc>
+        <w:tc>
+          <w:tcPr>
+            <w:tcW w:type="dxa" w:w="1900"/>
+            <w:tcBorders>
+              <w:top w:val="single" w:color="000000" w:sz="4"/>
+              <w:left w:val="single" w:color="000000" w:sz="4"/>
+              <w:bottom w:val="single" w:color="000000" w:sz="4"/>
+              <w:right w:val="single" w:color="000000" w:sz="4"/>
+            </w:tcBorders>
+            <w:tcMar>
+              <w:top w:type="dxa" w:w="40"/>
+              <w:left w:type="dxa" w:w="80"/>
+              <w:bottom w:type="dxa" w:w="40"/>
+              <w:right w:type="dxa" w:w="80"/>
+            </w:tcMar>
+            <w:vAlign w:val="top"/>
+          </w:tcPr>
+          <w:p>
+            <w:pPr>
+              <w:spacing w:after="0" w:before="0" w:line="240" w:lineRule="auto"/>
+              <w:jc w:val="left"/>
+            </w:pPr>
+            <w:r>
+              <w:rPr>
+                <w:rFonts w:ascii="Times New Roman" w:cs="Times New Roman" w:eastAsia="Times New Roman" w:hAnsi="Times New Roman"/>
+                <w:sz w:val="20"/>
+                <w:szCs w:val="20"/>
+              </w:rPr>
+              <w:t xml:space="preserve">ширина около 7</w:t>
+            </w:r>
+          </w:p>
+        </w:tc>
+      </w:tr>
+      <w:tr>
+        <w:trPr>
+          <w:cantSplit/>
+        </w:trPr>
+        <w:tc>
+          <w:tcPr>
+            <w:tcW w:type="dxa" w:w="600"/>
+            <w:tcBorders>
+              <w:top w:val="single" w:color="000000" w:sz="4"/>
+              <w:left w:val="single" w:color="000000" w:sz="4"/>
+              <w:bottom w:val="single" w:color="000000" w:sz="4"/>
+              <w:right w:val="single" w:color="000000" w:sz="4"/>
+            </w:tcBorders>
+            <w:tcMar>
+              <w:top w:type="dxa" w:w="40"/>
+              <w:left w:type="dxa" w:w="80"/>
+              <w:bottom w:type="dxa" w:w="40"/>
+              <w:right w:type="dxa" w:w="80"/>
+            </w:tcMar>
+            <w:vAlign w:val="top"/>
+          </w:tcPr>
+          <w:p>
+            <w:pPr>
+              <w:spacing w:after="0" w:before="0" w:line="240" w:lineRule="auto"/>
+              <w:jc w:val="center"/>
+            </w:pPr>
+            <w:r>
+              <w:rPr>
+                <w:rFonts w:ascii="Times New Roman" w:cs="Times New Roman" w:eastAsia="Times New Roman" w:hAnsi="Times New Roman"/>
+                <w:sz w:val="20"/>
+                <w:szCs w:val="20"/>
+              </w:rPr>
+              <w:t xml:space="preserve">9</w:t>
+            </w:r>
+          </w:p>
+        </w:tc>
+        <w:tc>
+          <w:tcPr>
+            <w:tcW w:type="dxa" w:w="4555"/>
+            <w:tcBorders>
+              <w:top w:val="single" w:color="000000" w:sz="4"/>
+              <w:left w:val="single" w:color="000000" w:sz="4"/>
+              <w:bottom w:val="single" w:color="000000" w:sz="4"/>
+              <w:right w:val="single" w:color="000000" w:sz="4"/>
+            </w:tcBorders>
+            <w:tcMar>
+              <w:top w:type="dxa" w:w="40"/>
+              <w:left w:type="dxa" w:w="80"/>
+              <w:bottom w:type="dxa" w:w="40"/>
+              <w:right w:type="dxa" w:w="80"/>
+            </w:tcMar>
+            <w:vAlign w:val="top"/>
+          </w:tcPr>
+          <w:p>
+            <w:pPr>
+              <w:spacing w:after="0" w:before="0" w:line="240" w:lineRule="auto"/>
+              <w:jc w:val="left"/>
+            </w:pPr>
+            <w:r>
+              <w:rPr>
+                <w:rFonts w:ascii="Times New Roman" w:cs="Times New Roman" w:eastAsia="Times New Roman" w:hAnsi="Times New Roman"/>
+                <w:sz w:val="20"/>
+                <w:szCs w:val="20"/>
+              </w:rPr>
+              <w:t xml:space="preserve">Ливневая канализация нижнего яруса (не является элементом ГТС)</w:t>
+            </w:r>
+          </w:p>
+        </w:tc>
+        <w:tc>
+          <w:tcPr>
+            <w:tcW w:type="dxa" w:w="2300"/>
+            <w:tcBorders>
+              <w:top w:val="single" w:color="000000" w:sz="4"/>
+              <w:left w:val="single" w:color="000000" w:sz="4"/>
+              <w:bottom w:val="single" w:color="000000" w:sz="4"/>
+              <w:right w:val="single" w:color="000000" w:sz="4"/>
+            </w:tcBorders>
+            <w:tcMar>
+              <w:top w:type="dxa" w:w="40"/>
+              <w:left w:type="dxa" w:w="80"/>
+              <w:bottom w:type="dxa" w:w="40"/>
+              <w:right w:type="dxa" w:w="80"/>
+            </w:tcMar>
+            <w:vAlign w:val="top"/>
+          </w:tcPr>
+          <w:p>
+            <w:pPr>
+              <w:spacing w:after="0" w:before="0" w:line="240" w:lineRule="auto"/>
+              <w:jc w:val="left"/>
+            </w:pPr>
+            <w:r>
+              <w:rPr>
+                <w:rFonts w:ascii="Times New Roman" w:cs="Times New Roman" w:eastAsia="Times New Roman" w:hAnsi="Times New Roman"/>
+                <w:sz w:val="20"/>
+                <w:szCs w:val="20"/>
+              </w:rPr>
+              <w:t xml:space="preserve">ПК 0+14 … ПК 1+96 и далее</w:t>
+            </w:r>
+          </w:p>
+        </w:tc>
+        <w:tc>
+          <w:tcPr>
+            <w:tcW w:type="dxa" w:w="1900"/>
+            <w:tcBorders>
+              <w:top w:val="single" w:color="000000" w:sz="4"/>
+              <w:left w:val="single" w:color="000000" w:sz="4"/>
+              <w:bottom w:val="single" w:color="000000" w:sz="4"/>
+              <w:right w:val="single" w:color="000000" w:sz="4"/>
+            </w:tcBorders>
+            <w:tcMar>
+              <w:top w:type="dxa" w:w="40"/>
+              <w:left w:type="dxa" w:w="80"/>
+              <w:bottom w:type="dxa" w:w="40"/>
+              <w:right w:type="dxa" w:w="80"/>
+            </w:tcMar>
+            <w:vAlign w:val="top"/>
+          </w:tcPr>
+          <w:p>
+            <w:pPr>
+              <w:spacing w:after="0" w:before="0" w:line="240" w:lineRule="auto"/>
+              <w:jc w:val="left"/>
+            </w:pPr>
+            <w:r>
+              <w:rPr>
+                <w:rFonts w:ascii="Times New Roman" w:cs="Times New Roman" w:eastAsia="Times New Roman" w:hAnsi="Times New Roman"/>
+                <w:sz w:val="20"/>
+                <w:szCs w:val="20"/>
+              </w:rPr>
+              <w:t xml:space="preserve">ось – 4,3 от оси приурезной стенки</w:t>
+            </w:r>
+          </w:p>
+        </w:tc>
+      </w:tr>
+      <w:tr>
+        <w:trPr>
+          <w:cantSplit/>
+        </w:trPr>
+        <w:tc>
+          <w:tcPr>
+            <w:tcW w:type="dxa" w:w="600"/>
+            <w:tcBorders>
+              <w:top w:val="single" w:color="000000" w:sz="4"/>
+              <w:left w:val="single" w:color="000000" w:sz="4"/>
+              <w:bottom w:val="single" w:color="000000" w:sz="4"/>
+              <w:right w:val="single" w:color="000000" w:sz="4"/>
+            </w:tcBorders>
+            <w:tcMar>
+              <w:top w:type="dxa" w:w="40"/>
+              <w:left w:type="dxa" w:w="80"/>
+              <w:bottom w:type="dxa" w:w="40"/>
+              <w:right w:type="dxa" w:w="80"/>
+            </w:tcMar>
+            <w:vAlign w:val="top"/>
+          </w:tcPr>
+          <w:p>
+            <w:pPr>
+              <w:spacing w:after="0" w:before="0" w:line="240" w:lineRule="auto"/>
+              <w:jc w:val="center"/>
+            </w:pPr>
+            <w:r>
+              <w:rPr>
+                <w:rFonts w:ascii="Times New Roman" w:cs="Times New Roman" w:eastAsia="Times New Roman" w:hAnsi="Times New Roman"/>
+                <w:sz w:val="20"/>
+                <w:szCs w:val="20"/>
+              </w:rPr>
+              <w:t xml:space="preserve">10</w:t>
+            </w:r>
+          </w:p>
+        </w:tc>
+        <w:tc>
+          <w:tcPr>
+            <w:tcW w:type="dxa" w:w="4555"/>
+            <w:tcBorders>
+              <w:top w:val="single" w:color="000000" w:sz="4"/>
+              <w:left w:val="single" w:color="000000" w:sz="4"/>
+              <w:bottom w:val="single" w:color="000000" w:sz="4"/>
+              <w:right w:val="single" w:color="000000" w:sz="4"/>
+            </w:tcBorders>
+            <w:tcMar>
+              <w:top w:type="dxa" w:w="40"/>
+              <w:left w:type="dxa" w:w="80"/>
+              <w:bottom w:type="dxa" w:w="40"/>
+              <w:right w:type="dxa" w:w="80"/>
+            </w:tcMar>
+            <w:vAlign w:val="top"/>
+          </w:tcPr>
+          <w:p>
+            <w:pPr>
+              <w:spacing w:after="0" w:before="0" w:line="240" w:lineRule="auto"/>
+              <w:jc w:val="left"/>
+            </w:pPr>
+            <w:r>
+              <w:rPr>
+                <w:rFonts w:ascii="Times New Roman" w:cs="Times New Roman" w:eastAsia="Times New Roman" w:hAnsi="Times New Roman"/>
+                <w:sz w:val="20"/>
+                <w:szCs w:val="20"/>
+              </w:rPr>
+              <w:t xml:space="preserve">Смотровые колодцы ливневой канализации К-1 … К-4</w:t>
+            </w:r>
+          </w:p>
+        </w:tc>
+        <w:tc>
+          <w:tcPr>
+            <w:tcW w:type="dxa" w:w="2300"/>
+            <w:tcBorders>
+              <w:top w:val="single" w:color="000000" w:sz="4"/>
+              <w:left w:val="single" w:color="000000" w:sz="4"/>
+              <w:bottom w:val="single" w:color="000000" w:sz="4"/>
+              <w:right w:val="single" w:color="000000" w:sz="4"/>
+            </w:tcBorders>
+            <w:tcMar>
+              <w:top w:type="dxa" w:w="40"/>
+              <w:left w:type="dxa" w:w="80"/>
+              <w:bottom w:type="dxa" w:w="40"/>
+              <w:right w:type="dxa" w:w="80"/>
+            </w:tcMar>
+            <w:vAlign w:val="top"/>
+          </w:tcPr>
+          <w:p>
+            <w:pPr>
+              <w:spacing w:after="0" w:before="0" w:line="240" w:lineRule="auto"/>
+              <w:jc w:val="left"/>
+            </w:pPr>
+            <w:r>
+              <w:rPr>
+                <w:rFonts w:ascii="Times New Roman" w:cs="Times New Roman" w:eastAsia="Times New Roman" w:hAnsi="Times New Roman"/>
+                <w:sz w:val="20"/>
+                <w:szCs w:val="20"/>
+              </w:rPr>
+              <w:t xml:space="preserve">ПК 0+14; 0+52; 0+98; 1+58</w:t>
+            </w:r>
+          </w:p>
+        </w:tc>
+        <w:tc>
+          <w:tcPr>
+            <w:tcW w:type="dxa" w:w="1900"/>
+            <w:tcBorders>
+              <w:top w:val="single" w:color="000000" w:sz="4"/>
+              <w:left w:val="single" w:color="000000" w:sz="4"/>
+              <w:bottom w:val="single" w:color="000000" w:sz="4"/>
+              <w:right w:val="single" w:color="000000" w:sz="4"/>
+            </w:tcBorders>
+            <w:tcMar>
+              <w:top w:type="dxa" w:w="40"/>
+              <w:left w:type="dxa" w:w="80"/>
+              <w:bottom w:type="dxa" w:w="40"/>
+              <w:right w:type="dxa" w:w="80"/>
+            </w:tcMar>
+            <w:vAlign w:val="top"/>
+          </w:tcPr>
+          <w:p>
+            <w:pPr>
+              <w:spacing w:after="0" w:before="0" w:line="240" w:lineRule="auto"/>
+              <w:jc w:val="left"/>
+            </w:pPr>
+            <w:r>
+              <w:rPr>
+                <w:rFonts w:ascii="Times New Roman" w:cs="Times New Roman" w:eastAsia="Times New Roman" w:hAnsi="Times New Roman"/>
+                <w:sz w:val="20"/>
+                <w:szCs w:val="20"/>
+              </w:rPr>
+              <w:t xml:space="preserve">–</w:t>
+            </w:r>
+          </w:p>
+        </w:tc>
+      </w:tr>
+    </w:tbl>
+    <w:p>
+      <w:pPr>
+        <w:spacing w:after="60" w:before="120" w:line="252" w:lineRule="auto"/>
+        <w:ind w:firstLine="709"/>
+        <w:jc w:val="both"/>
+      </w:pPr>
+      <w:r>
+        <w:rPr>
+          <w:rFonts w:ascii="Times New Roman" w:cs="Times New Roman" w:eastAsia="Times New Roman" w:hAnsi="Times New Roman"/>
+        </w:rPr>
         <w:t xml:space="preserve">Неустановленные параметры (пункт 10.2 акта преддекларационного обследования): тип, материал, сечение и полная длина вертикальных элементов приурезной и внутренней (разделительной) подпорных стенок; глубина заложения подошвы; ширина сооружения по подошве; наличие и параметры анкерного крепления; класс бетона по прочности, марки по водонепроницаемости и морозостойкости; наличие скрытых противофильтрационных и дренажных элементов; шаг деформационных швов; конструкция, толщина, армирование и условия опирания покрытия нижнего яруса; конструктивное решение, материал и параметры внутренней (разделительной) подпорной стенки, включая её полукруглые уширения. Указанные параметры подлежат установлению по результатам инструментального обследования ГТС (мероприятие 3 пункта 17 акта преддекларационного обследования). С учётом этого критерии безопасности назначены преимущественно по геометрическим и визуально контролируемым параметрам, определение которых не требует сведений о конструктивном решении подземной части сооружения (пункт 16.4 акта преддекларационного обследования).</w:t>
       </w:r>
     </w:p>
@@ -6255,7 +7856,7 @@
         <w:rPr>
           <w:rFonts w:ascii="Times New Roman" w:cs="Times New Roman" w:eastAsia="Times New Roman" w:hAnsi="Times New Roman"/>
         </w:rPr>
-        <w:t xml:space="preserve">– проект (программа) контроля (мониторинга) состояния ГТС не разработан, журналы контроля (мониторинга) не ведутся;</w:t>
+        <w:t xml:space="preserve">– программа контроля (мониторинга) (в акте – проект (программа) контроля (мониторинга) состояния ГТС) не разработана, журналы контроля (мониторинга) не ведутся;</w:t>
       </w:r>
     </w:p>
     <w:p>
@@ -6366,7 +7967,7 @@
         <w:rPr>
           <w:rFonts w:ascii="Times New Roman" w:cs="Times New Roman" w:eastAsia="Times New Roman" w:hAnsi="Times New Roman"/>
         </w:rPr>
-        <w:t xml:space="preserve">Критериальные значения К1 и К2 устанавливаются для диагностических показателей – контролируемых показателей, наиболее значимых для оперативной оценки состояния ГТС. Диагностические показатели выбраны исходя из следующих требований:</w:t>
+        <w:t xml:space="preserve">Критериальные значения К1 и К2 устанавливаются для диагностических показателей состояния ГТС – наиболее значимых для оценки технического состояния и уровня безопасности ГТС количественных и качественных показателей (пункт 111 ФНП). Диагностические показатели выбраны исходя из следующих требований:</w:t>
       </w:r>
     </w:p>
     <w:p>
@@ -6555,7 +8156,7 @@
         <w:rPr>
           <w:rFonts w:ascii="Times New Roman" w:cs="Times New Roman" w:eastAsia="Times New Roman" w:hAnsi="Times New Roman"/>
         </w:rPr>
-        <w:t xml:space="preserve">ж) временные нагрузки на ярусах в пределах призмы обрушения грунта за подпорными стенками, в том числе от техники при выполнении ремонтных и аварийно-восстановительных работ с верхнего яруса (пункт 14.3 акта преддекларационного обследования);</w:t>
+        <w:t xml:space="preserve">ж) временные нагрузки на ярусах в пределах призмы обрушения грунта за подпорными стенками, в том числе от техники при выполнении ремонтных и аварийно-восстановительных работ с верхнего яруса (пункт 14.3 акта преддекларационного обследования); размещение грузов и устройство каких-либо сооружений у подпорных стенок в пределах расчётной призмы обрушения не допускается, если это не предусмотрено проектной документацией (пункт 26 ФНП);</w:t>
       </w:r>
     </w:p>
     <w:p>
@@ -9969,7 +11570,7 @@
         <w:rPr>
           <w:rFonts w:ascii="Times New Roman" w:cs="Times New Roman" w:eastAsia="Times New Roman" w:hAnsi="Times New Roman"/>
         </w:rPr>
-        <w:t xml:space="preserve"> К1 = 0,3 мм – предельно допустимая ширина продолжительного раскрытия трещин в железобетонных конструкциях из условия обеспечения сохранности арматуры (СП 63.13330.2018); К2 = 1,0 мм – раскрытие, более чем вдвое превышающее предельно допустимую ширину непродолжительного раскрытия трещин (0,4 мм по СП 63.13330.2018), свидетельствующее о силовом происхождении трещин (деформациях стенки или основания) и открывающее доступ воды к арматуре. Критерии применяются к бетонным и железобетонным элементам подпорных стенок; при установлении иного материала стенок по результатам инструментального обследования показатель подлежит пересмотру (мероприятие 4 пункта 17 акта преддекларационного обследования).</w:t>
+        <w:t xml:space="preserve"> Несущие конструкции бетонных и железобетонных ГТС не должны иметь трещин, раскрытие которых превышает допустимые значения, установленные проектной документацией, а также оголённой рабочей арматуры (пункт 27 ФНП); ввиду отсутствия проектной документации допустимое значение принято по нормативным требованиям. К1 = 0,3 мм – предельно допустимая ширина продолжительного раскрытия трещин в железобетонных конструкциях из условия обеспечения сохранности арматуры (СП 63.13330.2018); К2 = 1,0 мм – раскрытие, более чем вдвое превышающее предельно допустимую ширину непродолжительного раскрытия трещин (0,4 мм по СП 63.13330.2018), свидетельствующее о силовом происхождении трещин (деформациях стенки или основания) и открывающее доступ воды к арматуре. Критерии применяются к бетонным и железобетонным элементам подпорных стенок; при установлении иного материала стенок по результатам инструментального обследования показатель подлежит пересмотру (мероприятие 4 пункта 17 акта преддекларационного обследования).</w:t>
       </w:r>
     </w:p>
     <w:p>
@@ -9990,7 +11591,7 @@
         <w:rPr>
           <w:rFonts w:ascii="Times New Roman" w:cs="Times New Roman" w:eastAsia="Times New Roman" w:hAnsi="Times New Roman"/>
         </w:rPr>
-        <w:t xml:space="preserve"> К1 = 30 мм – просадка, превышающая характерные неровности мощения пешеходных зон и указывающая на начало уплотнения или выноса грунта под покрытием; К2 = 50 мм – просадка, свидетельствующая об образовании полостей под покрытием вследствие суффозионного выноса грунта засыпки, являющемся предвестником провала. Контроль выполняется в пределах нижнего яруса и в полосе верхнего яруса шириной не менее 6 м от бровки, перекрывающей призму обрушения грунта за подпорными стенками.</w:t>
+        <w:t xml:space="preserve"> К1 = 30 мм – просадка, превышающая характерные неровности мощения пешеходных зон и указывающая на начало уплотнения или выноса грунта под покрытием; К2 = 50 мм – просадка, свидетельствующая об образовании полостей под покрытием вследствие суффозионного выноса грунта засыпки, являющемся предвестником провала. Контроль выполняется в пределах нижнего яруса и в полосе верхнего яруса шириной не менее 6 м от бровки. Ширина полосы перекрывает призму обрушения грунта за внутренней стенкой: при высоте стенки не более 6 м и угле внутреннего трения грунта засыпки не менее 20° ширина призмы обрушения по поверхности не превышает 6 × tg(45° − 20°/2) = 4,2 м. Пустоты, провальные и осадочные воронки в местах сопряжения бетонных и грунтовых сооружений не допускаются (пункт 30 ФНП).</w:t>
       </w:r>
     </w:p>
     <w:p>
@@ -10032,7 +11633,7 @@
         <w:rPr>
           <w:rFonts w:ascii="Times New Roman" w:cs="Times New Roman" w:eastAsia="Times New Roman" w:hAnsi="Times New Roman"/>
         </w:rPr>
-        <w:t xml:space="preserve"> К1 = 20 % – снижение прочности, вдвое превышающее погрешность её определения неразрушающими методами с градуировочной зависимостью, установленной по результатам испытаний отобранных образцов (ГОСТ 22690-2015, ГОСТ 17624-2021); К2 = 30 % – снижение, свидетельствующее о прогрессирующей деградации бетона (выщелачивание, морозная деструкция в зоне переменного уровня) и требующее расчётной проверки несущей способности подпорных стенок. Начальное значение прочности устанавливается при инструментальном обследовании ГТС.</w:t>
+        <w:t xml:space="preserve"> К1 = 20 % – снижение прочности, вдвое превышающее погрешность её определения неразрушающими методами с градуировочной зависимостью, установленной по результатам испытаний отобранных образцов (ГОСТ 22690-2015, ГОСТ 17624-2021); К2 = 30 % – снижение, свидетельствующее о прогрессирующей деградации бетона (выщелачивание, морозная деструкция в зоне переменного уровня) и требующее расчётной проверки несущей способности подпорных стенок. Начальное значение прочности устанавливается при инструментальном обследовании ГТС. При снижении прочности несущих конструкций бетонных ГТС ниже значений, установленных проектной документацией, должен быть проведён их капитальный ремонт или реконструкция (пункт 29 ФНП); ввиду отсутствия проектной документации исходным принимается значение, установленное при инструментальном обследовании.</w:t>
       </w:r>
     </w:p>
     <w:p>
@@ -10304,7 +11905,7 @@
         <w:rPr>
           <w:rFonts w:ascii="Times New Roman" w:cs="Times New Roman" w:eastAsia="Times New Roman" w:hAnsi="Times New Roman"/>
         </w:rPr>
-        <w:t xml:space="preserve">На дату разработки ГТС не оснащено средствами измерений (контрольно-измерительной аппаратурой); данные инструментальных наблюдений отсутствуют, в связи с чем оценка достаточности и достоверности фактических показаний средств измерений не может быть выполнена. Состав, количество и места размещения средств измерений определяются проектом (программой) контроля (мониторинга) состояния ГТС (мероприятия 6 и 14 пункта 17 акта преддекларационного обследования); рекомендуемый состав и принципиальная схема размещения приведены в разделе 4 и приложении Б. Требования к точности измерений и соотношение критериев К1 с погрешностью измерений приведены в таблице 2.4.2.</w:t>
+        <w:t xml:space="preserve">На дату разработки ГТС не оснащено средствами измерений (контрольно-измерительной аппаратурой); данные инструментальных наблюдений отсутствуют, в связи с чем оценка достаточности и достоверности фактических показаний средств измерений не может быть выполнена. Состав, количество и места размещения средств измерений определяются программой контроля (мониторинга) (мероприятия 6 и 14 пункта 17 акта преддекларационного обследования); рекомендуемый состав и схема размещения приведены в разделе 4 и приложении Б. Требования к точности измерений и соотношение критериев К1 с погрешностью измерений приведены в таблице 2.4.2.</w:t>
       </w:r>
     </w:p>
     <w:p>
@@ -12146,9 +13747,995 @@
         <w:rPr>
           <w:rFonts w:ascii="Times New Roman" w:cs="Times New Roman" w:eastAsia="Times New Roman" w:hAnsi="Times New Roman"/>
         </w:rPr>
+        <w:t xml:space="preserve">Оценка достаточности и достоверности показаний контрольно-измерительной аппаратуры выполняется в обязательном порядке при пересмотре (плановом или внеплановом) критериев безопасности и в процессе мониторинга (пункт 6.12 СП 58.13330.2019). Средства измерений должны быть пронумерованы в соответствии со схемой размещения, защищены от повреждений, в том числе коррозионных, промерзаний, засорений (пункт 16 ФНП).</w:t>
+      </w:r>
+    </w:p>
+    <w:p>
+      <w:pPr>
+        <w:spacing w:after="60" w:before="0" w:line="252" w:lineRule="auto"/>
+        <w:ind w:firstLine="709"/>
+        <w:jc w:val="both"/>
+      </w:pPr>
+      <w:r>
+        <w:rPr>
+          <w:rFonts w:ascii="Times New Roman" w:cs="Times New Roman" w:eastAsia="Times New Roman" w:hAnsi="Times New Roman"/>
+        </w:rPr>
         <w:t xml:space="preserve">Достоверность результатов измерений обеспечивается: применением средств измерений утверждённого типа, прошедших поверку в соответствии с Федеральным законом от 26 июня 2008 г. № 102-ФЗ «Об обеспечении единства измерений»; наличием не менее трёх исходных реперов, закреплённых вне зоны деформаций сооружения, и контролем их стабильности в каждом цикле; выполнением измерений по единой методике, в одни и те же сезоны и при близких температурных условиях; контрольными (повторными) измерениями при выявлении превышения К1; сопоставлением результатов количественных и визуальных наблюдений. Отношение К1 к погрешности измерения составляет не менее 2 для прочности бетона и не менее 3 для остальных показателей, что удовлетворяет требованию о существенном превышении диапазона изменения диагностического показателя над погрешностью его измерения.</w:t>
       </w:r>
     </w:p>
+    <w:p>
+      <w:pPr>
+        <w:pStyle w:val="Heading2"/>
+        <w:keepNext/>
+        <w:keepLines/>
+        <w:spacing w:after="120" w:before="180" w:line="252" w:lineRule="auto"/>
+        <w:ind w:firstLine="709"/>
+        <w:jc w:val="left"/>
+      </w:pPr>
+      <w:r>
+        <w:rPr>
+          <w:rFonts w:ascii="Times New Roman" w:cs="Times New Roman" w:eastAsia="Times New Roman" w:hAnsi="Times New Roman"/>
+          <w:b/>
+          <w:bCs/>
+          <w:sz w:val="26"/>
+          <w:szCs w:val="26"/>
+        </w:rPr>
+        <w:t xml:space="preserve">2.5 Соответствие содержания критериев безопасности и пояснительной записки требованиям пункта 119 ФНП</w:t>
+      </w:r>
+    </w:p>
+    <w:p>
+      <w:pPr>
+        <w:keepNext/>
+        <w:keepLines/>
+        <w:spacing w:after="60" w:before="0" w:line="252" w:lineRule="auto"/>
+        <w:jc w:val="left"/>
+      </w:pPr>
+      <w:r>
+        <w:rPr>
+          <w:rFonts w:ascii="Times New Roman" w:cs="Times New Roman" w:eastAsia="Times New Roman" w:hAnsi="Times New Roman"/>
+          <w:sz w:val="24"/>
+          <w:szCs w:val="24"/>
+        </w:rPr>
+        <w:t xml:space="preserve">Таблица 2.5.1 – Соответствие требованиям пункта 119 ФНП</w:t>
+      </w:r>
+    </w:p>
+    <w:tbl>
+      <w:tblPr>
+        <w:tblW w:type="dxa" w:w="9355"/>
+        <w:tblBorders>
+          <w:top w:val="single" w:color="auto" w:sz="4"/>
+          <w:left w:val="single" w:color="auto" w:sz="4"/>
+          <w:bottom w:val="single" w:color="auto" w:sz="4"/>
+          <w:right w:val="single" w:color="auto" w:sz="4"/>
+          <w:insideH w:val="single" w:color="auto" w:sz="4"/>
+          <w:insideV w:val="single" w:color="auto" w:sz="4"/>
+        </w:tblBorders>
+      </w:tblPr>
+      <w:tblGrid>
+        <w:gridCol w:w="550"/>
+        <w:gridCol w:w="3905"/>
+        <w:gridCol w:w="4900"/>
+      </w:tblGrid>
+      <w:tr>
+        <w:trPr>
+          <w:cantSplit/>
+          <w:tblHeader/>
+        </w:trPr>
+        <w:tc>
+          <w:tcPr>
+            <w:tcW w:type="dxa" w:w="550"/>
+            <w:tcBorders>
+              <w:top w:val="single" w:color="000000" w:sz="4"/>
+              <w:left w:val="single" w:color="000000" w:sz="4"/>
+              <w:bottom w:val="single" w:color="000000" w:sz="4"/>
+              <w:right w:val="single" w:color="000000" w:sz="4"/>
+            </w:tcBorders>
+            <w:shd w:fill="E7E6E6" w:color="auto" w:val="clear"/>
+            <w:tcMar>
+              <w:top w:type="dxa" w:w="40"/>
+              <w:left w:type="dxa" w:w="80"/>
+              <w:bottom w:type="dxa" w:w="40"/>
+              <w:right w:type="dxa" w:w="80"/>
+            </w:tcMar>
+            <w:vAlign w:val="top"/>
+          </w:tcPr>
+          <w:p>
+            <w:pPr>
+              <w:spacing w:after="0" w:before="0" w:line="240" w:lineRule="auto"/>
+              <w:jc w:val="center"/>
+            </w:pPr>
+            <w:r>
+              <w:rPr>
+                <w:rFonts w:ascii="Times New Roman" w:cs="Times New Roman" w:eastAsia="Times New Roman" w:hAnsi="Times New Roman"/>
+                <w:b/>
+                <w:bCs/>
+                <w:sz w:val="20"/>
+                <w:szCs w:val="20"/>
+              </w:rPr>
+              <w:t xml:space="preserve">№ п/п</w:t>
+            </w:r>
+          </w:p>
+        </w:tc>
+        <w:tc>
+          <w:tcPr>
+            <w:tcW w:type="dxa" w:w="3905"/>
+            <w:tcBorders>
+              <w:top w:val="single" w:color="000000" w:sz="4"/>
+              <w:left w:val="single" w:color="000000" w:sz="4"/>
+              <w:bottom w:val="single" w:color="000000" w:sz="4"/>
+              <w:right w:val="single" w:color="000000" w:sz="4"/>
+            </w:tcBorders>
+            <w:shd w:fill="E7E6E6" w:color="auto" w:val="clear"/>
+            <w:tcMar>
+              <w:top w:type="dxa" w:w="40"/>
+              <w:left w:type="dxa" w:w="80"/>
+              <w:bottom w:type="dxa" w:w="40"/>
+              <w:right w:type="dxa" w:w="80"/>
+            </w:tcMar>
+            <w:vAlign w:val="top"/>
+          </w:tcPr>
+          <w:p>
+            <w:pPr>
+              <w:spacing w:after="0" w:before="0" w:line="240" w:lineRule="auto"/>
+              <w:jc w:val="center"/>
+            </w:pPr>
+            <w:r>
+              <w:rPr>
+                <w:rFonts w:ascii="Times New Roman" w:cs="Times New Roman" w:eastAsia="Times New Roman" w:hAnsi="Times New Roman"/>
+                <w:b/>
+                <w:bCs/>
+                <w:sz w:val="20"/>
+                <w:szCs w:val="20"/>
+              </w:rPr>
+              <w:t xml:space="preserve">Требование пункта 119 ФНП</w:t>
+            </w:r>
+          </w:p>
+        </w:tc>
+        <w:tc>
+          <w:tcPr>
+            <w:tcW w:type="dxa" w:w="4900"/>
+            <w:tcBorders>
+              <w:top w:val="single" w:color="000000" w:sz="4"/>
+              <w:left w:val="single" w:color="000000" w:sz="4"/>
+              <w:bottom w:val="single" w:color="000000" w:sz="4"/>
+              <w:right w:val="single" w:color="000000" w:sz="4"/>
+            </w:tcBorders>
+            <w:shd w:fill="E7E6E6" w:color="auto" w:val="clear"/>
+            <w:tcMar>
+              <w:top w:type="dxa" w:w="40"/>
+              <w:left w:type="dxa" w:w="80"/>
+              <w:bottom w:type="dxa" w:w="40"/>
+              <w:right w:type="dxa" w:w="80"/>
+            </w:tcMar>
+            <w:vAlign w:val="top"/>
+          </w:tcPr>
+          <w:p>
+            <w:pPr>
+              <w:spacing w:after="0" w:before="0" w:line="240" w:lineRule="auto"/>
+              <w:jc w:val="center"/>
+            </w:pPr>
+            <w:r>
+              <w:rPr>
+                <w:rFonts w:ascii="Times New Roman" w:cs="Times New Roman" w:eastAsia="Times New Roman" w:hAnsi="Times New Roman"/>
+                <w:b/>
+                <w:bCs/>
+                <w:sz w:val="20"/>
+                <w:szCs w:val="20"/>
+              </w:rPr>
+              <w:t xml:space="preserve">Раздел настоящего документа; примечание</w:t>
+            </w:r>
+          </w:p>
+        </w:tc>
+      </w:tr>
+      <w:tr>
+        <w:trPr>
+          <w:cantSplit/>
+        </w:trPr>
+        <w:tc>
+          <w:tcPr>
+            <w:tcW w:type="dxa" w:w="550"/>
+            <w:tcBorders>
+              <w:top w:val="single" w:color="000000" w:sz="4"/>
+              <w:left w:val="single" w:color="000000" w:sz="4"/>
+              <w:bottom w:val="single" w:color="000000" w:sz="4"/>
+              <w:right w:val="single" w:color="000000" w:sz="4"/>
+            </w:tcBorders>
+            <w:tcMar>
+              <w:top w:type="dxa" w:w="40"/>
+              <w:left w:type="dxa" w:w="80"/>
+              <w:bottom w:type="dxa" w:w="40"/>
+              <w:right w:type="dxa" w:w="80"/>
+            </w:tcMar>
+            <w:vAlign w:val="top"/>
+          </w:tcPr>
+          <w:p>
+            <w:pPr>
+              <w:spacing w:after="0" w:before="0" w:line="240" w:lineRule="auto"/>
+              <w:jc w:val="center"/>
+            </w:pPr>
+            <w:r>
+              <w:rPr>
+                <w:rFonts w:ascii="Times New Roman" w:cs="Times New Roman" w:eastAsia="Times New Roman" w:hAnsi="Times New Roman"/>
+                <w:sz w:val="20"/>
+                <w:szCs w:val="20"/>
+              </w:rPr>
+              <w:t xml:space="preserve">1</w:t>
+            </w:r>
+          </w:p>
+        </w:tc>
+        <w:tc>
+          <w:tcPr>
+            <w:tcW w:type="dxa" w:w="3905"/>
+            <w:tcBorders>
+              <w:top w:val="single" w:color="000000" w:sz="4"/>
+              <w:left w:val="single" w:color="000000" w:sz="4"/>
+              <w:bottom w:val="single" w:color="000000" w:sz="4"/>
+              <w:right w:val="single" w:color="000000" w:sz="4"/>
+            </w:tcBorders>
+            <w:tcMar>
+              <w:top w:type="dxa" w:w="40"/>
+              <w:left w:type="dxa" w:w="80"/>
+              <w:bottom w:type="dxa" w:w="40"/>
+              <w:right w:type="dxa" w:w="80"/>
+            </w:tcMar>
+            <w:vAlign w:val="top"/>
+          </w:tcPr>
+          <w:p>
+            <w:pPr>
+              <w:spacing w:after="0" w:before="0" w:line="240" w:lineRule="auto"/>
+              <w:jc w:val="left"/>
+            </w:pPr>
+            <w:r>
+              <w:rPr>
+                <w:rFonts w:ascii="Times New Roman" w:cs="Times New Roman" w:eastAsia="Times New Roman" w:hAnsi="Times New Roman"/>
+                <w:sz w:val="20"/>
+                <w:szCs w:val="20"/>
+              </w:rPr>
+              <w:t xml:space="preserve">Перечень контролируемых показателей состояния ГТС</w:t>
+            </w:r>
+          </w:p>
+        </w:tc>
+        <w:tc>
+          <w:tcPr>
+            <w:tcW w:type="dxa" w:w="4900"/>
+            <w:tcBorders>
+              <w:top w:val="single" w:color="000000" w:sz="4"/>
+              <w:left w:val="single" w:color="000000" w:sz="4"/>
+              <w:bottom w:val="single" w:color="000000" w:sz="4"/>
+              <w:right w:val="single" w:color="000000" w:sz="4"/>
+            </w:tcBorders>
+            <w:tcMar>
+              <w:top w:type="dxa" w:w="40"/>
+              <w:left w:type="dxa" w:w="80"/>
+              <w:bottom w:type="dxa" w:w="40"/>
+              <w:right w:type="dxa" w:w="80"/>
+            </w:tcMar>
+            <w:vAlign w:val="top"/>
+          </w:tcPr>
+          <w:p>
+            <w:pPr>
+              <w:spacing w:after="0" w:before="0" w:line="240" w:lineRule="auto"/>
+              <w:jc w:val="left"/>
+            </w:pPr>
+            <w:r>
+              <w:rPr>
+                <w:rFonts w:ascii="Times New Roman" w:cs="Times New Roman" w:eastAsia="Times New Roman" w:hAnsi="Times New Roman"/>
+                <w:sz w:val="20"/>
+                <w:szCs w:val="20"/>
+              </w:rPr>
+              <w:t xml:space="preserve">Подраздел 2.4.2, таблица 2.4.1</w:t>
+            </w:r>
+          </w:p>
+        </w:tc>
+      </w:tr>
+      <w:tr>
+        <w:trPr>
+          <w:cantSplit/>
+        </w:trPr>
+        <w:tc>
+          <w:tcPr>
+            <w:tcW w:type="dxa" w:w="550"/>
+            <w:tcBorders>
+              <w:top w:val="single" w:color="000000" w:sz="4"/>
+              <w:left w:val="single" w:color="000000" w:sz="4"/>
+              <w:bottom w:val="single" w:color="000000" w:sz="4"/>
+              <w:right w:val="single" w:color="000000" w:sz="4"/>
+            </w:tcBorders>
+            <w:tcMar>
+              <w:top w:type="dxa" w:w="40"/>
+              <w:left w:type="dxa" w:w="80"/>
+              <w:bottom w:type="dxa" w:w="40"/>
+              <w:right w:type="dxa" w:w="80"/>
+            </w:tcMar>
+            <w:vAlign w:val="top"/>
+          </w:tcPr>
+          <w:p>
+            <w:pPr>
+              <w:spacing w:after="0" w:before="0" w:line="240" w:lineRule="auto"/>
+              <w:jc w:val="center"/>
+            </w:pPr>
+            <w:r>
+              <w:rPr>
+                <w:rFonts w:ascii="Times New Roman" w:cs="Times New Roman" w:eastAsia="Times New Roman" w:hAnsi="Times New Roman"/>
+                <w:sz w:val="20"/>
+                <w:szCs w:val="20"/>
+              </w:rPr>
+              <w:t xml:space="preserve">2</w:t>
+            </w:r>
+          </w:p>
+        </w:tc>
+        <w:tc>
+          <w:tcPr>
+            <w:tcW w:type="dxa" w:w="3905"/>
+            <w:tcBorders>
+              <w:top w:val="single" w:color="000000" w:sz="4"/>
+              <w:left w:val="single" w:color="000000" w:sz="4"/>
+              <w:bottom w:val="single" w:color="000000" w:sz="4"/>
+              <w:right w:val="single" w:color="000000" w:sz="4"/>
+            </w:tcBorders>
+            <w:tcMar>
+              <w:top w:type="dxa" w:w="40"/>
+              <w:left w:type="dxa" w:w="80"/>
+              <w:bottom w:type="dxa" w:w="40"/>
+              <w:right w:type="dxa" w:w="80"/>
+            </w:tcMar>
+            <w:vAlign w:val="top"/>
+          </w:tcPr>
+          <w:p>
+            <w:pPr>
+              <w:spacing w:after="0" w:before="0" w:line="240" w:lineRule="auto"/>
+              <w:jc w:val="left"/>
+            </w:pPr>
+            <w:r>
+              <w:rPr>
+                <w:rFonts w:ascii="Times New Roman" w:cs="Times New Roman" w:eastAsia="Times New Roman" w:hAnsi="Times New Roman"/>
+                <w:sz w:val="20"/>
+                <w:szCs w:val="20"/>
+              </w:rPr>
+              <w:t xml:space="preserve">Обоснование выбора диагностических показателей состояния ГТС по результатам анализа данных контроля (мониторинга) за показателями состояния ГТС и оценки состояния ГТС расчётными методами за междекларационный период</w:t>
+            </w:r>
+          </w:p>
+        </w:tc>
+        <w:tc>
+          <w:tcPr>
+            <w:tcW w:type="dxa" w:w="4900"/>
+            <w:tcBorders>
+              <w:top w:val="single" w:color="000000" w:sz="4"/>
+              <w:left w:val="single" w:color="000000" w:sz="4"/>
+              <w:bottom w:val="single" w:color="000000" w:sz="4"/>
+              <w:right w:val="single" w:color="000000" w:sz="4"/>
+            </w:tcBorders>
+            <w:tcMar>
+              <w:top w:type="dxa" w:w="40"/>
+              <w:left w:type="dxa" w:w="80"/>
+              <w:bottom w:type="dxa" w:w="40"/>
+              <w:right w:type="dxa" w:w="80"/>
+            </w:tcMar>
+            <w:vAlign w:val="top"/>
+          </w:tcPr>
+          <w:p>
+            <w:pPr>
+              <w:spacing w:after="0" w:before="0" w:line="240" w:lineRule="auto"/>
+              <w:jc w:val="left"/>
+            </w:pPr>
+            <w:r>
+              <w:rPr>
+                <w:rFonts w:ascii="Times New Roman" w:cs="Times New Roman" w:eastAsia="Times New Roman" w:hAnsi="Times New Roman"/>
+                <w:sz w:val="20"/>
+                <w:szCs w:val="20"/>
+              </w:rPr>
+              <w:t xml:space="preserve">Подразделы 2.4–2.4.4. ГТС декларируется впервые; междекларационный период и данные контроля (мониторинга) отсутствуют. Выбор выполнен по результатам преддекларационного обследования и анализа механизмов возможного нарушения безопасности ГТС (подраздел 2.4.1); оценка состояния расчётными методами выполняется по результатам инструментального обследования (мероприятие 4 пункта 17 акта преддекларационного обследования)</w:t>
+            </w:r>
+          </w:p>
+        </w:tc>
+      </w:tr>
+      <w:tr>
+        <w:trPr>
+          <w:cantSplit/>
+        </w:trPr>
+        <w:tc>
+          <w:tcPr>
+            <w:tcW w:type="dxa" w:w="550"/>
+            <w:tcBorders>
+              <w:top w:val="single" w:color="000000" w:sz="4"/>
+              <w:left w:val="single" w:color="000000" w:sz="4"/>
+              <w:bottom w:val="single" w:color="000000" w:sz="4"/>
+              <w:right w:val="single" w:color="000000" w:sz="4"/>
+            </w:tcBorders>
+            <w:tcMar>
+              <w:top w:type="dxa" w:w="40"/>
+              <w:left w:type="dxa" w:w="80"/>
+              <w:bottom w:type="dxa" w:w="40"/>
+              <w:right w:type="dxa" w:w="80"/>
+            </w:tcMar>
+            <w:vAlign w:val="top"/>
+          </w:tcPr>
+          <w:p>
+            <w:pPr>
+              <w:spacing w:after="0" w:before="0" w:line="240" w:lineRule="auto"/>
+              <w:jc w:val="center"/>
+            </w:pPr>
+            <w:r>
+              <w:rPr>
+                <w:rFonts w:ascii="Times New Roman" w:cs="Times New Roman" w:eastAsia="Times New Roman" w:hAnsi="Times New Roman"/>
+                <w:sz w:val="20"/>
+                <w:szCs w:val="20"/>
+              </w:rPr>
+              <w:t xml:space="preserve">3</w:t>
+            </w:r>
+          </w:p>
+        </w:tc>
+        <w:tc>
+          <w:tcPr>
+            <w:tcW w:type="dxa" w:w="3905"/>
+            <w:tcBorders>
+              <w:top w:val="single" w:color="000000" w:sz="4"/>
+              <w:left w:val="single" w:color="000000" w:sz="4"/>
+              <w:bottom w:val="single" w:color="000000" w:sz="4"/>
+              <w:right w:val="single" w:color="000000" w:sz="4"/>
+            </w:tcBorders>
+            <w:tcMar>
+              <w:top w:type="dxa" w:w="40"/>
+              <w:left w:type="dxa" w:w="80"/>
+              <w:bottom w:type="dxa" w:w="40"/>
+              <w:right w:type="dxa" w:w="80"/>
+            </w:tcMar>
+            <w:vAlign w:val="top"/>
+          </w:tcPr>
+          <w:p>
+            <w:pPr>
+              <w:spacing w:after="0" w:before="0" w:line="240" w:lineRule="auto"/>
+              <w:jc w:val="left"/>
+            </w:pPr>
+            <w:r>
+              <w:rPr>
+                <w:rFonts w:ascii="Times New Roman" w:cs="Times New Roman" w:eastAsia="Times New Roman" w:hAnsi="Times New Roman"/>
+                <w:sz w:val="20"/>
+                <w:szCs w:val="20"/>
+              </w:rPr>
+              <w:t xml:space="preserve">Таблицы диагностических показателей состояния ГТС и их критериальных значений К1 и К2</w:t>
+            </w:r>
+          </w:p>
+        </w:tc>
+        <w:tc>
+          <w:tcPr>
+            <w:tcW w:type="dxa" w:w="4900"/>
+            <w:tcBorders>
+              <w:top w:val="single" w:color="000000" w:sz="4"/>
+              <w:left w:val="single" w:color="000000" w:sz="4"/>
+              <w:bottom w:val="single" w:color="000000" w:sz="4"/>
+              <w:right w:val="single" w:color="000000" w:sz="4"/>
+            </w:tcBorders>
+            <w:tcMar>
+              <w:top w:type="dxa" w:w="40"/>
+              <w:left w:type="dxa" w:w="80"/>
+              <w:bottom w:type="dxa" w:w="40"/>
+              <w:right w:type="dxa" w:w="80"/>
+            </w:tcMar>
+            <w:vAlign w:val="top"/>
+          </w:tcPr>
+          <w:p>
+            <w:pPr>
+              <w:spacing w:after="0" w:before="0" w:line="240" w:lineRule="auto"/>
+              <w:jc w:val="left"/>
+            </w:pPr>
+            <w:r>
+              <w:rPr>
+                <w:rFonts w:ascii="Times New Roman" w:cs="Times New Roman" w:eastAsia="Times New Roman" w:hAnsi="Times New Roman"/>
+                <w:sz w:val="20"/>
+                <w:szCs w:val="20"/>
+              </w:rPr>
+              <w:t xml:space="preserve">Таблицы 3.1.1 и 3.2.1</w:t>
+            </w:r>
+          </w:p>
+        </w:tc>
+      </w:tr>
+      <w:tr>
+        <w:trPr>
+          <w:cantSplit/>
+        </w:trPr>
+        <w:tc>
+          <w:tcPr>
+            <w:tcW w:type="dxa" w:w="550"/>
+            <w:tcBorders>
+              <w:top w:val="single" w:color="000000" w:sz="4"/>
+              <w:left w:val="single" w:color="000000" w:sz="4"/>
+              <w:bottom w:val="single" w:color="000000" w:sz="4"/>
+              <w:right w:val="single" w:color="000000" w:sz="4"/>
+            </w:tcBorders>
+            <w:tcMar>
+              <w:top w:type="dxa" w:w="40"/>
+              <w:left w:type="dxa" w:w="80"/>
+              <w:bottom w:type="dxa" w:w="40"/>
+              <w:right w:type="dxa" w:w="80"/>
+            </w:tcMar>
+            <w:vAlign w:val="top"/>
+          </w:tcPr>
+          <w:p>
+            <w:pPr>
+              <w:spacing w:after="0" w:before="0" w:line="240" w:lineRule="auto"/>
+              <w:jc w:val="center"/>
+            </w:pPr>
+            <w:r>
+              <w:rPr>
+                <w:rFonts w:ascii="Times New Roman" w:cs="Times New Roman" w:eastAsia="Times New Roman" w:hAnsi="Times New Roman"/>
+                <w:sz w:val="20"/>
+                <w:szCs w:val="20"/>
+              </w:rPr>
+              <w:t xml:space="preserve">4</w:t>
+            </w:r>
+          </w:p>
+        </w:tc>
+        <w:tc>
+          <w:tcPr>
+            <w:tcW w:type="dxa" w:w="3905"/>
+            <w:tcBorders>
+              <w:top w:val="single" w:color="000000" w:sz="4"/>
+              <w:left w:val="single" w:color="000000" w:sz="4"/>
+              <w:bottom w:val="single" w:color="000000" w:sz="4"/>
+              <w:right w:val="single" w:color="000000" w:sz="4"/>
+            </w:tcBorders>
+            <w:tcMar>
+              <w:top w:type="dxa" w:w="40"/>
+              <w:left w:type="dxa" w:w="80"/>
+              <w:bottom w:type="dxa" w:w="40"/>
+              <w:right w:type="dxa" w:w="80"/>
+            </w:tcMar>
+            <w:vAlign w:val="top"/>
+          </w:tcPr>
+          <w:p>
+            <w:pPr>
+              <w:spacing w:after="0" w:before="0" w:line="240" w:lineRule="auto"/>
+              <w:jc w:val="left"/>
+            </w:pPr>
+            <w:r>
+              <w:rPr>
+                <w:rFonts w:ascii="Times New Roman" w:cs="Times New Roman" w:eastAsia="Times New Roman" w:hAnsi="Times New Roman"/>
+                <w:sz w:val="20"/>
+                <w:szCs w:val="20"/>
+              </w:rPr>
+              <w:t xml:space="preserve">Схемы размещения средств измерений и состава наблюдений за ГТС</w:t>
+            </w:r>
+          </w:p>
+        </w:tc>
+        <w:tc>
+          <w:tcPr>
+            <w:tcW w:type="dxa" w:w="4900"/>
+            <w:tcBorders>
+              <w:top w:val="single" w:color="000000" w:sz="4"/>
+              <w:left w:val="single" w:color="000000" w:sz="4"/>
+              <w:bottom w:val="single" w:color="000000" w:sz="4"/>
+              <w:right w:val="single" w:color="000000" w:sz="4"/>
+            </w:tcBorders>
+            <w:tcMar>
+              <w:top w:type="dxa" w:w="40"/>
+              <w:left w:type="dxa" w:w="80"/>
+              <w:bottom w:type="dxa" w:w="40"/>
+              <w:right w:type="dxa" w:w="80"/>
+            </w:tcMar>
+            <w:vAlign w:val="top"/>
+          </w:tcPr>
+          <w:p>
+            <w:pPr>
+              <w:spacing w:after="0" w:before="0" w:line="240" w:lineRule="auto"/>
+              <w:jc w:val="left"/>
+            </w:pPr>
+            <w:r>
+              <w:rPr>
+                <w:rFonts w:ascii="Times New Roman" w:cs="Times New Roman" w:eastAsia="Times New Roman" w:hAnsi="Times New Roman"/>
+                <w:sz w:val="20"/>
+                <w:szCs w:val="20"/>
+              </w:rPr>
+              <w:t xml:space="preserve">Подразделы 4.2 и 4.3, таблицы 4.2.1 и 4.3.1, приложение Б (листы 1 и 2)</w:t>
+            </w:r>
+          </w:p>
+        </w:tc>
+      </w:tr>
+      <w:tr>
+        <w:trPr>
+          <w:cantSplit/>
+        </w:trPr>
+        <w:tc>
+          <w:tcPr>
+            <w:tcW w:type="dxa" w:w="550"/>
+            <w:tcBorders>
+              <w:top w:val="single" w:color="000000" w:sz="4"/>
+              <w:left w:val="single" w:color="000000" w:sz="4"/>
+              <w:bottom w:val="single" w:color="000000" w:sz="4"/>
+              <w:right w:val="single" w:color="000000" w:sz="4"/>
+            </w:tcBorders>
+            <w:tcMar>
+              <w:top w:type="dxa" w:w="40"/>
+              <w:left w:type="dxa" w:w="80"/>
+              <w:bottom w:type="dxa" w:w="40"/>
+              <w:right w:type="dxa" w:w="80"/>
+            </w:tcMar>
+            <w:vAlign w:val="top"/>
+          </w:tcPr>
+          <w:p>
+            <w:pPr>
+              <w:spacing w:after="0" w:before="0" w:line="240" w:lineRule="auto"/>
+              <w:jc w:val="center"/>
+            </w:pPr>
+            <w:r>
+              <w:rPr>
+                <w:rFonts w:ascii="Times New Roman" w:cs="Times New Roman" w:eastAsia="Times New Roman" w:hAnsi="Times New Roman"/>
+                <w:sz w:val="20"/>
+                <w:szCs w:val="20"/>
+              </w:rPr>
+              <w:t xml:space="preserve">5</w:t>
+            </w:r>
+          </w:p>
+        </w:tc>
+        <w:tc>
+          <w:tcPr>
+            <w:tcW w:type="dxa" w:w="3905"/>
+            <w:tcBorders>
+              <w:top w:val="single" w:color="000000" w:sz="4"/>
+              <w:left w:val="single" w:color="000000" w:sz="4"/>
+              <w:bottom w:val="single" w:color="000000" w:sz="4"/>
+              <w:right w:val="single" w:color="000000" w:sz="4"/>
+            </w:tcBorders>
+            <w:tcMar>
+              <w:top w:type="dxa" w:w="40"/>
+              <w:left w:type="dxa" w:w="80"/>
+              <w:bottom w:type="dxa" w:w="40"/>
+              <w:right w:type="dxa" w:w="80"/>
+            </w:tcMar>
+            <w:vAlign w:val="top"/>
+          </w:tcPr>
+          <w:p>
+            <w:pPr>
+              <w:spacing w:after="0" w:before="0" w:line="240" w:lineRule="auto"/>
+              <w:jc w:val="left"/>
+            </w:pPr>
+            <w:r>
+              <w:rPr>
+                <w:rFonts w:ascii="Times New Roman" w:cs="Times New Roman" w:eastAsia="Times New Roman" w:hAnsi="Times New Roman"/>
+                <w:sz w:val="20"/>
+                <w:szCs w:val="20"/>
+              </w:rPr>
+              <w:t xml:space="preserve">Анализ данных контроля (мониторинга) за показателями состояния ГТС за междекларационный период ГТС</w:t>
+            </w:r>
+          </w:p>
+        </w:tc>
+        <w:tc>
+          <w:tcPr>
+            <w:tcW w:type="dxa" w:w="4900"/>
+            <w:tcBorders>
+              <w:top w:val="single" w:color="000000" w:sz="4"/>
+              <w:left w:val="single" w:color="000000" w:sz="4"/>
+              <w:bottom w:val="single" w:color="000000" w:sz="4"/>
+              <w:right w:val="single" w:color="000000" w:sz="4"/>
+            </w:tcBorders>
+            <w:tcMar>
+              <w:top w:type="dxa" w:w="40"/>
+              <w:left w:type="dxa" w:w="80"/>
+              <w:bottom w:type="dxa" w:w="40"/>
+              <w:right w:type="dxa" w:w="80"/>
+            </w:tcMar>
+            <w:vAlign w:val="top"/>
+          </w:tcPr>
+          <w:p>
+            <w:pPr>
+              <w:spacing w:after="0" w:before="0" w:line="240" w:lineRule="auto"/>
+              <w:jc w:val="left"/>
+            </w:pPr>
+            <w:r>
+              <w:rPr>
+                <w:rFonts w:ascii="Times New Roman" w:cs="Times New Roman" w:eastAsia="Times New Roman" w:hAnsi="Times New Roman"/>
+                <w:sz w:val="20"/>
+                <w:szCs w:val="20"/>
+              </w:rPr>
+              <w:t xml:space="preserve">Подраздел 3.3. Данные контроля (мониторинга) отсутствуют; приведены сведения о соответствии по результатам преддекларационного обследования</w:t>
+            </w:r>
+          </w:p>
+        </w:tc>
+      </w:tr>
+      <w:tr>
+        <w:trPr>
+          <w:cantSplit/>
+        </w:trPr>
+        <w:tc>
+          <w:tcPr>
+            <w:tcW w:type="dxa" w:w="550"/>
+            <w:tcBorders>
+              <w:top w:val="single" w:color="000000" w:sz="4"/>
+              <w:left w:val="single" w:color="000000" w:sz="4"/>
+              <w:bottom w:val="single" w:color="000000" w:sz="4"/>
+              <w:right w:val="single" w:color="000000" w:sz="4"/>
+            </w:tcBorders>
+            <w:tcMar>
+              <w:top w:type="dxa" w:w="40"/>
+              <w:left w:type="dxa" w:w="80"/>
+              <w:bottom w:type="dxa" w:w="40"/>
+              <w:right w:type="dxa" w:w="80"/>
+            </w:tcMar>
+            <w:vAlign w:val="top"/>
+          </w:tcPr>
+          <w:p>
+            <w:pPr>
+              <w:spacing w:after="0" w:before="0" w:line="240" w:lineRule="auto"/>
+              <w:jc w:val="center"/>
+            </w:pPr>
+            <w:r>
+              <w:rPr>
+                <w:rFonts w:ascii="Times New Roman" w:cs="Times New Roman" w:eastAsia="Times New Roman" w:hAnsi="Times New Roman"/>
+                <w:sz w:val="20"/>
+                <w:szCs w:val="20"/>
+              </w:rPr>
+              <w:t xml:space="preserve">6</w:t>
+            </w:r>
+          </w:p>
+        </w:tc>
+        <w:tc>
+          <w:tcPr>
+            <w:tcW w:type="dxa" w:w="3905"/>
+            <w:tcBorders>
+              <w:top w:val="single" w:color="000000" w:sz="4"/>
+              <w:left w:val="single" w:color="000000" w:sz="4"/>
+              <w:bottom w:val="single" w:color="000000" w:sz="4"/>
+              <w:right w:val="single" w:color="000000" w:sz="4"/>
+            </w:tcBorders>
+            <w:tcMar>
+              <w:top w:type="dxa" w:w="40"/>
+              <w:left w:type="dxa" w:w="80"/>
+              <w:bottom w:type="dxa" w:w="40"/>
+              <w:right w:type="dxa" w:w="80"/>
+            </w:tcMar>
+            <w:vAlign w:val="top"/>
+          </w:tcPr>
+          <w:p>
+            <w:pPr>
+              <w:spacing w:after="0" w:before="0" w:line="240" w:lineRule="auto"/>
+              <w:jc w:val="left"/>
+            </w:pPr>
+            <w:r>
+              <w:rPr>
+                <w:rFonts w:ascii="Times New Roman" w:cs="Times New Roman" w:eastAsia="Times New Roman" w:hAnsi="Times New Roman"/>
+                <w:sz w:val="20"/>
+                <w:szCs w:val="20"/>
+              </w:rPr>
+              <w:t xml:space="preserve">Оценка достаточности и достоверности показаний установленных на ГТС средств измерений</w:t>
+            </w:r>
+          </w:p>
+        </w:tc>
+        <w:tc>
+          <w:tcPr>
+            <w:tcW w:type="dxa" w:w="4900"/>
+            <w:tcBorders>
+              <w:top w:val="single" w:color="000000" w:sz="4"/>
+              <w:left w:val="single" w:color="000000" w:sz="4"/>
+              <w:bottom w:val="single" w:color="000000" w:sz="4"/>
+              <w:right w:val="single" w:color="000000" w:sz="4"/>
+            </w:tcBorders>
+            <w:tcMar>
+              <w:top w:type="dxa" w:w="40"/>
+              <w:left w:type="dxa" w:w="80"/>
+              <w:bottom w:type="dxa" w:w="40"/>
+              <w:right w:type="dxa" w:w="80"/>
+            </w:tcMar>
+            <w:vAlign w:val="top"/>
+          </w:tcPr>
+          <w:p>
+            <w:pPr>
+              <w:spacing w:after="0" w:before="0" w:line="240" w:lineRule="auto"/>
+              <w:jc w:val="left"/>
+            </w:pPr>
+            <w:r>
+              <w:rPr>
+                <w:rFonts w:ascii="Times New Roman" w:cs="Times New Roman" w:eastAsia="Times New Roman" w:hAnsi="Times New Roman"/>
+                <w:sz w:val="20"/>
+                <w:szCs w:val="20"/>
+              </w:rPr>
+              <w:t xml:space="preserve">Подраздел 2.4.6. Средства измерений на ГТС не установлены; приведены требования к точности измерений и обоснование достаточности рекомендуемого состава средств измерений</w:t>
+            </w:r>
+          </w:p>
+        </w:tc>
+      </w:tr>
+      <w:tr>
+        <w:trPr>
+          <w:cantSplit/>
+        </w:trPr>
+        <w:tc>
+          <w:tcPr>
+            <w:tcW w:type="dxa" w:w="550"/>
+            <w:tcBorders>
+              <w:top w:val="single" w:color="000000" w:sz="4"/>
+              <w:left w:val="single" w:color="000000" w:sz="4"/>
+              <w:bottom w:val="single" w:color="000000" w:sz="4"/>
+              <w:right w:val="single" w:color="000000" w:sz="4"/>
+            </w:tcBorders>
+            <w:tcMar>
+              <w:top w:type="dxa" w:w="40"/>
+              <w:left w:type="dxa" w:w="80"/>
+              <w:bottom w:type="dxa" w:w="40"/>
+              <w:right w:type="dxa" w:w="80"/>
+            </w:tcMar>
+            <w:vAlign w:val="top"/>
+          </w:tcPr>
+          <w:p>
+            <w:pPr>
+              <w:spacing w:after="0" w:before="0" w:line="240" w:lineRule="auto"/>
+              <w:jc w:val="center"/>
+            </w:pPr>
+            <w:r>
+              <w:rPr>
+                <w:rFonts w:ascii="Times New Roman" w:cs="Times New Roman" w:eastAsia="Times New Roman" w:hAnsi="Times New Roman"/>
+                <w:sz w:val="20"/>
+                <w:szCs w:val="20"/>
+              </w:rPr>
+              <w:t xml:space="preserve">7</w:t>
+            </w:r>
+          </w:p>
+        </w:tc>
+        <w:tc>
+          <w:tcPr>
+            <w:tcW w:type="dxa" w:w="3905"/>
+            <w:tcBorders>
+              <w:top w:val="single" w:color="000000" w:sz="4"/>
+              <w:left w:val="single" w:color="000000" w:sz="4"/>
+              <w:bottom w:val="single" w:color="000000" w:sz="4"/>
+              <w:right w:val="single" w:color="000000" w:sz="4"/>
+            </w:tcBorders>
+            <w:tcMar>
+              <w:top w:type="dxa" w:w="40"/>
+              <w:left w:type="dxa" w:w="80"/>
+              <w:bottom w:type="dxa" w:w="40"/>
+              <w:right w:type="dxa" w:w="80"/>
+            </w:tcMar>
+            <w:vAlign w:val="top"/>
+          </w:tcPr>
+          <w:p>
+            <w:pPr>
+              <w:spacing w:after="0" w:before="0" w:line="240" w:lineRule="auto"/>
+              <w:jc w:val="left"/>
+            </w:pPr>
+            <w:r>
+              <w:rPr>
+                <w:rFonts w:ascii="Times New Roman" w:cs="Times New Roman" w:eastAsia="Times New Roman" w:hAnsi="Times New Roman"/>
+                <w:sz w:val="20"/>
+                <w:szCs w:val="20"/>
+              </w:rPr>
+              <w:t xml:space="preserve">Обоснование использованных методов определения критериев безопасности</w:t>
+            </w:r>
+          </w:p>
+        </w:tc>
+        <w:tc>
+          <w:tcPr>
+            <w:tcW w:type="dxa" w:w="4900"/>
+            <w:tcBorders>
+              <w:top w:val="single" w:color="000000" w:sz="4"/>
+              <w:left w:val="single" w:color="000000" w:sz="4"/>
+              <w:bottom w:val="single" w:color="000000" w:sz="4"/>
+              <w:right w:val="single" w:color="000000" w:sz="4"/>
+            </w:tcBorders>
+            <w:tcMar>
+              <w:top w:type="dxa" w:w="40"/>
+              <w:left w:type="dxa" w:w="80"/>
+              <w:bottom w:type="dxa" w:w="40"/>
+              <w:right w:type="dxa" w:w="80"/>
+            </w:tcMar>
+            <w:vAlign w:val="top"/>
+          </w:tcPr>
+          <w:p>
+            <w:pPr>
+              <w:spacing w:after="0" w:before="0" w:line="240" w:lineRule="auto"/>
+              <w:jc w:val="left"/>
+            </w:pPr>
+            <w:r>
+              <w:rPr>
+                <w:rFonts w:ascii="Times New Roman" w:cs="Times New Roman" w:eastAsia="Times New Roman" w:hAnsi="Times New Roman"/>
+                <w:sz w:val="20"/>
+                <w:szCs w:val="20"/>
+              </w:rPr>
+              <w:t xml:space="preserve">Подраздел 2.4.5</w:t>
+            </w:r>
+          </w:p>
+        </w:tc>
+      </w:tr>
+      <w:tr>
+        <w:trPr>
+          <w:cantSplit/>
+        </w:trPr>
+        <w:tc>
+          <w:tcPr>
+            <w:tcW w:type="dxa" w:w="550"/>
+            <w:tcBorders>
+              <w:top w:val="single" w:color="000000" w:sz="4"/>
+              <w:left w:val="single" w:color="000000" w:sz="4"/>
+              <w:bottom w:val="single" w:color="000000" w:sz="4"/>
+              <w:right w:val="single" w:color="000000" w:sz="4"/>
+            </w:tcBorders>
+            <w:tcMar>
+              <w:top w:type="dxa" w:w="40"/>
+              <w:left w:type="dxa" w:w="80"/>
+              <w:bottom w:type="dxa" w:w="40"/>
+              <w:right w:type="dxa" w:w="80"/>
+            </w:tcMar>
+            <w:vAlign w:val="top"/>
+          </w:tcPr>
+          <w:p>
+            <w:pPr>
+              <w:spacing w:after="0" w:before="0" w:line="240" w:lineRule="auto"/>
+              <w:jc w:val="center"/>
+            </w:pPr>
+            <w:r>
+              <w:rPr>
+                <w:rFonts w:ascii="Times New Roman" w:cs="Times New Roman" w:eastAsia="Times New Roman" w:hAnsi="Times New Roman"/>
+                <w:sz w:val="20"/>
+                <w:szCs w:val="20"/>
+              </w:rPr>
+              <w:t xml:space="preserve">8</w:t>
+            </w:r>
+          </w:p>
+        </w:tc>
+        <w:tc>
+          <w:tcPr>
+            <w:tcW w:type="dxa" w:w="3905"/>
+            <w:tcBorders>
+              <w:top w:val="single" w:color="000000" w:sz="4"/>
+              <w:left w:val="single" w:color="000000" w:sz="4"/>
+              <w:bottom w:val="single" w:color="000000" w:sz="4"/>
+              <w:right w:val="single" w:color="000000" w:sz="4"/>
+            </w:tcBorders>
+            <w:tcMar>
+              <w:top w:type="dxa" w:w="40"/>
+              <w:left w:type="dxa" w:w="80"/>
+              <w:bottom w:type="dxa" w:w="40"/>
+              <w:right w:type="dxa" w:w="80"/>
+            </w:tcMar>
+            <w:vAlign w:val="top"/>
+          </w:tcPr>
+          <w:p>
+            <w:pPr>
+              <w:spacing w:after="0" w:before="0" w:line="240" w:lineRule="auto"/>
+              <w:jc w:val="left"/>
+            </w:pPr>
+            <w:r>
+              <w:rPr>
+                <w:rFonts w:ascii="Times New Roman" w:cs="Times New Roman" w:eastAsia="Times New Roman" w:hAnsi="Times New Roman"/>
+                <w:sz w:val="20"/>
+                <w:szCs w:val="20"/>
+              </w:rPr>
+              <w:t xml:space="preserve">Обоснование назначенных количественных критериев безопасности</w:t>
+            </w:r>
+          </w:p>
+        </w:tc>
+        <w:tc>
+          <w:tcPr>
+            <w:tcW w:type="dxa" w:w="4900"/>
+            <w:tcBorders>
+              <w:top w:val="single" w:color="000000" w:sz="4"/>
+              <w:left w:val="single" w:color="000000" w:sz="4"/>
+              <w:bottom w:val="single" w:color="000000" w:sz="4"/>
+              <w:right w:val="single" w:color="000000" w:sz="4"/>
+            </w:tcBorders>
+            <w:tcMar>
+              <w:top w:type="dxa" w:w="40"/>
+              <w:left w:type="dxa" w:w="80"/>
+              <w:bottom w:type="dxa" w:w="40"/>
+              <w:right w:type="dxa" w:w="80"/>
+            </w:tcMar>
+            <w:vAlign w:val="top"/>
+          </w:tcPr>
+          <w:p>
+            <w:pPr>
+              <w:spacing w:after="0" w:before="0" w:line="240" w:lineRule="auto"/>
+              <w:jc w:val="left"/>
+            </w:pPr>
+            <w:r>
+              <w:rPr>
+                <w:rFonts w:ascii="Times New Roman" w:cs="Times New Roman" w:eastAsia="Times New Roman" w:hAnsi="Times New Roman"/>
+                <w:sz w:val="20"/>
+                <w:szCs w:val="20"/>
+              </w:rPr>
+              <w:t xml:space="preserve">Подраздел 2.4.3</w:t>
+            </w:r>
+          </w:p>
+        </w:tc>
+      </w:tr>
+    </w:tbl>
     <w:p>
       <w:pPr>
         <w:pStyle w:val="Heading1"/>
@@ -15224,7 +17811,7 @@
                 <w:sz w:val="20"/>
                 <w:szCs w:val="20"/>
               </w:rPr>
-              <w:t xml:space="preserve">единичные локальные пустоты под отдельными элементами плиточного покрытия, не связанные с выносом грунта через подпорные стенки и не развивающиеся во времени</w:t>
+              <w:t xml:space="preserve">пустоты, провальные и осадочные воронки в местах сопряжения подпорных стенок с грунтом засыпки и под покрытиями ярусов отсутствуют (п. 30 ФНП)</w:t>
             </w:r>
           </w:p>
         </w:tc>
@@ -15756,7 +18343,7 @@
                 <w:sz w:val="20"/>
                 <w:szCs w:val="20"/>
               </w:rPr>
-              <w:t xml:space="preserve">наличие незначительных локальных дефектов и повреждений без обнажения рабочей арматуры, не развивающихся во времени</w:t>
+              <w:t xml:space="preserve">наличие незначительных локальных дефектов и повреждений без оголения рабочей арматуры (п. 27 ФНП), не развивающихся во времени</w:t>
             </w:r>
           </w:p>
         </w:tc>
@@ -20193,7 +22780,7 @@
                 <w:sz w:val="19"/>
                 <w:szCs w:val="19"/>
               </w:rPr>
-              <w:t xml:space="preserve">единичные локальные пустоты под отдельными элементами плиточного покрытия, не связанные с выносом грунта через подпорные стенки и не развивающиеся во времени</w:t>
+              <w:t xml:space="preserve">пустоты, провальные и осадочные воронки в местах сопряжения подпорных стенок с грунтом засыпки и под покрытиями ярусов отсутствуют (п. 30 ФНП)</w:t>
             </w:r>
           </w:p>
         </w:tc>
@@ -20257,7 +22844,7 @@
                 <w:sz w:val="19"/>
                 <w:szCs w:val="19"/>
               </w:rPr>
-              <w:t xml:space="preserve">Пустоты, провалы, воронки, вынос грунта засыпки не выявлены (пункт 11.9 акта преддекларационного обследования). Не превышает К1</w:t>
+              <w:t xml:space="preserve">Пустоты, провальные и осадочные воронки, вынос грунта засыпки не выявлены (пункт 11.9 акта преддекларационного обследования). Не превышает К1</w:t>
             </w:r>
           </w:p>
         </w:tc>
@@ -20853,7 +23440,7 @@
                 <w:sz w:val="19"/>
                 <w:szCs w:val="19"/>
               </w:rPr>
-              <w:t xml:space="preserve">наличие незначительных локальных дефектов и повреждений без обнажения рабочей арматуры, не развивающихся во времени</w:t>
+              <w:t xml:space="preserve">наличие незначительных локальных дефектов и повреждений без оголения рабочей арматуры (п. 27 ФНП), не развивающихся во времени</w:t>
             </w:r>
           </w:p>
         </w:tc>
@@ -22187,7 +24774,7 @@
         <w:rPr>
           <w:rFonts w:ascii="Times New Roman" w:cs="Times New Roman" w:eastAsia="Times New Roman" w:hAnsi="Times New Roman"/>
         </w:rPr>
-        <w:t xml:space="preserve">При выявлении превышения критериального значения К1 или К2 в кратчайший срок выполняется контрольное (повторное) измерение или комиссионный осмотр для подтверждения результата и исключения ошибки измерения; одновременно анализируются все контролируемые показатели, нагрузки и воздействия (уровень воды, сбросной расход, сейсмические события, временные нагрузки на ярусах).</w:t>
+        <w:t xml:space="preserve">Результаты контроля (мониторинга) за показателями состояния ГТС сравниваются с критериями безопасности ГТС (пункт 127 ФНП); сравнение с параметрами, заданными проектной документацией, не производится ввиду её отсутствия. Работники подразделения, на которое возложены функции по обеспечению безопасной эксплуатации ГТС, уведомляют руководство подразделения о выявленных недостатках, влияющих на безопасность ГТС (пункт 126 ФНП).</w:t>
       </w:r>
     </w:p>
     <w:p>
@@ -22200,7 +24787,33 @@
         <w:rPr>
           <w:rFonts w:ascii="Times New Roman" w:cs="Times New Roman" w:eastAsia="Times New Roman" w:hAnsi="Times New Roman"/>
         </w:rPr>
-        <w:t xml:space="preserve">При подтверждении наступления частично работоспособного технического состояния ГТС (превышение К1 при непревышении К2) эксплуатирующая организация:</w:t>
+        <w:t xml:space="preserve">При выявлении превышения критериального значения К1 или К2 в кратчайший срок выполняется контрольное (повторное) измерение или комиссионный осмотр для подтверждения результата и исключения ошибки измерения; одновременно анализируются все контролируемые показатели, нагрузки и воздействия (уровень воды, сбросной расход, сейсмические события, временные нагрузки на ярусах).</w:t>
+      </w:r>
+    </w:p>
+    <w:p>
+      <w:pPr>
+        <w:spacing w:after="60" w:before="0" w:line="252" w:lineRule="auto"/>
+        <w:ind w:firstLine="709"/>
+        <w:jc w:val="both"/>
+      </w:pPr>
+      <w:r>
+        <w:rPr>
+          <w:rFonts w:ascii="Times New Roman" w:cs="Times New Roman" w:eastAsia="Times New Roman" w:hAnsi="Times New Roman"/>
+        </w:rPr>
+        <w:t xml:space="preserve">При подтверждении наступления технического состояния ГТС, диагностируемого как частично работоспособное в соответствии с пунктом 115 ФНП, Владелец ГТС незамедлительно оповещает территориальный орган Ростехнадзора (Северо-Кавказское управление Ростехнадзора) о наступлении частично работоспособного состояния ГТС и разрабатывает перечень мер по приведению ГТС в работоспособное состояние (пункт 128 ФНП). Дополнительно рекомендуется информировать собственника ГТС и увеличить частоту наблюдений по показателю, превысившему К1, и связанным с ним показателям до стабилизации их значений.</w:t>
+      </w:r>
+    </w:p>
+    <w:p>
+      <w:pPr>
+        <w:spacing w:after="60" w:before="0" w:line="252" w:lineRule="auto"/>
+        <w:ind w:firstLine="709"/>
+        <w:jc w:val="both"/>
+      </w:pPr>
+      <w:r>
+        <w:rPr>
+          <w:rFonts w:ascii="Times New Roman" w:cs="Times New Roman" w:eastAsia="Times New Roman" w:hAnsi="Times New Roman"/>
+        </w:rPr>
+        <w:t xml:space="preserve">При подтверждении наступления технического состояния ГТС, диагностируемого как неработоспособное в соответствии с пунктом 116 ФНП, Владелец ГТС незамедлительно оповещает территориальный орган Ростехнадзора о наступлении неработоспособного состояния ГТС и руководствуется пунктом 7 Положения о декларировании (пункт 129 ФНП), предусматривающим представление декларации безопасности ГТС в течение шести месяцев со дня обнаружения (фиксации) превышения одного или более значений критериев безопасности предельного уровня. Кроме того:</w:t>
       </w:r>
     </w:p>
     <w:p>
@@ -22213,7 +24826,7 @@
         <w:rPr>
           <w:rFonts w:ascii="Times New Roman" w:cs="Times New Roman" w:eastAsia="Times New Roman" w:hAnsi="Times New Roman"/>
         </w:rPr>
-        <w:t xml:space="preserve">– незамедлительно оповещает территориальный орган Федеральной службы по экологическому, технологическому и атомному надзору (Северо-Кавказское управление Ростехнадзора) о наступлении частично работоспособного состояния ГТС и информирует собственника ГТС;</w:t>
+        <w:t xml:space="preserve">– повреждения ГТС, которые создают угрозу возникновения аварии ГТС, устраняются незамедлительно (пункт 7 ФНП);</w:t>
       </w:r>
     </w:p>
     <w:p>
@@ -22226,7 +24839,7 @@
         <w:rPr>
           <w:rFonts w:ascii="Times New Roman" w:cs="Times New Roman" w:eastAsia="Times New Roman" w:hAnsi="Times New Roman"/>
         </w:rPr>
-        <w:t xml:space="preserve">– разрабатывает перечень мер по приведению ГТС в работоспособное состояние и обеспечивает их выполнение;</w:t>
+        <w:t xml:space="preserve">– эксплуатация ГТС в проектных режимах прекращается (пункт 113 ФНП); применительно к ГТС ограничивается доступ людей на участки ярусов в зоне возможного обрушения и исключаются временные нагрузки в пределах призмы обрушения (пункт 26 ФНП);</w:t>
       </w:r>
     </w:p>
     <w:p>
@@ -22239,7 +24852,20 @@
         <w:rPr>
           <w:rFonts w:ascii="Times New Roman" w:cs="Times New Roman" w:eastAsia="Times New Roman" w:hAnsi="Times New Roman"/>
         </w:rPr>
-        <w:t xml:space="preserve">– увеличивает частоту наблюдений по показателю, превысившему К1, и связанным с ним показателям до стабилизации их значений.</w:t>
+        <w:t xml:space="preserve">– при угрозе возникновения аварии информируются собственник ГТС и муниципальное казённое учреждение муниципального образования город Краснодар «Единая дежурно-диспетчерская служба» в порядке, установленном в соответствии с мероприятиями 19 и 22 пункта 17 акта преддекларационного обследования;</w:t>
+      </w:r>
+    </w:p>
+    <w:p>
+      <w:pPr>
+        <w:spacing w:after="40" w:before="0" w:line="252" w:lineRule="auto"/>
+        <w:ind w:firstLine="709"/>
+        <w:jc w:val="both"/>
+      </w:pPr>
+      <w:r>
+        <w:rPr>
+          <w:rFonts w:ascii="Times New Roman" w:cs="Times New Roman" w:eastAsia="Times New Roman" w:hAnsi="Times New Roman"/>
+        </w:rPr>
+        <w:t xml:space="preserve">– при аварии ГТС аварийно-восстановительные работы организуются в кратчайшие сроки с момента возникновения аварии в целях предотвращения её дальнейшего развития (пункт 8 ФНП).</w:t>
       </w:r>
     </w:p>
     <w:p>
@@ -22252,72 +24878,7 @@
         <w:rPr>
           <w:rFonts w:ascii="Times New Roman" w:cs="Times New Roman" w:eastAsia="Times New Roman" w:hAnsi="Times New Roman"/>
         </w:rPr>
-        <w:t xml:space="preserve">При подтверждении наступления неработоспособного технического состояния ГТС (превышение К2 либо наличие повреждений или дефектов, при развитии которых возможно возникновение аварии ГТС) эксплуатирующая организация:</w:t>
-      </w:r>
-    </w:p>
-    <w:p>
-      <w:pPr>
-        <w:spacing w:after="40" w:before="0" w:line="252" w:lineRule="auto"/>
-        <w:ind w:firstLine="709"/>
-        <w:jc w:val="both"/>
-      </w:pPr>
-      <w:r>
-        <w:rPr>
-          <w:rFonts w:ascii="Times New Roman" w:cs="Times New Roman" w:eastAsia="Times New Roman" w:hAnsi="Times New Roman"/>
-        </w:rPr>
-        <w:t xml:space="preserve">– незамедлительно оповещает территориальный орган Федеральной службы по экологическому, технологическому и атомному надзору о наступлении неработоспособного состояния ГТС; при угрозе возникновения аварии информирует собственника ГТС и муниципальное казённое учреждение муниципального образования город Краснодар «Единая дежурно-диспетчерская служба» в порядке, установленном в соответствии с мероприятиями 19 и 22 пункта 17 акта преддекларационного обследования;</w:t>
-      </w:r>
-    </w:p>
-    <w:p>
-      <w:pPr>
-        <w:spacing w:after="40" w:before="0" w:line="252" w:lineRule="auto"/>
-        <w:ind w:firstLine="709"/>
-        <w:jc w:val="both"/>
-      </w:pPr>
-      <w:r>
-        <w:rPr>
-          <w:rFonts w:ascii="Times New Roman" w:cs="Times New Roman" w:eastAsia="Times New Roman" w:hAnsi="Times New Roman"/>
-        </w:rPr>
-        <w:t xml:space="preserve">– незамедлительно устраняет повреждения, создающие угрозу возникновения аварии ГТС;</w:t>
-      </w:r>
-    </w:p>
-    <w:p>
-      <w:pPr>
-        <w:spacing w:after="40" w:before="0" w:line="252" w:lineRule="auto"/>
-        <w:ind w:firstLine="709"/>
-        <w:jc w:val="both"/>
-      </w:pPr>
-      <w:r>
-        <w:rPr>
-          <w:rFonts w:ascii="Times New Roman" w:cs="Times New Roman" w:eastAsia="Times New Roman" w:hAnsi="Times New Roman"/>
-        </w:rPr>
-        <w:t xml:space="preserve">– прекращает эксплуатацию ГТС в проектных режимах; применительно к ГТС – ограничивает доступ людей на участки ярусов в зоне возможного обрушения и исключает временные нагрузки в пределах призмы обрушения;</w:t>
-      </w:r>
-    </w:p>
-    <w:p>
-      <w:pPr>
-        <w:spacing w:after="40" w:before="0" w:line="252" w:lineRule="auto"/>
-        <w:ind w:firstLine="709"/>
-        <w:jc w:val="both"/>
-      </w:pPr>
-      <w:r>
-        <w:rPr>
-          <w:rFonts w:ascii="Times New Roman" w:cs="Times New Roman" w:eastAsia="Times New Roman" w:hAnsi="Times New Roman"/>
-        </w:rPr>
-        <w:t xml:space="preserve">– представляет декларацию безопасности ГТС в течение шести месяцев со дня обнаружения (фиксации) превышения значений критериев безопасности предельного уровня (пункт 7 Положения о декларировании); действие ранее утверждённой декларации безопасности ГТС прекращается органом государственного надзора.</w:t>
-      </w:r>
-    </w:p>
-    <w:p>
-      <w:pPr>
-        <w:spacing w:after="60" w:before="0" w:line="252" w:lineRule="auto"/>
-        <w:ind w:firstLine="709"/>
-        <w:jc w:val="both"/>
-      </w:pPr>
-      <w:r>
-        <w:rPr>
-          <w:rFonts w:ascii="Times New Roman" w:cs="Times New Roman" w:eastAsia="Times New Roman" w:hAnsi="Times New Roman"/>
-        </w:rPr>
-        <w:t xml:space="preserve">Все случаи превышения критериальных значений, результаты контрольных измерений и принятые меры отражаются в журнале контроля (мониторинга) с фото- и видеофиксацией и привязкой к створам наблюдений.</w:t>
+        <w:t xml:space="preserve">Все случаи превышения критериальных значений, результаты контрольных измерений и принятые меры отражаются в журнале контроля (мониторинга) с фото- и видеофиксацией и привязкой к створам наблюдений; участки, где обнаружены недостатки, отмечаются на плане ГТС, прилагаемом к журналу (пункт 124 ФНП).</w:t>
       </w:r>
     </w:p>
     <w:p>
@@ -22370,7 +24931,7 @@
         <w:rPr>
           <w:rFonts w:ascii="Times New Roman" w:cs="Times New Roman" w:eastAsia="Times New Roman" w:hAnsi="Times New Roman"/>
         </w:rPr>
-        <w:t xml:space="preserve">Контроль (мониторинг) за показателями состояния ГТС, природных и техногенных воздействий осуществляется эксплуатирующей организацией постоянно в соответствии со статьёй 9 Федерального закона № 117-ФЗ, федеральными нормами и правилами и проектом (программой) контроля (мониторинга) состояния ГТС, разрабатываемым и утверждаемым в соответствии с мероприятием 6 пункта 17 акта преддекларационного обследования (не позднее 31.12.2026). Состав наблюдений, приведённый в подразделе 4.2, является исходным для разработки проекта (программы) контроля (мониторинга).</w:t>
+        <w:t xml:space="preserve">Для обеспечения безаварийной эксплуатации Владелец ГТС осуществляет контроль (мониторинг) за показателями состояния ГТС посредством получения и анализа измеряемых (или вычисляемых на основе измерений) показателей состояния ГТС, оценки результатов осмотров ГТС, контроля за проявлением и развитием опасных для сооружений техногенных и природных процессов и явлений, проводимых по программе контроля (мониторинга) с целью объективной оценки эксплуатационной надёжности и безопасности сооружений, разработки и проведения ремонтных мероприятий (пункт 120 ФНП; статья 9 Федерального закона № 117-ФЗ). На ГТС организуется постоянный и периодический контроль (осмотры, технические освидетельствования, обследования) технического состояния сооружения (пункт 6.2 СП 58.13330.2019).</w:t>
       </w:r>
     </w:p>
     <w:p>
@@ -22383,7 +24944,7 @@
         <w:rPr>
           <w:rFonts w:ascii="Times New Roman" w:cs="Times New Roman" w:eastAsia="Times New Roman" w:hAnsi="Times New Roman"/>
         </w:rPr>
-        <w:t xml:space="preserve">Для ГТС, предварительно отнесённого к III классу, в составе контроля (мониторинга) проводятся визуальные и инструментальные наблюдения; послабление, предусмотренное федеральными нормами и правилами для ГТС IV класса, к ГТС не применяется (мероприятие 14 пункта 17 акта преддекларационного обследования).</w:t>
+        <w:t xml:space="preserve">Программа контроля (мониторинга) входит в состав обязательной документации Владельца ГТС (подпункт 33.7 пункта 33 ФНП), разрабатывается в соответствии с пунктом 121 ФНП (мероприятие 6 пункта 17 акта преддекларационного обследования, срок – не позднее 31.12.2026) и включает: перечень контролируемых нагрузок и воздействий на ГТС; перечень контролируемых показателей состояния ГТС; состав средств измерений и периодичность измерений; состав и периодичность осмотров; инструкции и методические рекомендации по проведению осмотров, измерений и обработке результатов измерений. Исходными данными для её разработки являются таблицы 2.4.1, 3.1.1, 3.2.1, 4.2.1, 4.3.1 и приложение Б настоящего документа. В период эксплуатации ГТС программа контроля (мониторинга) подлежит корректировке путём добавления к ней листа изменений, в том числе при корректировке критериев безопасности ГТС (пункт 122 ФНП).</w:t>
       </w:r>
     </w:p>
     <w:p>
@@ -22396,7 +24957,7 @@
         <w:rPr>
           <w:rFonts w:ascii="Times New Roman" w:cs="Times New Roman" w:eastAsia="Times New Roman" w:hAnsi="Times New Roman"/>
         </w:rPr>
-        <w:t xml:space="preserve">До утверждения проекта (программы) контроля (мониторинга) осмотры ГТС проводятся в составе, с периодичностью и в порядке, установленных распорядительным документом эксплуатирующей организации (мероприятие 2 пункта 17 акта преддекларационного обследования, срок – не позднее 31.12.2026).</w:t>
+        <w:t xml:space="preserve">Для ГТС, предварительно отнесённого к III классу, в составе контроля (мониторинга) проводятся визуальные и инструментальные наблюдения; допущение не проводить инструментальный контроль (мониторинг) установлено пунктом 125 ФНП только для ГТС IV класса ответственности и к ГТС не применяется.</w:t>
       </w:r>
     </w:p>
     <w:p>
@@ -22409,7 +24970,7 @@
         <w:rPr>
           <w:rFonts w:ascii="Times New Roman" w:cs="Times New Roman" w:eastAsia="Times New Roman" w:hAnsi="Times New Roman"/>
         </w:rPr>
-        <w:t xml:space="preserve">Начальный (нулевой) цикл инструментальных наблюдений выполняется после закладки исходных реперов и деформационных марок, установки щелемеров и водомерной рейки. Закладку рекомендуется выполнить в ходе инструментального обследования ГТС (мероприятие 3 пункта 17 акта преддекларационного обследования) с тем, чтобы результаты геодезической съёмки и промеров были использованы в качестве начальных значений. Результаты начального цикла оформляются актом и являются исходными для определения значений количественных диагностических показателей.</w:t>
+        <w:t xml:space="preserve">До утверждения программы контроля (мониторинга) осмотры ГТС проводятся в составе, с периодичностью и в порядке, установленных распорядительным документом Владельца ГТС (мероприятие 2 пункта 17 акта преддекларационного обследования, срок – не позднее 31.12.2026).</w:t>
       </w:r>
     </w:p>
     <w:p>
@@ -22422,7 +24983,33 @@
         <w:rPr>
           <w:rFonts w:ascii="Times New Roman" w:cs="Times New Roman" w:eastAsia="Times New Roman" w:hAnsi="Times New Roman"/>
         </w:rPr>
-        <w:t xml:space="preserve">Данные наблюдений регистрируются в журнале визуальных наблюдений и журналах контроля (мониторинга), сравниваются с критериями безопасности ГТС и анализируются; результаты анализа оформляются в виде оперативных сообщений (при выявлении отклонений) и ежегодного отчёта о техническом состоянии ГТС. Основными задачами наблюдений являются:</w:t>
+        <w:t xml:space="preserve">Начальный (нулевой) цикл инструментальных наблюдений выполняется после закладки исходных реперов и деформационных марок, установки щелемеров и водомерной рейки. Закладку рекомендуется выполнить в ходе инструментального обследования ГТС (мероприятие 3 пункта 17 акта преддекларационного обследования) с тем, чтобы результаты геодезической съёмки и промеров были использованы в качестве начальных значений. Результаты начального цикла оформляются актом и являются исходными для определения значений количественных диагностических показателей.</w:t>
+      </w:r>
+    </w:p>
+    <w:p>
+      <w:pPr>
+        <w:spacing w:after="60" w:before="0" w:line="252" w:lineRule="auto"/>
+        <w:ind w:firstLine="709"/>
+        <w:jc w:val="both"/>
+      </w:pPr>
+      <w:r>
+        <w:rPr>
+          <w:rFonts w:ascii="Times New Roman" w:cs="Times New Roman" w:eastAsia="Times New Roman" w:hAnsi="Times New Roman"/>
+        </w:rPr>
+        <w:t xml:space="preserve">При осмотрах контролируется соответствие ГТС проектным параметрам и решениям (пункт 123 ФНП), а ввиду отсутствия проектной документации – фактическому состоянию, зафиксированному актом преддекларационного обследования и начальным циклом наблюдений. Применительно к ГТС при осмотрах контролируются: состояние подпорных стенок и их деформационных швов (трещины, раковины, течи, коррозия); состояние покрытий ярусов (просадки, трещины, провалы, суффозионные явления); состояние береговых примыканий и дна у подошвы приурезной стенки; состояние доступных для осмотра частей средств измерений (наличие нумерации, повреждения).</w:t>
+      </w:r>
+    </w:p>
+    <w:p>
+      <w:pPr>
+        <w:spacing w:after="60" w:before="0" w:line="252" w:lineRule="auto"/>
+        <w:ind w:firstLine="709"/>
+        <w:jc w:val="both"/>
+      </w:pPr>
+      <w:r>
+        <w:rPr>
+          <w:rFonts w:ascii="Times New Roman" w:cs="Times New Roman" w:eastAsia="Times New Roman" w:hAnsi="Times New Roman"/>
+        </w:rPr>
+        <w:t xml:space="preserve">В журнал (журналы) контроля (мониторинга) заносятся сведения обо всех проведённых осмотрах и обнаруженных недостатках с указанием их характера, дат обнаружения и устранения; к журналу прилагается план ГТС, на котором отмечаются все участки, где обнаружены недостатки (пункт 124 ФНП); в качестве такого плана рекомендуется использовать лист 1 приложения Б. Данные натурных наблюдений анализируются не реже одного раза в пять лет с оценкой состояния ГТС (пункт 6.48 СП 58.13330.2019); результаты контроля оформляются также в виде оперативных сообщений (при выявлении отклонений) и ежегодного отчёта о техническом состоянии ГТС. Основными задачами наблюдений являются:</w:t>
       </w:r>
     </w:p>
     <w:p>
@@ -24209,7 +26796,7 @@
         <w:rPr>
           <w:rFonts w:ascii="Times New Roman" w:cs="Times New Roman" w:eastAsia="Times New Roman" w:hAnsi="Times New Roman"/>
         </w:rPr>
-        <w:t xml:space="preserve">Внеочередные осмотры и измерения выполняются: после прохождения расходов воды, близких к расчётным (5-процентной обеспеченности), величины которых определяются в соответствии с мероприятием 30 пункта 17 акта преддекларационного обследования; после сейсмических событий, ощутимых на площадке ГТС; после интенсивных ливней; при выявлении признаков превышения К1 по любому диагностическому показателю; после выполнения работ с применением техники на ярусах.</w:t>
+        <w:t xml:space="preserve">Внеочередные осмотры и измерения выполняются: после прохождения расходов воды, близких к расчётным (5 % обеспеченности), величины которых определяются в соответствии с мероприятием 30 пункта 17 акта преддекларационного обследования; после сейсмических событий, ощутимых на площадке ГТС; после интенсивных ливней; при выявлении признаков превышения К1 по любому диагностическому показателю; после выполнения работ с применением техники на ярусах.</w:t>
       </w:r>
     </w:p>
     <w:p>
@@ -24222,7 +26809,7 @@
         <w:rPr>
           <w:rFonts w:ascii="Times New Roman" w:cs="Times New Roman" w:eastAsia="Times New Roman" w:hAnsi="Times New Roman"/>
         </w:rPr>
-        <w:t xml:space="preserve">Перед началом весеннего половодья ежегодно проводится комиссионный осмотр ГТС (мероприятие 30 пункта 17 акта преддекларационного обследования; средняя дата начала половодья у г. Краснодара – 11 марта). Технические освидетельствования ГТС проводятся комиссией эксплуатирующей организации не реже одного раза в пять лет (мероприятие 31 пункта 17 акта преддекларационного обследования).</w:t>
+        <w:t xml:space="preserve">Перед началом весеннего половодья ежегодно проводится комиссионный осмотр ГТС (мероприятие 30 пункта 17 акта преддекларационного обследования; средняя дата начала половодья у г. Краснодара – 11 марта). Технические освидетельствования ГТС проводятся комиссией Владельца ГТС не реже одного раза в пять лет (пункт 6.50 СП 58.13330.2019; мероприятие 31 пункта 17 акта преддекларационного обследования). Комиссионный осмотр проводится также по завершении пропуска половодья и паводков, близких к расчётным (5 % обеспеченности) (пункт 132 ФНП).</w:t>
       </w:r>
     </w:p>
     <w:p>
@@ -24255,7 +26842,7 @@
         <w:rPr>
           <w:rFonts w:ascii="Times New Roman" w:cs="Times New Roman" w:eastAsia="Times New Roman" w:hAnsi="Times New Roman"/>
         </w:rPr>
-        <w:t xml:space="preserve">Принципиальная схема размещения средств измерений и пунктов наблюдений приведена в приложении Б и предусматривает:</w:t>
+        <w:t xml:space="preserve">Схема размещения средств измерений и состава наблюдений за ГТС приведена в приложении Б: лист 1 – план ГТС с размещением средств измерений и пунктов наблюдений; лист 2 – характерный поперечный профиль и узлы установки средств измерений. Схема предусматривает:</w:t>
       </w:r>
     </w:p>
     <w:p>
@@ -24268,7 +26855,7 @@
         <w:rPr>
           <w:rFonts w:ascii="Times New Roman" w:cs="Times New Roman" w:eastAsia="Times New Roman" w:hAnsi="Times New Roman"/>
         </w:rPr>
-        <w:t xml:space="preserve">– 9 створов наблюдений С-1 – С-9 с шагом 24,5 м по длине ГТС (нумерация от верхового окончания), включая створы на верховом и низовом окончаниях; дополнительные створы – в местах полукруглых уширений внутренней подпорной стенки, лестничного схода и выпусков ливневой канализации;</w:t>
+        <w:t xml:space="preserve">– 11 створов наблюдений С-1 – С-11 (нумерация от верхового окончания), привязанных к осям полукруглых уширений, границам лестничного схода и окончаниям ГТС, с шагом не более 25 м (таблица 4.3.1);</w:t>
       </w:r>
     </w:p>
     <w:p>
@@ -24281,7 +26868,7 @@
         <w:rPr>
           <w:rFonts w:ascii="Times New Roman" w:cs="Times New Roman" w:eastAsia="Times New Roman" w:hAnsi="Times New Roman"/>
         </w:rPr>
-        <w:t xml:space="preserve">– деформационные марки на верху приурезной (М1-1 – М1-9) и внутренней (М2-1 – М2-9) подпорных стенок в каждом створе;</w:t>
+        <w:t xml:space="preserve">– деформационные марки на верху приурезной (М1-1 – М1-11) и внутренней (М2-2 – М2-11) подпорных стенок в каждом створе; в створах по осям уширений марки М2 устанавливаются в вершине уширения, в створах по границам лестничного схода – на его боковых подпорных стенках; в створе С-1 внутренняя стенка отсутствует;</w:t>
       </w:r>
     </w:p>
     <w:p>
@@ -24307,7 +26894,7 @@
         <w:rPr>
           <w:rFonts w:ascii="Times New Roman" w:cs="Times New Roman" w:eastAsia="Times New Roman" w:hAnsi="Times New Roman"/>
         </w:rPr>
-        <w:t xml:space="preserve">– щелемеры (марки) на каждом деформационном шве подпорных стенок – после установления шага швов при инструментальном обследовании;</w:t>
+        <w:t xml:space="preserve">– щелемеры (комплекты марок) на всех деформационных швах подпорных стенок – после установления шага швов при инструментальном обследовании; на схеме щелемеры показаны условно в местах сопряжения уширений и боковых стенок лестничного схода с внутренней стенкой;</w:t>
       </w:r>
     </w:p>
     <w:p>
@@ -24320,7 +26907,7 @@
         <w:rPr>
           <w:rFonts w:ascii="Times New Roman" w:cs="Times New Roman" w:eastAsia="Times New Roman" w:hAnsi="Times New Roman"/>
         </w:rPr>
-        <w:t xml:space="preserve">– промерные створы – продолжение створов С-1 – С-9 в русло на расстояние не менее 30 м от лицевой грани приурезной подпорной стенки, с шагом промерных точек не более 2 м в полосе шириной 10 м у подошвы и не более 5 м за её пределами;</w:t>
+        <w:t xml:space="preserve">– промерные створы – продолжение створов С-1 – С-11 в русло на расстояние не менее 30 м от лицевой грани приурезной подпорной стенки, с шагом промерных точек не более 2 м в полосе шириной 10 м у подошвы и не более 5 м за её пределами;</w:t>
       </w:r>
     </w:p>
     <w:p>
@@ -24333,7 +26920,7 @@
         <w:rPr>
           <w:rFonts w:ascii="Times New Roman" w:cs="Times New Roman" w:eastAsia="Times New Roman" w:hAnsi="Times New Roman"/>
         </w:rPr>
-        <w:t xml:space="preserve">– водомерную рейку на приурезной подпорной стенке, привязанную к Балтийской системе высот;</w:t>
+        <w:t xml:space="preserve">– водомерную рейку на приурезной подпорной стенке (ориентировочно ПК 1+00), нуль которой привязан к Балтийской системе высот;</w:t>
       </w:r>
     </w:p>
     <w:p>
@@ -24351,7 +26938,1651 @@
     </w:p>
     <w:p>
       <w:pPr>
-        <w:spacing w:after="60" w:before="0" w:line="252" w:lineRule="auto"/>
+        <w:keepNext/>
+        <w:keepLines/>
+        <w:spacing w:after="60" w:before="120" w:line="252" w:lineRule="auto"/>
+        <w:jc w:val="left"/>
+      </w:pPr>
+      <w:r>
+        <w:rPr>
+          <w:rFonts w:ascii="Times New Roman" w:cs="Times New Roman" w:eastAsia="Times New Roman" w:hAnsi="Times New Roman"/>
+          <w:sz w:val="24"/>
+          <w:szCs w:val="24"/>
+        </w:rPr>
+        <w:t xml:space="preserve">Таблица 4.3.1 – Ведомость створов наблюдений</w:t>
+      </w:r>
+    </w:p>
+    <w:tbl>
+      <w:tblPr>
+        <w:tblW w:type="dxa" w:w="9355"/>
+        <w:tblBorders>
+          <w:top w:val="single" w:color="auto" w:sz="4"/>
+          <w:left w:val="single" w:color="auto" w:sz="4"/>
+          <w:bottom w:val="single" w:color="auto" w:sz="4"/>
+          <w:right w:val="single" w:color="auto" w:sz="4"/>
+          <w:insideH w:val="single" w:color="auto" w:sz="4"/>
+          <w:insideV w:val="single" w:color="auto" w:sz="4"/>
+        </w:tblBorders>
+      </w:tblPr>
+      <w:tblGrid>
+        <w:gridCol w:w="900"/>
+        <w:gridCol w:w="1300"/>
+        <w:gridCol w:w="3655"/>
+        <w:gridCol w:w="3500"/>
+      </w:tblGrid>
+      <w:tr>
+        <w:trPr>
+          <w:cantSplit/>
+          <w:tblHeader/>
+        </w:trPr>
+        <w:tc>
+          <w:tcPr>
+            <w:tcW w:type="dxa" w:w="900"/>
+            <w:tcBorders>
+              <w:top w:val="single" w:color="000000" w:sz="4"/>
+              <w:left w:val="single" w:color="000000" w:sz="4"/>
+              <w:bottom w:val="single" w:color="000000" w:sz="4"/>
+              <w:right w:val="single" w:color="000000" w:sz="4"/>
+            </w:tcBorders>
+            <w:shd w:fill="E7E6E6" w:color="auto" w:val="clear"/>
+            <w:tcMar>
+              <w:top w:type="dxa" w:w="40"/>
+              <w:left w:type="dxa" w:w="80"/>
+              <w:bottom w:type="dxa" w:w="40"/>
+              <w:right w:type="dxa" w:w="80"/>
+            </w:tcMar>
+            <w:vAlign w:val="top"/>
+          </w:tcPr>
+          <w:p>
+            <w:pPr>
+              <w:spacing w:after="0" w:before="0" w:line="240" w:lineRule="auto"/>
+              <w:jc w:val="center"/>
+            </w:pPr>
+            <w:r>
+              <w:rPr>
+                <w:rFonts w:ascii="Times New Roman" w:cs="Times New Roman" w:eastAsia="Times New Roman" w:hAnsi="Times New Roman"/>
+                <w:b/>
+                <w:bCs/>
+                <w:sz w:val="20"/>
+                <w:szCs w:val="20"/>
+              </w:rPr>
+              <w:t xml:space="preserve">Створ</w:t>
+            </w:r>
+          </w:p>
+        </w:tc>
+        <w:tc>
+          <w:tcPr>
+            <w:tcW w:type="dxa" w:w="1300"/>
+            <w:tcBorders>
+              <w:top w:val="single" w:color="000000" w:sz="4"/>
+              <w:left w:val="single" w:color="000000" w:sz="4"/>
+              <w:bottom w:val="single" w:color="000000" w:sz="4"/>
+              <w:right w:val="single" w:color="000000" w:sz="4"/>
+            </w:tcBorders>
+            <w:shd w:fill="E7E6E6" w:color="auto" w:val="clear"/>
+            <w:tcMar>
+              <w:top w:type="dxa" w:w="40"/>
+              <w:left w:type="dxa" w:w="80"/>
+              <w:bottom w:type="dxa" w:w="40"/>
+              <w:right w:type="dxa" w:w="80"/>
+            </w:tcMar>
+            <w:vAlign w:val="top"/>
+          </w:tcPr>
+          <w:p>
+            <w:pPr>
+              <w:spacing w:after="0" w:before="0" w:line="240" w:lineRule="auto"/>
+              <w:jc w:val="center"/>
+            </w:pPr>
+            <w:r>
+              <w:rPr>
+                <w:rFonts w:ascii="Times New Roman" w:cs="Times New Roman" w:eastAsia="Times New Roman" w:hAnsi="Times New Roman"/>
+                <w:b/>
+                <w:bCs/>
+                <w:sz w:val="20"/>
+                <w:szCs w:val="20"/>
+              </w:rPr>
+              <w:t xml:space="preserve">Пикет</w:t>
+            </w:r>
+          </w:p>
+        </w:tc>
+        <w:tc>
+          <w:tcPr>
+            <w:tcW w:type="dxa" w:w="3655"/>
+            <w:tcBorders>
+              <w:top w:val="single" w:color="000000" w:sz="4"/>
+              <w:left w:val="single" w:color="000000" w:sz="4"/>
+              <w:bottom w:val="single" w:color="000000" w:sz="4"/>
+              <w:right w:val="single" w:color="000000" w:sz="4"/>
+            </w:tcBorders>
+            <w:shd w:fill="E7E6E6" w:color="auto" w:val="clear"/>
+            <w:tcMar>
+              <w:top w:type="dxa" w:w="40"/>
+              <w:left w:type="dxa" w:w="80"/>
+              <w:bottom w:type="dxa" w:w="40"/>
+              <w:right w:type="dxa" w:w="80"/>
+            </w:tcMar>
+            <w:vAlign w:val="top"/>
+          </w:tcPr>
+          <w:p>
+            <w:pPr>
+              <w:spacing w:after="0" w:before="0" w:line="240" w:lineRule="auto"/>
+              <w:jc w:val="center"/>
+            </w:pPr>
+            <w:r>
+              <w:rPr>
+                <w:rFonts w:ascii="Times New Roman" w:cs="Times New Roman" w:eastAsia="Times New Roman" w:hAnsi="Times New Roman"/>
+                <w:b/>
+                <w:bCs/>
+                <w:sz w:val="20"/>
+                <w:szCs w:val="20"/>
+              </w:rPr>
+              <w:t xml:space="preserve">Привязка</w:t>
+            </w:r>
+          </w:p>
+        </w:tc>
+        <w:tc>
+          <w:tcPr>
+            <w:tcW w:type="dxa" w:w="3500"/>
+            <w:tcBorders>
+              <w:top w:val="single" w:color="000000" w:sz="4"/>
+              <w:left w:val="single" w:color="000000" w:sz="4"/>
+              <w:bottom w:val="single" w:color="000000" w:sz="4"/>
+              <w:right w:val="single" w:color="000000" w:sz="4"/>
+            </w:tcBorders>
+            <w:shd w:fill="E7E6E6" w:color="auto" w:val="clear"/>
+            <w:tcMar>
+              <w:top w:type="dxa" w:w="40"/>
+              <w:left w:type="dxa" w:w="80"/>
+              <w:bottom w:type="dxa" w:w="40"/>
+              <w:right w:type="dxa" w:w="80"/>
+            </w:tcMar>
+            <w:vAlign w:val="top"/>
+          </w:tcPr>
+          <w:p>
+            <w:pPr>
+              <w:spacing w:after="0" w:before="0" w:line="240" w:lineRule="auto"/>
+              <w:jc w:val="center"/>
+            </w:pPr>
+            <w:r>
+              <w:rPr>
+                <w:rFonts w:ascii="Times New Roman" w:cs="Times New Roman" w:eastAsia="Times New Roman" w:hAnsi="Times New Roman"/>
+                <w:b/>
+                <w:bCs/>
+                <w:sz w:val="20"/>
+                <w:szCs w:val="20"/>
+              </w:rPr>
+              <w:t xml:space="preserve">Пункты наблюдений</w:t>
+            </w:r>
+          </w:p>
+        </w:tc>
+      </w:tr>
+      <w:tr>
+        <w:trPr>
+          <w:cantSplit/>
+        </w:trPr>
+        <w:tc>
+          <w:tcPr>
+            <w:tcW w:type="dxa" w:w="900"/>
+            <w:tcBorders>
+              <w:top w:val="single" w:color="000000" w:sz="4"/>
+              <w:left w:val="single" w:color="000000" w:sz="4"/>
+              <w:bottom w:val="single" w:color="000000" w:sz="4"/>
+              <w:right w:val="single" w:color="000000" w:sz="4"/>
+            </w:tcBorders>
+            <w:tcMar>
+              <w:top w:type="dxa" w:w="40"/>
+              <w:left w:type="dxa" w:w="80"/>
+              <w:bottom w:type="dxa" w:w="40"/>
+              <w:right w:type="dxa" w:w="80"/>
+            </w:tcMar>
+            <w:vAlign w:val="top"/>
+          </w:tcPr>
+          <w:p>
+            <w:pPr>
+              <w:spacing w:after="0" w:before="0" w:line="240" w:lineRule="auto"/>
+              <w:jc w:val="center"/>
+            </w:pPr>
+            <w:r>
+              <w:rPr>
+                <w:rFonts w:ascii="Times New Roman" w:cs="Times New Roman" w:eastAsia="Times New Roman" w:hAnsi="Times New Roman"/>
+                <w:sz w:val="20"/>
+                <w:szCs w:val="20"/>
+              </w:rPr>
+              <w:t xml:space="preserve">С-1</w:t>
+            </w:r>
+          </w:p>
+        </w:tc>
+        <w:tc>
+          <w:tcPr>
+            <w:tcW w:type="dxa" w:w="1300"/>
+            <w:tcBorders>
+              <w:top w:val="single" w:color="000000" w:sz="4"/>
+              <w:left w:val="single" w:color="000000" w:sz="4"/>
+              <w:bottom w:val="single" w:color="000000" w:sz="4"/>
+              <w:right w:val="single" w:color="000000" w:sz="4"/>
+            </w:tcBorders>
+            <w:tcMar>
+              <w:top w:type="dxa" w:w="40"/>
+              <w:left w:type="dxa" w:w="80"/>
+              <w:bottom w:type="dxa" w:w="40"/>
+              <w:right w:type="dxa" w:w="80"/>
+            </w:tcMar>
+            <w:vAlign w:val="top"/>
+          </w:tcPr>
+          <w:p>
+            <w:pPr>
+              <w:spacing w:after="0" w:before="0" w:line="240" w:lineRule="auto"/>
+              <w:jc w:val="center"/>
+            </w:pPr>
+            <w:r>
+              <w:rPr>
+                <w:rFonts w:ascii="Times New Roman" w:cs="Times New Roman" w:eastAsia="Times New Roman" w:hAnsi="Times New Roman"/>
+                <w:sz w:val="20"/>
+                <w:szCs w:val="20"/>
+              </w:rPr>
+              <w:t xml:space="preserve">ПК 0+05</w:t>
+            </w:r>
+          </w:p>
+        </w:tc>
+        <w:tc>
+          <w:tcPr>
+            <w:tcW w:type="dxa" w:w="3655"/>
+            <w:tcBorders>
+              <w:top w:val="single" w:color="000000" w:sz="4"/>
+              <w:left w:val="single" w:color="000000" w:sz="4"/>
+              <w:bottom w:val="single" w:color="000000" w:sz="4"/>
+              <w:right w:val="single" w:color="000000" w:sz="4"/>
+            </w:tcBorders>
+            <w:tcMar>
+              <w:top w:type="dxa" w:w="40"/>
+              <w:left w:type="dxa" w:w="80"/>
+              <w:bottom w:type="dxa" w:w="40"/>
+              <w:right w:type="dxa" w:w="80"/>
+            </w:tcMar>
+            <w:vAlign w:val="top"/>
+          </w:tcPr>
+          <w:p>
+            <w:pPr>
+              <w:spacing w:after="0" w:before="0" w:line="240" w:lineRule="auto"/>
+              <w:jc w:val="left"/>
+            </w:pPr>
+            <w:r>
+              <w:rPr>
+                <w:rFonts w:ascii="Times New Roman" w:cs="Times New Roman" w:eastAsia="Times New Roman" w:hAnsi="Times New Roman"/>
+                <w:sz w:val="20"/>
+                <w:szCs w:val="20"/>
+              </w:rPr>
+              <w:t xml:space="preserve">верховое окончание ГТС, зона пандуса (съезда)</w:t>
+            </w:r>
+          </w:p>
+        </w:tc>
+        <w:tc>
+          <w:tcPr>
+            <w:tcW w:type="dxa" w:w="3500"/>
+            <w:tcBorders>
+              <w:top w:val="single" w:color="000000" w:sz="4"/>
+              <w:left w:val="single" w:color="000000" w:sz="4"/>
+              <w:bottom w:val="single" w:color="000000" w:sz="4"/>
+              <w:right w:val="single" w:color="000000" w:sz="4"/>
+            </w:tcBorders>
+            <w:tcMar>
+              <w:top w:type="dxa" w:w="40"/>
+              <w:left w:type="dxa" w:w="80"/>
+              <w:bottom w:type="dxa" w:w="40"/>
+              <w:right w:type="dxa" w:w="80"/>
+            </w:tcMar>
+            <w:vAlign w:val="top"/>
+          </w:tcPr>
+          <w:p>
+            <w:pPr>
+              <w:spacing w:after="0" w:before="0" w:line="240" w:lineRule="auto"/>
+              <w:jc w:val="left"/>
+            </w:pPr>
+            <w:r>
+              <w:rPr>
+                <w:rFonts w:ascii="Times New Roman" w:cs="Times New Roman" w:eastAsia="Times New Roman" w:hAnsi="Times New Roman"/>
+                <w:sz w:val="20"/>
+                <w:szCs w:val="20"/>
+              </w:rPr>
+              <w:t xml:space="preserve">М1-1; М2 – нет; промерный створ</w:t>
+            </w:r>
+          </w:p>
+        </w:tc>
+      </w:tr>
+      <w:tr>
+        <w:trPr>
+          <w:cantSplit/>
+        </w:trPr>
+        <w:tc>
+          <w:tcPr>
+            <w:tcW w:type="dxa" w:w="900"/>
+            <w:tcBorders>
+              <w:top w:val="single" w:color="000000" w:sz="4"/>
+              <w:left w:val="single" w:color="000000" w:sz="4"/>
+              <w:bottom w:val="single" w:color="000000" w:sz="4"/>
+              <w:right w:val="single" w:color="000000" w:sz="4"/>
+            </w:tcBorders>
+            <w:tcMar>
+              <w:top w:type="dxa" w:w="40"/>
+              <w:left w:type="dxa" w:w="80"/>
+              <w:bottom w:type="dxa" w:w="40"/>
+              <w:right w:type="dxa" w:w="80"/>
+            </w:tcMar>
+            <w:vAlign w:val="top"/>
+          </w:tcPr>
+          <w:p>
+            <w:pPr>
+              <w:spacing w:after="0" w:before="0" w:line="240" w:lineRule="auto"/>
+              <w:jc w:val="center"/>
+            </w:pPr>
+            <w:r>
+              <w:rPr>
+                <w:rFonts w:ascii="Times New Roman" w:cs="Times New Roman" w:eastAsia="Times New Roman" w:hAnsi="Times New Roman"/>
+                <w:sz w:val="20"/>
+                <w:szCs w:val="20"/>
+              </w:rPr>
+              <w:t xml:space="preserve">С-2</w:t>
+            </w:r>
+          </w:p>
+        </w:tc>
+        <w:tc>
+          <w:tcPr>
+            <w:tcW w:type="dxa" w:w="1300"/>
+            <w:tcBorders>
+              <w:top w:val="single" w:color="000000" w:sz="4"/>
+              <w:left w:val="single" w:color="000000" w:sz="4"/>
+              <w:bottom w:val="single" w:color="000000" w:sz="4"/>
+              <w:right w:val="single" w:color="000000" w:sz="4"/>
+            </w:tcBorders>
+            <w:tcMar>
+              <w:top w:type="dxa" w:w="40"/>
+              <w:left w:type="dxa" w:w="80"/>
+              <w:bottom w:type="dxa" w:w="40"/>
+              <w:right w:type="dxa" w:w="80"/>
+            </w:tcMar>
+            <w:vAlign w:val="top"/>
+          </w:tcPr>
+          <w:p>
+            <w:pPr>
+              <w:spacing w:after="0" w:before="0" w:line="240" w:lineRule="auto"/>
+              <w:jc w:val="center"/>
+            </w:pPr>
+            <w:r>
+              <w:rPr>
+                <w:rFonts w:ascii="Times New Roman" w:cs="Times New Roman" w:eastAsia="Times New Roman" w:hAnsi="Times New Roman"/>
+                <w:sz w:val="20"/>
+                <w:szCs w:val="20"/>
+              </w:rPr>
+              <w:t xml:space="preserve">ПК 0+30</w:t>
+            </w:r>
+          </w:p>
+        </w:tc>
+        <w:tc>
+          <w:tcPr>
+            <w:tcW w:type="dxa" w:w="3655"/>
+            <w:tcBorders>
+              <w:top w:val="single" w:color="000000" w:sz="4"/>
+              <w:left w:val="single" w:color="000000" w:sz="4"/>
+              <w:bottom w:val="single" w:color="000000" w:sz="4"/>
+              <w:right w:val="single" w:color="000000" w:sz="4"/>
+            </w:tcBorders>
+            <w:tcMar>
+              <w:top w:type="dxa" w:w="40"/>
+              <w:left w:type="dxa" w:w="80"/>
+              <w:bottom w:type="dxa" w:w="40"/>
+              <w:right w:type="dxa" w:w="80"/>
+            </w:tcMar>
+            <w:vAlign w:val="top"/>
+          </w:tcPr>
+          <w:p>
+            <w:pPr>
+              <w:spacing w:after="0" w:before="0" w:line="240" w:lineRule="auto"/>
+              <w:jc w:val="left"/>
+            </w:pPr>
+            <w:r>
+              <w:rPr>
+                <w:rFonts w:ascii="Times New Roman" w:cs="Times New Roman" w:eastAsia="Times New Roman" w:hAnsi="Times New Roman"/>
+                <w:sz w:val="20"/>
+                <w:szCs w:val="20"/>
+              </w:rPr>
+              <w:t xml:space="preserve">ось полукруглого уширения № 1</w:t>
+            </w:r>
+          </w:p>
+        </w:tc>
+        <w:tc>
+          <w:tcPr>
+            <w:tcW w:type="dxa" w:w="3500"/>
+            <w:tcBorders>
+              <w:top w:val="single" w:color="000000" w:sz="4"/>
+              <w:left w:val="single" w:color="000000" w:sz="4"/>
+              <w:bottom w:val="single" w:color="000000" w:sz="4"/>
+              <w:right w:val="single" w:color="000000" w:sz="4"/>
+            </w:tcBorders>
+            <w:tcMar>
+              <w:top w:type="dxa" w:w="40"/>
+              <w:left w:type="dxa" w:w="80"/>
+              <w:bottom w:type="dxa" w:w="40"/>
+              <w:right w:type="dxa" w:w="80"/>
+            </w:tcMar>
+            <w:vAlign w:val="top"/>
+          </w:tcPr>
+          <w:p>
+            <w:pPr>
+              <w:spacing w:after="0" w:before="0" w:line="240" w:lineRule="auto"/>
+              <w:jc w:val="left"/>
+            </w:pPr>
+            <w:r>
+              <w:rPr>
+                <w:rFonts w:ascii="Times New Roman" w:cs="Times New Roman" w:eastAsia="Times New Roman" w:hAnsi="Times New Roman"/>
+                <w:sz w:val="20"/>
+                <w:szCs w:val="20"/>
+              </w:rPr>
+              <w:t xml:space="preserve">М1-2; М2-2 (вершина уширения); промерный створ</w:t>
+            </w:r>
+          </w:p>
+        </w:tc>
+      </w:tr>
+      <w:tr>
+        <w:trPr>
+          <w:cantSplit/>
+        </w:trPr>
+        <w:tc>
+          <w:tcPr>
+            <w:tcW w:type="dxa" w:w="900"/>
+            <w:tcBorders>
+              <w:top w:val="single" w:color="000000" w:sz="4"/>
+              <w:left w:val="single" w:color="000000" w:sz="4"/>
+              <w:bottom w:val="single" w:color="000000" w:sz="4"/>
+              <w:right w:val="single" w:color="000000" w:sz="4"/>
+            </w:tcBorders>
+            <w:tcMar>
+              <w:top w:type="dxa" w:w="40"/>
+              <w:left w:type="dxa" w:w="80"/>
+              <w:bottom w:type="dxa" w:w="40"/>
+              <w:right w:type="dxa" w:w="80"/>
+            </w:tcMar>
+            <w:vAlign w:val="top"/>
+          </w:tcPr>
+          <w:p>
+            <w:pPr>
+              <w:spacing w:after="0" w:before="0" w:line="240" w:lineRule="auto"/>
+              <w:jc w:val="center"/>
+            </w:pPr>
+            <w:r>
+              <w:rPr>
+                <w:rFonts w:ascii="Times New Roman" w:cs="Times New Roman" w:eastAsia="Times New Roman" w:hAnsi="Times New Roman"/>
+                <w:sz w:val="20"/>
+                <w:szCs w:val="20"/>
+              </w:rPr>
+              <w:t xml:space="preserve">С-3</w:t>
+            </w:r>
+          </w:p>
+        </w:tc>
+        <w:tc>
+          <w:tcPr>
+            <w:tcW w:type="dxa" w:w="1300"/>
+            <w:tcBorders>
+              <w:top w:val="single" w:color="000000" w:sz="4"/>
+              <w:left w:val="single" w:color="000000" w:sz="4"/>
+              <w:bottom w:val="single" w:color="000000" w:sz="4"/>
+              <w:right w:val="single" w:color="000000" w:sz="4"/>
+            </w:tcBorders>
+            <w:tcMar>
+              <w:top w:type="dxa" w:w="40"/>
+              <w:left w:type="dxa" w:w="80"/>
+              <w:bottom w:type="dxa" w:w="40"/>
+              <w:right w:type="dxa" w:w="80"/>
+            </w:tcMar>
+            <w:vAlign w:val="top"/>
+          </w:tcPr>
+          <w:p>
+            <w:pPr>
+              <w:spacing w:after="0" w:before="0" w:line="240" w:lineRule="auto"/>
+              <w:jc w:val="center"/>
+            </w:pPr>
+            <w:r>
+              <w:rPr>
+                <w:rFonts w:ascii="Times New Roman" w:cs="Times New Roman" w:eastAsia="Times New Roman" w:hAnsi="Times New Roman"/>
+                <w:sz w:val="20"/>
+                <w:szCs w:val="20"/>
+              </w:rPr>
+              <w:t xml:space="preserve">ПК 0+46</w:t>
+            </w:r>
+          </w:p>
+        </w:tc>
+        <w:tc>
+          <w:tcPr>
+            <w:tcW w:type="dxa" w:w="3655"/>
+            <w:tcBorders>
+              <w:top w:val="single" w:color="000000" w:sz="4"/>
+              <w:left w:val="single" w:color="000000" w:sz="4"/>
+              <w:bottom w:val="single" w:color="000000" w:sz="4"/>
+              <w:right w:val="single" w:color="000000" w:sz="4"/>
+            </w:tcBorders>
+            <w:tcMar>
+              <w:top w:type="dxa" w:w="40"/>
+              <w:left w:type="dxa" w:w="80"/>
+              <w:bottom w:type="dxa" w:w="40"/>
+              <w:right w:type="dxa" w:w="80"/>
+            </w:tcMar>
+            <w:vAlign w:val="top"/>
+          </w:tcPr>
+          <w:p>
+            <w:pPr>
+              <w:spacing w:after="0" w:before="0" w:line="240" w:lineRule="auto"/>
+              <w:jc w:val="left"/>
+            </w:pPr>
+            <w:r>
+              <w:rPr>
+                <w:rFonts w:ascii="Times New Roman" w:cs="Times New Roman" w:eastAsia="Times New Roman" w:hAnsi="Times New Roman"/>
+                <w:sz w:val="20"/>
+                <w:szCs w:val="20"/>
+              </w:rPr>
+              <w:t xml:space="preserve">между уширениями № 1 и № 2</w:t>
+            </w:r>
+          </w:p>
+        </w:tc>
+        <w:tc>
+          <w:tcPr>
+            <w:tcW w:type="dxa" w:w="3500"/>
+            <w:tcBorders>
+              <w:top w:val="single" w:color="000000" w:sz="4"/>
+              <w:left w:val="single" w:color="000000" w:sz="4"/>
+              <w:bottom w:val="single" w:color="000000" w:sz="4"/>
+              <w:right w:val="single" w:color="000000" w:sz="4"/>
+            </w:tcBorders>
+            <w:tcMar>
+              <w:top w:type="dxa" w:w="40"/>
+              <w:left w:type="dxa" w:w="80"/>
+              <w:bottom w:type="dxa" w:w="40"/>
+              <w:right w:type="dxa" w:w="80"/>
+            </w:tcMar>
+            <w:vAlign w:val="top"/>
+          </w:tcPr>
+          <w:p>
+            <w:pPr>
+              <w:spacing w:after="0" w:before="0" w:line="240" w:lineRule="auto"/>
+              <w:jc w:val="left"/>
+            </w:pPr>
+            <w:r>
+              <w:rPr>
+                <w:rFonts w:ascii="Times New Roman" w:cs="Times New Roman" w:eastAsia="Times New Roman" w:hAnsi="Times New Roman"/>
+                <w:sz w:val="20"/>
+                <w:szCs w:val="20"/>
+              </w:rPr>
+              <w:t xml:space="preserve">М1-3; М2-3; промерный створ</w:t>
+            </w:r>
+          </w:p>
+        </w:tc>
+      </w:tr>
+      <w:tr>
+        <w:trPr>
+          <w:cantSplit/>
+        </w:trPr>
+        <w:tc>
+          <w:tcPr>
+            <w:tcW w:type="dxa" w:w="900"/>
+            <w:tcBorders>
+              <w:top w:val="single" w:color="000000" w:sz="4"/>
+              <w:left w:val="single" w:color="000000" w:sz="4"/>
+              <w:bottom w:val="single" w:color="000000" w:sz="4"/>
+              <w:right w:val="single" w:color="000000" w:sz="4"/>
+            </w:tcBorders>
+            <w:tcMar>
+              <w:top w:type="dxa" w:w="40"/>
+              <w:left w:type="dxa" w:w="80"/>
+              <w:bottom w:type="dxa" w:w="40"/>
+              <w:right w:type="dxa" w:w="80"/>
+            </w:tcMar>
+            <w:vAlign w:val="top"/>
+          </w:tcPr>
+          <w:p>
+            <w:pPr>
+              <w:spacing w:after="0" w:before="0" w:line="240" w:lineRule="auto"/>
+              <w:jc w:val="center"/>
+            </w:pPr>
+            <w:r>
+              <w:rPr>
+                <w:rFonts w:ascii="Times New Roman" w:cs="Times New Roman" w:eastAsia="Times New Roman" w:hAnsi="Times New Roman"/>
+                <w:sz w:val="20"/>
+                <w:szCs w:val="20"/>
+              </w:rPr>
+              <w:t xml:space="preserve">С-4</w:t>
+            </w:r>
+          </w:p>
+        </w:tc>
+        <w:tc>
+          <w:tcPr>
+            <w:tcW w:type="dxa" w:w="1300"/>
+            <w:tcBorders>
+              <w:top w:val="single" w:color="000000" w:sz="4"/>
+              <w:left w:val="single" w:color="000000" w:sz="4"/>
+              <w:bottom w:val="single" w:color="000000" w:sz="4"/>
+              <w:right w:val="single" w:color="000000" w:sz="4"/>
+            </w:tcBorders>
+            <w:tcMar>
+              <w:top w:type="dxa" w:w="40"/>
+              <w:left w:type="dxa" w:w="80"/>
+              <w:bottom w:type="dxa" w:w="40"/>
+              <w:right w:type="dxa" w:w="80"/>
+            </w:tcMar>
+            <w:vAlign w:val="top"/>
+          </w:tcPr>
+          <w:p>
+            <w:pPr>
+              <w:spacing w:after="0" w:before="0" w:line="240" w:lineRule="auto"/>
+              <w:jc w:val="center"/>
+            </w:pPr>
+            <w:r>
+              <w:rPr>
+                <w:rFonts w:ascii="Times New Roman" w:cs="Times New Roman" w:eastAsia="Times New Roman" w:hAnsi="Times New Roman"/>
+                <w:sz w:val="20"/>
+                <w:szCs w:val="20"/>
+              </w:rPr>
+              <w:t xml:space="preserve">ПК 0+61</w:t>
+            </w:r>
+          </w:p>
+        </w:tc>
+        <w:tc>
+          <w:tcPr>
+            <w:tcW w:type="dxa" w:w="3655"/>
+            <w:tcBorders>
+              <w:top w:val="single" w:color="000000" w:sz="4"/>
+              <w:left w:val="single" w:color="000000" w:sz="4"/>
+              <w:bottom w:val="single" w:color="000000" w:sz="4"/>
+              <w:right w:val="single" w:color="000000" w:sz="4"/>
+            </w:tcBorders>
+            <w:tcMar>
+              <w:top w:type="dxa" w:w="40"/>
+              <w:left w:type="dxa" w:w="80"/>
+              <w:bottom w:type="dxa" w:w="40"/>
+              <w:right w:type="dxa" w:w="80"/>
+            </w:tcMar>
+            <w:vAlign w:val="top"/>
+          </w:tcPr>
+          <w:p>
+            <w:pPr>
+              <w:spacing w:after="0" w:before="0" w:line="240" w:lineRule="auto"/>
+              <w:jc w:val="left"/>
+            </w:pPr>
+            <w:r>
+              <w:rPr>
+                <w:rFonts w:ascii="Times New Roman" w:cs="Times New Roman" w:eastAsia="Times New Roman" w:hAnsi="Times New Roman"/>
+                <w:sz w:val="20"/>
+                <w:szCs w:val="20"/>
+              </w:rPr>
+              <w:t xml:space="preserve">ось полукруглого уширения № 2</w:t>
+            </w:r>
+          </w:p>
+        </w:tc>
+        <w:tc>
+          <w:tcPr>
+            <w:tcW w:type="dxa" w:w="3500"/>
+            <w:tcBorders>
+              <w:top w:val="single" w:color="000000" w:sz="4"/>
+              <w:left w:val="single" w:color="000000" w:sz="4"/>
+              <w:bottom w:val="single" w:color="000000" w:sz="4"/>
+              <w:right w:val="single" w:color="000000" w:sz="4"/>
+            </w:tcBorders>
+            <w:tcMar>
+              <w:top w:type="dxa" w:w="40"/>
+              <w:left w:type="dxa" w:w="80"/>
+              <w:bottom w:type="dxa" w:w="40"/>
+              <w:right w:type="dxa" w:w="80"/>
+            </w:tcMar>
+            <w:vAlign w:val="top"/>
+          </w:tcPr>
+          <w:p>
+            <w:pPr>
+              <w:spacing w:after="0" w:before="0" w:line="240" w:lineRule="auto"/>
+              <w:jc w:val="left"/>
+            </w:pPr>
+            <w:r>
+              <w:rPr>
+                <w:rFonts w:ascii="Times New Roman" w:cs="Times New Roman" w:eastAsia="Times New Roman" w:hAnsi="Times New Roman"/>
+                <w:sz w:val="20"/>
+                <w:szCs w:val="20"/>
+              </w:rPr>
+              <w:t xml:space="preserve">М1-4; М2-4 (вершина уширения); промерный створ</w:t>
+            </w:r>
+          </w:p>
+        </w:tc>
+      </w:tr>
+      <w:tr>
+        <w:trPr>
+          <w:cantSplit/>
+        </w:trPr>
+        <w:tc>
+          <w:tcPr>
+            <w:tcW w:type="dxa" w:w="900"/>
+            <w:tcBorders>
+              <w:top w:val="single" w:color="000000" w:sz="4"/>
+              <w:left w:val="single" w:color="000000" w:sz="4"/>
+              <w:bottom w:val="single" w:color="000000" w:sz="4"/>
+              <w:right w:val="single" w:color="000000" w:sz="4"/>
+            </w:tcBorders>
+            <w:tcMar>
+              <w:top w:type="dxa" w:w="40"/>
+              <w:left w:type="dxa" w:w="80"/>
+              <w:bottom w:type="dxa" w:w="40"/>
+              <w:right w:type="dxa" w:w="80"/>
+            </w:tcMar>
+            <w:vAlign w:val="top"/>
+          </w:tcPr>
+          <w:p>
+            <w:pPr>
+              <w:spacing w:after="0" w:before="0" w:line="240" w:lineRule="auto"/>
+              <w:jc w:val="center"/>
+            </w:pPr>
+            <w:r>
+              <w:rPr>
+                <w:rFonts w:ascii="Times New Roman" w:cs="Times New Roman" w:eastAsia="Times New Roman" w:hAnsi="Times New Roman"/>
+                <w:sz w:val="20"/>
+                <w:szCs w:val="20"/>
+              </w:rPr>
+              <w:t xml:space="preserve">С-5</w:t>
+            </w:r>
+          </w:p>
+        </w:tc>
+        <w:tc>
+          <w:tcPr>
+            <w:tcW w:type="dxa" w:w="1300"/>
+            <w:tcBorders>
+              <w:top w:val="single" w:color="000000" w:sz="4"/>
+              <w:left w:val="single" w:color="000000" w:sz="4"/>
+              <w:bottom w:val="single" w:color="000000" w:sz="4"/>
+              <w:right w:val="single" w:color="000000" w:sz="4"/>
+            </w:tcBorders>
+            <w:tcMar>
+              <w:top w:type="dxa" w:w="40"/>
+              <w:left w:type="dxa" w:w="80"/>
+              <w:bottom w:type="dxa" w:w="40"/>
+              <w:right w:type="dxa" w:w="80"/>
+            </w:tcMar>
+            <w:vAlign w:val="top"/>
+          </w:tcPr>
+          <w:p>
+            <w:pPr>
+              <w:spacing w:after="0" w:before="0" w:line="240" w:lineRule="auto"/>
+              <w:jc w:val="center"/>
+            </w:pPr>
+            <w:r>
+              <w:rPr>
+                <w:rFonts w:ascii="Times New Roman" w:cs="Times New Roman" w:eastAsia="Times New Roman" w:hAnsi="Times New Roman"/>
+                <w:sz w:val="20"/>
+                <w:szCs w:val="20"/>
+              </w:rPr>
+              <w:t xml:space="preserve">ПК 0+76</w:t>
+            </w:r>
+          </w:p>
+        </w:tc>
+        <w:tc>
+          <w:tcPr>
+            <w:tcW w:type="dxa" w:w="3655"/>
+            <w:tcBorders>
+              <w:top w:val="single" w:color="000000" w:sz="4"/>
+              <w:left w:val="single" w:color="000000" w:sz="4"/>
+              <w:bottom w:val="single" w:color="000000" w:sz="4"/>
+              <w:right w:val="single" w:color="000000" w:sz="4"/>
+            </w:tcBorders>
+            <w:tcMar>
+              <w:top w:type="dxa" w:w="40"/>
+              <w:left w:type="dxa" w:w="80"/>
+              <w:bottom w:type="dxa" w:w="40"/>
+              <w:right w:type="dxa" w:w="80"/>
+            </w:tcMar>
+            <w:vAlign w:val="top"/>
+          </w:tcPr>
+          <w:p>
+            <w:pPr>
+              <w:spacing w:after="0" w:before="0" w:line="240" w:lineRule="auto"/>
+              <w:jc w:val="left"/>
+            </w:pPr>
+            <w:r>
+              <w:rPr>
+                <w:rFonts w:ascii="Times New Roman" w:cs="Times New Roman" w:eastAsia="Times New Roman" w:hAnsi="Times New Roman"/>
+                <w:sz w:val="20"/>
+                <w:szCs w:val="20"/>
+              </w:rPr>
+              <w:t xml:space="preserve">между уширениями № 2 и № 3</w:t>
+            </w:r>
+          </w:p>
+        </w:tc>
+        <w:tc>
+          <w:tcPr>
+            <w:tcW w:type="dxa" w:w="3500"/>
+            <w:tcBorders>
+              <w:top w:val="single" w:color="000000" w:sz="4"/>
+              <w:left w:val="single" w:color="000000" w:sz="4"/>
+              <w:bottom w:val="single" w:color="000000" w:sz="4"/>
+              <w:right w:val="single" w:color="000000" w:sz="4"/>
+            </w:tcBorders>
+            <w:tcMar>
+              <w:top w:type="dxa" w:w="40"/>
+              <w:left w:type="dxa" w:w="80"/>
+              <w:bottom w:type="dxa" w:w="40"/>
+              <w:right w:type="dxa" w:w="80"/>
+            </w:tcMar>
+            <w:vAlign w:val="top"/>
+          </w:tcPr>
+          <w:p>
+            <w:pPr>
+              <w:spacing w:after="0" w:before="0" w:line="240" w:lineRule="auto"/>
+              <w:jc w:val="left"/>
+            </w:pPr>
+            <w:r>
+              <w:rPr>
+                <w:rFonts w:ascii="Times New Roman" w:cs="Times New Roman" w:eastAsia="Times New Roman" w:hAnsi="Times New Roman"/>
+                <w:sz w:val="20"/>
+                <w:szCs w:val="20"/>
+              </w:rPr>
+              <w:t xml:space="preserve">М1-5; М2-5; промерный створ</w:t>
+            </w:r>
+          </w:p>
+        </w:tc>
+      </w:tr>
+      <w:tr>
+        <w:trPr>
+          <w:cantSplit/>
+        </w:trPr>
+        <w:tc>
+          <w:tcPr>
+            <w:tcW w:type="dxa" w:w="900"/>
+            <w:tcBorders>
+              <w:top w:val="single" w:color="000000" w:sz="4"/>
+              <w:left w:val="single" w:color="000000" w:sz="4"/>
+              <w:bottom w:val="single" w:color="000000" w:sz="4"/>
+              <w:right w:val="single" w:color="000000" w:sz="4"/>
+            </w:tcBorders>
+            <w:tcMar>
+              <w:top w:type="dxa" w:w="40"/>
+              <w:left w:type="dxa" w:w="80"/>
+              <w:bottom w:type="dxa" w:w="40"/>
+              <w:right w:type="dxa" w:w="80"/>
+            </w:tcMar>
+            <w:vAlign w:val="top"/>
+          </w:tcPr>
+          <w:p>
+            <w:pPr>
+              <w:spacing w:after="0" w:before="0" w:line="240" w:lineRule="auto"/>
+              <w:jc w:val="center"/>
+            </w:pPr>
+            <w:r>
+              <w:rPr>
+                <w:rFonts w:ascii="Times New Roman" w:cs="Times New Roman" w:eastAsia="Times New Roman" w:hAnsi="Times New Roman"/>
+                <w:sz w:val="20"/>
+                <w:szCs w:val="20"/>
+              </w:rPr>
+              <w:t xml:space="preserve">С-6</w:t>
+            </w:r>
+          </w:p>
+        </w:tc>
+        <w:tc>
+          <w:tcPr>
+            <w:tcW w:type="dxa" w:w="1300"/>
+            <w:tcBorders>
+              <w:top w:val="single" w:color="000000" w:sz="4"/>
+              <w:left w:val="single" w:color="000000" w:sz="4"/>
+              <w:bottom w:val="single" w:color="000000" w:sz="4"/>
+              <w:right w:val="single" w:color="000000" w:sz="4"/>
+            </w:tcBorders>
+            <w:tcMar>
+              <w:top w:type="dxa" w:w="40"/>
+              <w:left w:type="dxa" w:w="80"/>
+              <w:bottom w:type="dxa" w:w="40"/>
+              <w:right w:type="dxa" w:w="80"/>
+            </w:tcMar>
+            <w:vAlign w:val="top"/>
+          </w:tcPr>
+          <w:p>
+            <w:pPr>
+              <w:spacing w:after="0" w:before="0" w:line="240" w:lineRule="auto"/>
+              <w:jc w:val="center"/>
+            </w:pPr>
+            <w:r>
+              <w:rPr>
+                <w:rFonts w:ascii="Times New Roman" w:cs="Times New Roman" w:eastAsia="Times New Roman" w:hAnsi="Times New Roman"/>
+                <w:sz w:val="20"/>
+                <w:szCs w:val="20"/>
+              </w:rPr>
+              <w:t xml:space="preserve">ПК 0+92</w:t>
+            </w:r>
+          </w:p>
+        </w:tc>
+        <w:tc>
+          <w:tcPr>
+            <w:tcW w:type="dxa" w:w="3655"/>
+            <w:tcBorders>
+              <w:top w:val="single" w:color="000000" w:sz="4"/>
+              <w:left w:val="single" w:color="000000" w:sz="4"/>
+              <w:bottom w:val="single" w:color="000000" w:sz="4"/>
+              <w:right w:val="single" w:color="000000" w:sz="4"/>
+            </w:tcBorders>
+            <w:tcMar>
+              <w:top w:type="dxa" w:w="40"/>
+              <w:left w:type="dxa" w:w="80"/>
+              <w:bottom w:type="dxa" w:w="40"/>
+              <w:right w:type="dxa" w:w="80"/>
+            </w:tcMar>
+            <w:vAlign w:val="top"/>
+          </w:tcPr>
+          <w:p>
+            <w:pPr>
+              <w:spacing w:after="0" w:before="0" w:line="240" w:lineRule="auto"/>
+              <w:jc w:val="left"/>
+            </w:pPr>
+            <w:r>
+              <w:rPr>
+                <w:rFonts w:ascii="Times New Roman" w:cs="Times New Roman" w:eastAsia="Times New Roman" w:hAnsi="Times New Roman"/>
+                <w:sz w:val="20"/>
+                <w:szCs w:val="20"/>
+              </w:rPr>
+              <w:t xml:space="preserve">ось полукруглого уширения № 3</w:t>
+            </w:r>
+          </w:p>
+        </w:tc>
+        <w:tc>
+          <w:tcPr>
+            <w:tcW w:type="dxa" w:w="3500"/>
+            <w:tcBorders>
+              <w:top w:val="single" w:color="000000" w:sz="4"/>
+              <w:left w:val="single" w:color="000000" w:sz="4"/>
+              <w:bottom w:val="single" w:color="000000" w:sz="4"/>
+              <w:right w:val="single" w:color="000000" w:sz="4"/>
+            </w:tcBorders>
+            <w:tcMar>
+              <w:top w:type="dxa" w:w="40"/>
+              <w:left w:type="dxa" w:w="80"/>
+              <w:bottom w:type="dxa" w:w="40"/>
+              <w:right w:type="dxa" w:w="80"/>
+            </w:tcMar>
+            <w:vAlign w:val="top"/>
+          </w:tcPr>
+          <w:p>
+            <w:pPr>
+              <w:spacing w:after="0" w:before="0" w:line="240" w:lineRule="auto"/>
+              <w:jc w:val="left"/>
+            </w:pPr>
+            <w:r>
+              <w:rPr>
+                <w:rFonts w:ascii="Times New Roman" w:cs="Times New Roman" w:eastAsia="Times New Roman" w:hAnsi="Times New Roman"/>
+                <w:sz w:val="20"/>
+                <w:szCs w:val="20"/>
+              </w:rPr>
+              <w:t xml:space="preserve">М1-6; М2-6 (вершина уширения); промерный створ</w:t>
+            </w:r>
+          </w:p>
+        </w:tc>
+      </w:tr>
+      <w:tr>
+        <w:trPr>
+          <w:cantSplit/>
+        </w:trPr>
+        <w:tc>
+          <w:tcPr>
+            <w:tcW w:type="dxa" w:w="900"/>
+            <w:tcBorders>
+              <w:top w:val="single" w:color="000000" w:sz="4"/>
+              <w:left w:val="single" w:color="000000" w:sz="4"/>
+              <w:bottom w:val="single" w:color="000000" w:sz="4"/>
+              <w:right w:val="single" w:color="000000" w:sz="4"/>
+            </w:tcBorders>
+            <w:tcMar>
+              <w:top w:type="dxa" w:w="40"/>
+              <w:left w:type="dxa" w:w="80"/>
+              <w:bottom w:type="dxa" w:w="40"/>
+              <w:right w:type="dxa" w:w="80"/>
+            </w:tcMar>
+            <w:vAlign w:val="top"/>
+          </w:tcPr>
+          <w:p>
+            <w:pPr>
+              <w:spacing w:after="0" w:before="0" w:line="240" w:lineRule="auto"/>
+              <w:jc w:val="center"/>
+            </w:pPr>
+            <w:r>
+              <w:rPr>
+                <w:rFonts w:ascii="Times New Roman" w:cs="Times New Roman" w:eastAsia="Times New Roman" w:hAnsi="Times New Roman"/>
+                <w:sz w:val="20"/>
+                <w:szCs w:val="20"/>
+              </w:rPr>
+              <w:t xml:space="preserve">С-7</w:t>
+            </w:r>
+          </w:p>
+        </w:tc>
+        <w:tc>
+          <w:tcPr>
+            <w:tcW w:type="dxa" w:w="1300"/>
+            <w:tcBorders>
+              <w:top w:val="single" w:color="000000" w:sz="4"/>
+              <w:left w:val="single" w:color="000000" w:sz="4"/>
+              <w:bottom w:val="single" w:color="000000" w:sz="4"/>
+              <w:right w:val="single" w:color="000000" w:sz="4"/>
+            </w:tcBorders>
+            <w:tcMar>
+              <w:top w:type="dxa" w:w="40"/>
+              <w:left w:type="dxa" w:w="80"/>
+              <w:bottom w:type="dxa" w:w="40"/>
+              <w:right w:type="dxa" w:w="80"/>
+            </w:tcMar>
+            <w:vAlign w:val="top"/>
+          </w:tcPr>
+          <w:p>
+            <w:pPr>
+              <w:spacing w:after="0" w:before="0" w:line="240" w:lineRule="auto"/>
+              <w:jc w:val="center"/>
+            </w:pPr>
+            <w:r>
+              <w:rPr>
+                <w:rFonts w:ascii="Times New Roman" w:cs="Times New Roman" w:eastAsia="Times New Roman" w:hAnsi="Times New Roman"/>
+                <w:sz w:val="20"/>
+                <w:szCs w:val="20"/>
+              </w:rPr>
+              <w:t xml:space="preserve">ПК 1+07</w:t>
+            </w:r>
+          </w:p>
+        </w:tc>
+        <w:tc>
+          <w:tcPr>
+            <w:tcW w:type="dxa" w:w="3655"/>
+            <w:tcBorders>
+              <w:top w:val="single" w:color="000000" w:sz="4"/>
+              <w:left w:val="single" w:color="000000" w:sz="4"/>
+              <w:bottom w:val="single" w:color="000000" w:sz="4"/>
+              <w:right w:val="single" w:color="000000" w:sz="4"/>
+            </w:tcBorders>
+            <w:tcMar>
+              <w:top w:type="dxa" w:w="40"/>
+              <w:left w:type="dxa" w:w="80"/>
+              <w:bottom w:type="dxa" w:w="40"/>
+              <w:right w:type="dxa" w:w="80"/>
+            </w:tcMar>
+            <w:vAlign w:val="top"/>
+          </w:tcPr>
+          <w:p>
+            <w:pPr>
+              <w:spacing w:after="0" w:before="0" w:line="240" w:lineRule="auto"/>
+              <w:jc w:val="left"/>
+            </w:pPr>
+            <w:r>
+              <w:rPr>
+                <w:rFonts w:ascii="Times New Roman" w:cs="Times New Roman" w:eastAsia="Times New Roman" w:hAnsi="Times New Roman"/>
+                <w:sz w:val="20"/>
+                <w:szCs w:val="20"/>
+              </w:rPr>
+              <w:t xml:space="preserve">между уширением № 3 и лестничным сходом</w:t>
+            </w:r>
+          </w:p>
+        </w:tc>
+        <w:tc>
+          <w:tcPr>
+            <w:tcW w:type="dxa" w:w="3500"/>
+            <w:tcBorders>
+              <w:top w:val="single" w:color="000000" w:sz="4"/>
+              <w:left w:val="single" w:color="000000" w:sz="4"/>
+              <w:bottom w:val="single" w:color="000000" w:sz="4"/>
+              <w:right w:val="single" w:color="000000" w:sz="4"/>
+            </w:tcBorders>
+            <w:tcMar>
+              <w:top w:type="dxa" w:w="40"/>
+              <w:left w:type="dxa" w:w="80"/>
+              <w:bottom w:type="dxa" w:w="40"/>
+              <w:right w:type="dxa" w:w="80"/>
+            </w:tcMar>
+            <w:vAlign w:val="top"/>
+          </w:tcPr>
+          <w:p>
+            <w:pPr>
+              <w:spacing w:after="0" w:before="0" w:line="240" w:lineRule="auto"/>
+              <w:jc w:val="left"/>
+            </w:pPr>
+            <w:r>
+              <w:rPr>
+                <w:rFonts w:ascii="Times New Roman" w:cs="Times New Roman" w:eastAsia="Times New Roman" w:hAnsi="Times New Roman"/>
+                <w:sz w:val="20"/>
+                <w:szCs w:val="20"/>
+              </w:rPr>
+              <w:t xml:space="preserve">М1-7; М2-7; промерный створ</w:t>
+            </w:r>
+          </w:p>
+        </w:tc>
+      </w:tr>
+      <w:tr>
+        <w:trPr>
+          <w:cantSplit/>
+        </w:trPr>
+        <w:tc>
+          <w:tcPr>
+            <w:tcW w:type="dxa" w:w="900"/>
+            <w:tcBorders>
+              <w:top w:val="single" w:color="000000" w:sz="4"/>
+              <w:left w:val="single" w:color="000000" w:sz="4"/>
+              <w:bottom w:val="single" w:color="000000" w:sz="4"/>
+              <w:right w:val="single" w:color="000000" w:sz="4"/>
+            </w:tcBorders>
+            <w:tcMar>
+              <w:top w:type="dxa" w:w="40"/>
+              <w:left w:type="dxa" w:w="80"/>
+              <w:bottom w:type="dxa" w:w="40"/>
+              <w:right w:type="dxa" w:w="80"/>
+            </w:tcMar>
+            <w:vAlign w:val="top"/>
+          </w:tcPr>
+          <w:p>
+            <w:pPr>
+              <w:spacing w:after="0" w:before="0" w:line="240" w:lineRule="auto"/>
+              <w:jc w:val="center"/>
+            </w:pPr>
+            <w:r>
+              <w:rPr>
+                <w:rFonts w:ascii="Times New Roman" w:cs="Times New Roman" w:eastAsia="Times New Roman" w:hAnsi="Times New Roman"/>
+                <w:sz w:val="20"/>
+                <w:szCs w:val="20"/>
+              </w:rPr>
+              <w:t xml:space="preserve">С-8</w:t>
+            </w:r>
+          </w:p>
+        </w:tc>
+        <w:tc>
+          <w:tcPr>
+            <w:tcW w:type="dxa" w:w="1300"/>
+            <w:tcBorders>
+              <w:top w:val="single" w:color="000000" w:sz="4"/>
+              <w:left w:val="single" w:color="000000" w:sz="4"/>
+              <w:bottom w:val="single" w:color="000000" w:sz="4"/>
+              <w:right w:val="single" w:color="000000" w:sz="4"/>
+            </w:tcBorders>
+            <w:tcMar>
+              <w:top w:type="dxa" w:w="40"/>
+              <w:left w:type="dxa" w:w="80"/>
+              <w:bottom w:type="dxa" w:w="40"/>
+              <w:right w:type="dxa" w:w="80"/>
+            </w:tcMar>
+            <w:vAlign w:val="top"/>
+          </w:tcPr>
+          <w:p>
+            <w:pPr>
+              <w:spacing w:after="0" w:before="0" w:line="240" w:lineRule="auto"/>
+              <w:jc w:val="center"/>
+            </w:pPr>
+            <w:r>
+              <w:rPr>
+                <w:rFonts w:ascii="Times New Roman" w:cs="Times New Roman" w:eastAsia="Times New Roman" w:hAnsi="Times New Roman"/>
+                <w:sz w:val="20"/>
+                <w:szCs w:val="20"/>
+              </w:rPr>
+              <w:t xml:space="preserve">ПК 1+21</w:t>
+            </w:r>
+          </w:p>
+        </w:tc>
+        <w:tc>
+          <w:tcPr>
+            <w:tcW w:type="dxa" w:w="3655"/>
+            <w:tcBorders>
+              <w:top w:val="single" w:color="000000" w:sz="4"/>
+              <w:left w:val="single" w:color="000000" w:sz="4"/>
+              <w:bottom w:val="single" w:color="000000" w:sz="4"/>
+              <w:right w:val="single" w:color="000000" w:sz="4"/>
+            </w:tcBorders>
+            <w:tcMar>
+              <w:top w:type="dxa" w:w="40"/>
+              <w:left w:type="dxa" w:w="80"/>
+              <w:bottom w:type="dxa" w:w="40"/>
+              <w:right w:type="dxa" w:w="80"/>
+            </w:tcMar>
+            <w:vAlign w:val="top"/>
+          </w:tcPr>
+          <w:p>
+            <w:pPr>
+              <w:spacing w:after="0" w:before="0" w:line="240" w:lineRule="auto"/>
+              <w:jc w:val="left"/>
+            </w:pPr>
+            <w:r>
+              <w:rPr>
+                <w:rFonts w:ascii="Times New Roman" w:cs="Times New Roman" w:eastAsia="Times New Roman" w:hAnsi="Times New Roman"/>
+                <w:sz w:val="20"/>
+                <w:szCs w:val="20"/>
+              </w:rPr>
+              <w:t xml:space="preserve">верховая граница лестничного схода</w:t>
+            </w:r>
+          </w:p>
+        </w:tc>
+        <w:tc>
+          <w:tcPr>
+            <w:tcW w:type="dxa" w:w="3500"/>
+            <w:tcBorders>
+              <w:top w:val="single" w:color="000000" w:sz="4"/>
+              <w:left w:val="single" w:color="000000" w:sz="4"/>
+              <w:bottom w:val="single" w:color="000000" w:sz="4"/>
+              <w:right w:val="single" w:color="000000" w:sz="4"/>
+            </w:tcBorders>
+            <w:tcMar>
+              <w:top w:type="dxa" w:w="40"/>
+              <w:left w:type="dxa" w:w="80"/>
+              <w:bottom w:type="dxa" w:w="40"/>
+              <w:right w:type="dxa" w:w="80"/>
+            </w:tcMar>
+            <w:vAlign w:val="top"/>
+          </w:tcPr>
+          <w:p>
+            <w:pPr>
+              <w:spacing w:after="0" w:before="0" w:line="240" w:lineRule="auto"/>
+              <w:jc w:val="left"/>
+            </w:pPr>
+            <w:r>
+              <w:rPr>
+                <w:rFonts w:ascii="Times New Roman" w:cs="Times New Roman" w:eastAsia="Times New Roman" w:hAnsi="Times New Roman"/>
+                <w:sz w:val="20"/>
+                <w:szCs w:val="20"/>
+              </w:rPr>
+              <w:t xml:space="preserve">М1-8; М2-8 (боковая стенка схода); промерный створ</w:t>
+            </w:r>
+          </w:p>
+        </w:tc>
+      </w:tr>
+      <w:tr>
+        <w:trPr>
+          <w:cantSplit/>
+        </w:trPr>
+        <w:tc>
+          <w:tcPr>
+            <w:tcW w:type="dxa" w:w="900"/>
+            <w:tcBorders>
+              <w:top w:val="single" w:color="000000" w:sz="4"/>
+              <w:left w:val="single" w:color="000000" w:sz="4"/>
+              <w:bottom w:val="single" w:color="000000" w:sz="4"/>
+              <w:right w:val="single" w:color="000000" w:sz="4"/>
+            </w:tcBorders>
+            <w:tcMar>
+              <w:top w:type="dxa" w:w="40"/>
+              <w:left w:type="dxa" w:w="80"/>
+              <w:bottom w:type="dxa" w:w="40"/>
+              <w:right w:type="dxa" w:w="80"/>
+            </w:tcMar>
+            <w:vAlign w:val="top"/>
+          </w:tcPr>
+          <w:p>
+            <w:pPr>
+              <w:spacing w:after="0" w:before="0" w:line="240" w:lineRule="auto"/>
+              <w:jc w:val="center"/>
+            </w:pPr>
+            <w:r>
+              <w:rPr>
+                <w:rFonts w:ascii="Times New Roman" w:cs="Times New Roman" w:eastAsia="Times New Roman" w:hAnsi="Times New Roman"/>
+                <w:sz w:val="20"/>
+                <w:szCs w:val="20"/>
+              </w:rPr>
+              <w:t xml:space="preserve">С-9</w:t>
+            </w:r>
+          </w:p>
+        </w:tc>
+        <w:tc>
+          <w:tcPr>
+            <w:tcW w:type="dxa" w:w="1300"/>
+            <w:tcBorders>
+              <w:top w:val="single" w:color="000000" w:sz="4"/>
+              <w:left w:val="single" w:color="000000" w:sz="4"/>
+              <w:bottom w:val="single" w:color="000000" w:sz="4"/>
+              <w:right w:val="single" w:color="000000" w:sz="4"/>
+            </w:tcBorders>
+            <w:tcMar>
+              <w:top w:type="dxa" w:w="40"/>
+              <w:left w:type="dxa" w:w="80"/>
+              <w:bottom w:type="dxa" w:w="40"/>
+              <w:right w:type="dxa" w:w="80"/>
+            </w:tcMar>
+            <w:vAlign w:val="top"/>
+          </w:tcPr>
+          <w:p>
+            <w:pPr>
+              <w:spacing w:after="0" w:before="0" w:line="240" w:lineRule="auto"/>
+              <w:jc w:val="center"/>
+            </w:pPr>
+            <w:r>
+              <w:rPr>
+                <w:rFonts w:ascii="Times New Roman" w:cs="Times New Roman" w:eastAsia="Times New Roman" w:hAnsi="Times New Roman"/>
+                <w:sz w:val="20"/>
+                <w:szCs w:val="20"/>
+              </w:rPr>
+              <w:t xml:space="preserve">ПК 1+44</w:t>
+            </w:r>
+          </w:p>
+        </w:tc>
+        <w:tc>
+          <w:tcPr>
+            <w:tcW w:type="dxa" w:w="3655"/>
+            <w:tcBorders>
+              <w:top w:val="single" w:color="000000" w:sz="4"/>
+              <w:left w:val="single" w:color="000000" w:sz="4"/>
+              <w:bottom w:val="single" w:color="000000" w:sz="4"/>
+              <w:right w:val="single" w:color="000000" w:sz="4"/>
+            </w:tcBorders>
+            <w:tcMar>
+              <w:top w:type="dxa" w:w="40"/>
+              <w:left w:type="dxa" w:w="80"/>
+              <w:bottom w:type="dxa" w:w="40"/>
+              <w:right w:type="dxa" w:w="80"/>
+            </w:tcMar>
+            <w:vAlign w:val="top"/>
+          </w:tcPr>
+          <w:p>
+            <w:pPr>
+              <w:spacing w:after="0" w:before="0" w:line="240" w:lineRule="auto"/>
+              <w:jc w:val="left"/>
+            </w:pPr>
+            <w:r>
+              <w:rPr>
+                <w:rFonts w:ascii="Times New Roman" w:cs="Times New Roman" w:eastAsia="Times New Roman" w:hAnsi="Times New Roman"/>
+                <w:sz w:val="20"/>
+                <w:szCs w:val="20"/>
+              </w:rPr>
+              <w:t xml:space="preserve">низовая граница лестничного схода</w:t>
+            </w:r>
+          </w:p>
+        </w:tc>
+        <w:tc>
+          <w:tcPr>
+            <w:tcW w:type="dxa" w:w="3500"/>
+            <w:tcBorders>
+              <w:top w:val="single" w:color="000000" w:sz="4"/>
+              <w:left w:val="single" w:color="000000" w:sz="4"/>
+              <w:bottom w:val="single" w:color="000000" w:sz="4"/>
+              <w:right w:val="single" w:color="000000" w:sz="4"/>
+            </w:tcBorders>
+            <w:tcMar>
+              <w:top w:type="dxa" w:w="40"/>
+              <w:left w:type="dxa" w:w="80"/>
+              <w:bottom w:type="dxa" w:w="40"/>
+              <w:right w:type="dxa" w:w="80"/>
+            </w:tcMar>
+            <w:vAlign w:val="top"/>
+          </w:tcPr>
+          <w:p>
+            <w:pPr>
+              <w:spacing w:after="0" w:before="0" w:line="240" w:lineRule="auto"/>
+              <w:jc w:val="left"/>
+            </w:pPr>
+            <w:r>
+              <w:rPr>
+                <w:rFonts w:ascii="Times New Roman" w:cs="Times New Roman" w:eastAsia="Times New Roman" w:hAnsi="Times New Roman"/>
+                <w:sz w:val="20"/>
+                <w:szCs w:val="20"/>
+              </w:rPr>
+              <w:t xml:space="preserve">М1-9; М2-9 (боковая стенка схода); промерный створ</w:t>
+            </w:r>
+          </w:p>
+        </w:tc>
+      </w:tr>
+      <w:tr>
+        <w:trPr>
+          <w:cantSplit/>
+        </w:trPr>
+        <w:tc>
+          <w:tcPr>
+            <w:tcW w:type="dxa" w:w="900"/>
+            <w:tcBorders>
+              <w:top w:val="single" w:color="000000" w:sz="4"/>
+              <w:left w:val="single" w:color="000000" w:sz="4"/>
+              <w:bottom w:val="single" w:color="000000" w:sz="4"/>
+              <w:right w:val="single" w:color="000000" w:sz="4"/>
+            </w:tcBorders>
+            <w:tcMar>
+              <w:top w:type="dxa" w:w="40"/>
+              <w:left w:type="dxa" w:w="80"/>
+              <w:bottom w:type="dxa" w:w="40"/>
+              <w:right w:type="dxa" w:w="80"/>
+            </w:tcMar>
+            <w:vAlign w:val="top"/>
+          </w:tcPr>
+          <w:p>
+            <w:pPr>
+              <w:spacing w:after="0" w:before="0" w:line="240" w:lineRule="auto"/>
+              <w:jc w:val="center"/>
+            </w:pPr>
+            <w:r>
+              <w:rPr>
+                <w:rFonts w:ascii="Times New Roman" w:cs="Times New Roman" w:eastAsia="Times New Roman" w:hAnsi="Times New Roman"/>
+                <w:sz w:val="20"/>
+                <w:szCs w:val="20"/>
+              </w:rPr>
+              <w:t xml:space="preserve">С-10</w:t>
+            </w:r>
+          </w:p>
+        </w:tc>
+        <w:tc>
+          <w:tcPr>
+            <w:tcW w:type="dxa" w:w="1300"/>
+            <w:tcBorders>
+              <w:top w:val="single" w:color="000000" w:sz="4"/>
+              <w:left w:val="single" w:color="000000" w:sz="4"/>
+              <w:bottom w:val="single" w:color="000000" w:sz="4"/>
+              <w:right w:val="single" w:color="000000" w:sz="4"/>
+            </w:tcBorders>
+            <w:tcMar>
+              <w:top w:type="dxa" w:w="40"/>
+              <w:left w:type="dxa" w:w="80"/>
+              <w:bottom w:type="dxa" w:w="40"/>
+              <w:right w:type="dxa" w:w="80"/>
+            </w:tcMar>
+            <w:vAlign w:val="top"/>
+          </w:tcPr>
+          <w:p>
+            <w:pPr>
+              <w:spacing w:after="0" w:before="0" w:line="240" w:lineRule="auto"/>
+              <w:jc w:val="center"/>
+            </w:pPr>
+            <w:r>
+              <w:rPr>
+                <w:rFonts w:ascii="Times New Roman" w:cs="Times New Roman" w:eastAsia="Times New Roman" w:hAnsi="Times New Roman"/>
+                <w:sz w:val="20"/>
+                <w:szCs w:val="20"/>
+              </w:rPr>
+              <w:t xml:space="preserve">ПК 1+69</w:t>
+            </w:r>
+          </w:p>
+        </w:tc>
+        <w:tc>
+          <w:tcPr>
+            <w:tcW w:type="dxa" w:w="3655"/>
+            <w:tcBorders>
+              <w:top w:val="single" w:color="000000" w:sz="4"/>
+              <w:left w:val="single" w:color="000000" w:sz="4"/>
+              <w:bottom w:val="single" w:color="000000" w:sz="4"/>
+              <w:right w:val="single" w:color="000000" w:sz="4"/>
+            </w:tcBorders>
+            <w:tcMar>
+              <w:top w:type="dxa" w:w="40"/>
+              <w:left w:type="dxa" w:w="80"/>
+              <w:bottom w:type="dxa" w:w="40"/>
+              <w:right w:type="dxa" w:w="80"/>
+            </w:tcMar>
+            <w:vAlign w:val="top"/>
+          </w:tcPr>
+          <w:p>
+            <w:pPr>
+              <w:spacing w:after="0" w:before="0" w:line="240" w:lineRule="auto"/>
+              <w:jc w:val="left"/>
+            </w:pPr>
+            <w:r>
+              <w:rPr>
+                <w:rFonts w:ascii="Times New Roman" w:cs="Times New Roman" w:eastAsia="Times New Roman" w:hAnsi="Times New Roman"/>
+                <w:sz w:val="20"/>
+                <w:szCs w:val="20"/>
+              </w:rPr>
+              <w:t xml:space="preserve">низовой участок</w:t>
+            </w:r>
+          </w:p>
+        </w:tc>
+        <w:tc>
+          <w:tcPr>
+            <w:tcW w:type="dxa" w:w="3500"/>
+            <w:tcBorders>
+              <w:top w:val="single" w:color="000000" w:sz="4"/>
+              <w:left w:val="single" w:color="000000" w:sz="4"/>
+              <w:bottom w:val="single" w:color="000000" w:sz="4"/>
+              <w:right w:val="single" w:color="000000" w:sz="4"/>
+            </w:tcBorders>
+            <w:tcMar>
+              <w:top w:type="dxa" w:w="40"/>
+              <w:left w:type="dxa" w:w="80"/>
+              <w:bottom w:type="dxa" w:w="40"/>
+              <w:right w:type="dxa" w:w="80"/>
+            </w:tcMar>
+            <w:vAlign w:val="top"/>
+          </w:tcPr>
+          <w:p>
+            <w:pPr>
+              <w:spacing w:after="0" w:before="0" w:line="240" w:lineRule="auto"/>
+              <w:jc w:val="left"/>
+            </w:pPr>
+            <w:r>
+              <w:rPr>
+                <w:rFonts w:ascii="Times New Roman" w:cs="Times New Roman" w:eastAsia="Times New Roman" w:hAnsi="Times New Roman"/>
+                <w:sz w:val="20"/>
+                <w:szCs w:val="20"/>
+              </w:rPr>
+              <w:t xml:space="preserve">М1-10; М2-10; промерный створ</w:t>
+            </w:r>
+          </w:p>
+        </w:tc>
+      </w:tr>
+      <w:tr>
+        <w:trPr>
+          <w:cantSplit/>
+        </w:trPr>
+        <w:tc>
+          <w:tcPr>
+            <w:tcW w:type="dxa" w:w="900"/>
+            <w:tcBorders>
+              <w:top w:val="single" w:color="000000" w:sz="4"/>
+              <w:left w:val="single" w:color="000000" w:sz="4"/>
+              <w:bottom w:val="single" w:color="000000" w:sz="4"/>
+              <w:right w:val="single" w:color="000000" w:sz="4"/>
+            </w:tcBorders>
+            <w:tcMar>
+              <w:top w:type="dxa" w:w="40"/>
+              <w:left w:type="dxa" w:w="80"/>
+              <w:bottom w:type="dxa" w:w="40"/>
+              <w:right w:type="dxa" w:w="80"/>
+            </w:tcMar>
+            <w:vAlign w:val="top"/>
+          </w:tcPr>
+          <w:p>
+            <w:pPr>
+              <w:spacing w:after="0" w:before="0" w:line="240" w:lineRule="auto"/>
+              <w:jc w:val="center"/>
+            </w:pPr>
+            <w:r>
+              <w:rPr>
+                <w:rFonts w:ascii="Times New Roman" w:cs="Times New Roman" w:eastAsia="Times New Roman" w:hAnsi="Times New Roman"/>
+                <w:sz w:val="20"/>
+                <w:szCs w:val="20"/>
+              </w:rPr>
+              <w:t xml:space="preserve">С-11</w:t>
+            </w:r>
+          </w:p>
+        </w:tc>
+        <w:tc>
+          <w:tcPr>
+            <w:tcW w:type="dxa" w:w="1300"/>
+            <w:tcBorders>
+              <w:top w:val="single" w:color="000000" w:sz="4"/>
+              <w:left w:val="single" w:color="000000" w:sz="4"/>
+              <w:bottom w:val="single" w:color="000000" w:sz="4"/>
+              <w:right w:val="single" w:color="000000" w:sz="4"/>
+            </w:tcBorders>
+            <w:tcMar>
+              <w:top w:type="dxa" w:w="40"/>
+              <w:left w:type="dxa" w:w="80"/>
+              <w:bottom w:type="dxa" w:w="40"/>
+              <w:right w:type="dxa" w:w="80"/>
+            </w:tcMar>
+            <w:vAlign w:val="top"/>
+          </w:tcPr>
+          <w:p>
+            <w:pPr>
+              <w:spacing w:after="0" w:before="0" w:line="240" w:lineRule="auto"/>
+              <w:jc w:val="center"/>
+            </w:pPr>
+            <w:r>
+              <w:rPr>
+                <w:rFonts w:ascii="Times New Roman" w:cs="Times New Roman" w:eastAsia="Times New Roman" w:hAnsi="Times New Roman"/>
+                <w:sz w:val="20"/>
+                <w:szCs w:val="20"/>
+              </w:rPr>
+              <w:t xml:space="preserve">ПК 1+94</w:t>
+            </w:r>
+          </w:p>
+        </w:tc>
+        <w:tc>
+          <w:tcPr>
+            <w:tcW w:type="dxa" w:w="3655"/>
+            <w:tcBorders>
+              <w:top w:val="single" w:color="000000" w:sz="4"/>
+              <w:left w:val="single" w:color="000000" w:sz="4"/>
+              <w:bottom w:val="single" w:color="000000" w:sz="4"/>
+              <w:right w:val="single" w:color="000000" w:sz="4"/>
+            </w:tcBorders>
+            <w:tcMar>
+              <w:top w:type="dxa" w:w="40"/>
+              <w:left w:type="dxa" w:w="80"/>
+              <w:bottom w:type="dxa" w:w="40"/>
+              <w:right w:type="dxa" w:w="80"/>
+            </w:tcMar>
+            <w:vAlign w:val="top"/>
+          </w:tcPr>
+          <w:p>
+            <w:pPr>
+              <w:spacing w:after="0" w:before="0" w:line="240" w:lineRule="auto"/>
+              <w:jc w:val="left"/>
+            </w:pPr>
+            <w:r>
+              <w:rPr>
+                <w:rFonts w:ascii="Times New Roman" w:cs="Times New Roman" w:eastAsia="Times New Roman" w:hAnsi="Times New Roman"/>
+                <w:sz w:val="20"/>
+                <w:szCs w:val="20"/>
+              </w:rPr>
+              <w:t xml:space="preserve">низовое окончание ГТС</w:t>
+            </w:r>
+          </w:p>
+        </w:tc>
+        <w:tc>
+          <w:tcPr>
+            <w:tcW w:type="dxa" w:w="3500"/>
+            <w:tcBorders>
+              <w:top w:val="single" w:color="000000" w:sz="4"/>
+              <w:left w:val="single" w:color="000000" w:sz="4"/>
+              <w:bottom w:val="single" w:color="000000" w:sz="4"/>
+              <w:right w:val="single" w:color="000000" w:sz="4"/>
+            </w:tcBorders>
+            <w:tcMar>
+              <w:top w:type="dxa" w:w="40"/>
+              <w:left w:type="dxa" w:w="80"/>
+              <w:bottom w:type="dxa" w:w="40"/>
+              <w:right w:type="dxa" w:w="80"/>
+            </w:tcMar>
+            <w:vAlign w:val="top"/>
+          </w:tcPr>
+          <w:p>
+            <w:pPr>
+              <w:spacing w:after="0" w:before="0" w:line="240" w:lineRule="auto"/>
+              <w:jc w:val="left"/>
+            </w:pPr>
+            <w:r>
+              <w:rPr>
+                <w:rFonts w:ascii="Times New Roman" w:cs="Times New Roman" w:eastAsia="Times New Roman" w:hAnsi="Times New Roman"/>
+                <w:sz w:val="20"/>
+                <w:szCs w:val="20"/>
+              </w:rPr>
+              <w:t xml:space="preserve">М1-11; М2-11; промерный створ</w:t>
+            </w:r>
+          </w:p>
+        </w:tc>
+      </w:tr>
+    </w:tbl>
+    <w:p>
+      <w:pPr>
+        <w:spacing w:after="60" w:before="120" w:line="252" w:lineRule="auto"/>
         <w:ind w:firstLine="709"/>
         <w:jc w:val="both"/>
       </w:pPr>
@@ -24359,7 +28590,7 @@
         <w:rPr>
           <w:rFonts w:ascii="Times New Roman" w:cs="Times New Roman" w:eastAsia="Times New Roman" w:hAnsi="Times New Roman"/>
         </w:rPr>
-        <w:t xml:space="preserve">Окончательное размещение средств измерений и пунктов наблюдений определяется проектом (программой) контроля (мониторинга) состояния ГТС с учётом результатов инструментального обследования.</w:t>
+        <w:t xml:space="preserve">Окончательное размещение средств измерений и пунктов наблюдений определяется программой контроля (мониторинга) с учётом результатов инструментального обследования. Схема размещения средств измерений, паспорта и акты приёмки средств измерений включаются в состав документации, которую Владелец ГТС обязан иметь и вести (подпункт 33.2 пункта 33 ФНП).</w:t>
       </w:r>
     </w:p>
     <w:p>
@@ -24718,7 +28949,7 @@
         <w:rPr>
           <w:rFonts w:ascii="Times New Roman" w:cs="Times New Roman" w:eastAsia="Times New Roman" w:hAnsi="Times New Roman"/>
         </w:rPr>
-        <w:t xml:space="preserve">25 Заочное решение Ленинского районного суда города Краснодара от 14.10.2025 по делу № 2-5151/2025.</w:t>
+        <w:t xml:space="preserve">25 План сооружения (материалы заказчика, формат AutoCAD).</w:t>
       </w:r>
     </w:p>
     <w:p>
@@ -24731,7 +28962,20 @@
         <w:rPr>
           <w:rFonts w:ascii="Times New Roman" w:cs="Times New Roman" w:eastAsia="Times New Roman" w:hAnsi="Times New Roman"/>
         </w:rPr>
-        <w:t xml:space="preserve">26 Критерии безопасности гидротехнического сооружения «Берегоукрепление р. Старая Кубань по ул. Ставропольская, 336/10 в г. Краснодаре» (МКУ МО г. Краснодар «ЦМДДТ», 2023) – сооружение-аналог.</w:t>
+        <w:t xml:space="preserve">26 Заочное решение Ленинского районного суда города Краснодара от 14.10.2025 по делу № 2-5151/2025.</w:t>
+      </w:r>
+    </w:p>
+    <w:p>
+      <w:pPr>
+        <w:spacing w:after="60" w:before="0" w:line="252" w:lineRule="auto"/>
+        <w:ind w:left="0" w:firstLine="0"/>
+        <w:jc w:val="both"/>
+      </w:pPr>
+      <w:r>
+        <w:rPr>
+          <w:rFonts w:ascii="Times New Roman" w:cs="Times New Roman" w:eastAsia="Times New Roman" w:hAnsi="Times New Roman"/>
+        </w:rPr>
+        <w:t xml:space="preserve">27 Критерии безопасности гидротехнического сооружения «Берегоукрепление р. Старая Кубань по ул. Ставропольская, 336/10 в г. Краснодаре» (МКУ МО г. Краснодар «ЦМДДТ», 2023) – сооружение-аналог.</w:t>
       </w:r>
     </w:p>
     <w:p>
@@ -24775,134 +29019,6 @@
         <w:drawing>
           <wp:inline distT="0" distB="0" distL="0" distR="0">
             <wp:extent cx="5905500" cy="2762250"/>
-            <wp:effectExtent t="0" r="0" b="0" l="0"/>
-            <wp:docPr id="1" name="" descr="" title=""/>
-            <wp:cNvGraphicFramePr>
-              <a:graphicFrameLocks xmlns:a="http://schemas.openxmlformats.org/drawingml/2006/main" noChangeAspect="1"/>
-            </wp:cNvGraphicFramePr>
-            <a:graphic xmlns:a="http://schemas.openxmlformats.org/drawingml/2006/main">
-              <a:graphicData uri="http://schemas.openxmlformats.org/drawingml/2006/picture">
-                <pic:pic xmlns:pic="http://schemas.openxmlformats.org/drawingml/2006/picture">
-                  <pic:nvPicPr>
-                    <pic:cNvPr id="0" name="" descr=""/>
-                    <pic:cNvPicPr>
-                      <a:picLocks noChangeAspect="1" noChangeArrowheads="1"/>
-                    </pic:cNvPicPr>
-                  </pic:nvPicPr>
-                  <pic:blipFill>
-                    <a:blip r:embed="rId9" cstate="none"/>
-                    <a:srcRect/>
-                    <a:stretch>
-                      <a:fillRect/>
-                    </a:stretch>
-                  </pic:blipFill>
-                  <pic:spPr bwMode="auto">
-                    <a:xfrm>
-                      <a:off x="0" y="0"/>
-                      <a:ext cx="5905500" cy="2762250"/>
-                    </a:xfrm>
-                    <a:prstGeom prst="rect">
-                      <a:avLst/>
-                    </a:prstGeom>
-                  </pic:spPr>
-                </pic:pic>
-              </a:graphicData>
-            </a:graphic>
-          </wp:inline>
-        </w:drawing>
-      </w:r>
-    </w:p>
-    <w:p>
-      <w:pPr>
-        <w:spacing w:after="60" w:before="0" w:line="252" w:lineRule="auto"/>
-        <w:jc w:val="both"/>
-      </w:pPr>
-      <w:r>
-        <w:rPr>
-          <w:rFonts w:ascii="Times New Roman" w:cs="Times New Roman" w:eastAsia="Times New Roman" w:hAnsi="Times New Roman"/>
-          <w:sz w:val="22"/>
-          <w:szCs w:val="22"/>
-        </w:rPr>
-        <w:t xml:space="preserve">Условные обозначения: линейный контур с подписью «23:43:0206001:318» – гидротехническое сооружение «Берегоукрепление правого берега реки Кубань вдоль улицы Рождественская Набережная от дома № 2 до дома № 9 Западного внутригородского округа города Краснодара» (протяжённость – 196 м). Схема воспроизведена без изменений.</w:t>
-      </w:r>
-    </w:p>
-    <w:p>
-      <w:pPr>
-        <w:pStyle w:val="Heading1"/>
-        <w:keepNext/>
-        <w:keepLines/>
-        <w:pageBreakBefore/>
-        <w:spacing w:after="120" w:before="240" w:line="252" w:lineRule="auto"/>
-        <w:jc w:val="center"/>
-      </w:pPr>
-      <w:r>
-        <w:rPr>
-          <w:rFonts w:ascii="Times New Roman" w:cs="Times New Roman" w:eastAsia="Times New Roman" w:hAnsi="Times New Roman"/>
-          <w:b/>
-          <w:bCs/>
-          <w:sz w:val="28"/>
-          <w:szCs w:val="28"/>
-        </w:rPr>
-        <w:t xml:space="preserve">Приложение Б. Принципиальная схема размещения средств измерений и пунктов наблюдений</w:t>
-      </w:r>
-    </w:p>
-    <w:p>
-      <w:pPr>
-        <w:keepNext/>
-        <w:spacing w:after="60" w:before="60" w:line="240" w:lineRule="auto"/>
-        <w:jc w:val="center"/>
-      </w:pPr>
-      <w:r>
-        <w:drawing>
-          <wp:inline distT="0" distB="0" distL="0" distR="0">
-            <wp:extent cx="5905500" cy="2895600"/>
-            <wp:effectExtent t="0" r="0" b="0" l="0"/>
-            <wp:docPr id="1" name="" descr="" title=""/>
-            <wp:cNvGraphicFramePr>
-              <a:graphicFrameLocks xmlns:a="http://schemas.openxmlformats.org/drawingml/2006/main" noChangeAspect="1"/>
-            </wp:cNvGraphicFramePr>
-            <a:graphic xmlns:a="http://schemas.openxmlformats.org/drawingml/2006/main">
-              <a:graphicData uri="http://schemas.openxmlformats.org/drawingml/2006/picture">
-                <pic:pic xmlns:pic="http://schemas.openxmlformats.org/drawingml/2006/picture">
-                  <pic:nvPicPr>
-                    <pic:cNvPr id="0" name="" descr=""/>
-                    <pic:cNvPicPr>
-                      <a:picLocks noChangeAspect="1" noChangeArrowheads="1"/>
-                    </pic:cNvPicPr>
-                  </pic:nvPicPr>
-                  <pic:blipFill>
-                    <a:blip r:embed="rId10" cstate="none"/>
-                    <a:srcRect/>
-                    <a:stretch>
-                      <a:fillRect/>
-                    </a:stretch>
-                  </pic:blipFill>
-                  <pic:spPr bwMode="auto">
-                    <a:xfrm>
-                      <a:off x="0" y="0"/>
-                      <a:ext cx="5905500" cy="2895600"/>
-                    </a:xfrm>
-                    <a:prstGeom prst="rect">
-                      <a:avLst/>
-                    </a:prstGeom>
-                  </pic:spPr>
-                </pic:pic>
-              </a:graphicData>
-            </a:graphic>
-          </wp:inline>
-        </w:drawing>
-      </w:r>
-    </w:p>
-    <w:p>
-      <w:pPr>
-        <w:keepNext/>
-        <w:spacing w:after="60" w:before="60" w:line="240" w:lineRule="auto"/>
-        <w:jc w:val="center"/>
-      </w:pPr>
-      <w:r>
-        <w:drawing>
-          <wp:inline distT="0" distB="0" distL="0" distR="0">
-            <wp:extent cx="5905500" cy="1123950"/>
             <wp:effectExtent t="0" r="0" b="0" l="0"/>
             <wp:docPr id="1" name="" descr="" title=""/>
             <wp:cNvGraphicFramePr>
@@ -24927,7 +29043,7 @@
                   <pic:spPr bwMode="auto">
                     <a:xfrm>
                       <a:off x="0" y="0"/>
-                      <a:ext cx="5905500" cy="1123950"/>
+                      <a:ext cx="5905500" cy="2762250"/>
                     </a:xfrm>
                     <a:prstGeom prst="rect">
                       <a:avLst/>
@@ -24942,13 +29058,71 @@
     </w:p>
     <w:p>
       <w:pPr>
-        <w:spacing w:after="60" w:before="60" w:line="240" w:lineRule="auto"/>
+        <w:spacing w:after="60" w:before="0" w:line="252" w:lineRule="auto"/>
+        <w:jc w:val="both"/>
+      </w:pPr>
+      <w:r>
+        <w:rPr>
+          <w:rFonts w:ascii="Times New Roman" w:cs="Times New Roman" w:eastAsia="Times New Roman" w:hAnsi="Times New Roman"/>
+          <w:sz w:val="22"/>
+          <w:szCs w:val="22"/>
+        </w:rPr>
+        <w:t xml:space="preserve">Условные обозначения: линейный контур с подписью «23:43:0206001:318» – гидротехническое сооружение «Берегоукрепление правого берега реки Кубань вдоль улицы Рождественская Набережная от дома № 2 до дома № 9 Западного внутригородского округа города Краснодара» (протяжённость – 196 м). Схема воспроизведена без изменений.</w:t>
+      </w:r>
+    </w:p>
+    <w:p>
+      <w:pPr>
+        <w:sectPr>
+          <w:headerReference w:type="default" r:id="rId7"/>
+          <w:headerReference w:type="first" r:id="rId8"/>
+          <w:pgSz w:w="11906" w:h="16838" w:orient="portrait"/>
+          <w:pgMar w:top="1134" w:right="850" w:bottom="1134" w:left="1701" w:header="567" w:footer="708" w:gutter="0"/>
+          <w:pgNumType/>
+          <w:titlePg/>
+          <w:docGrid w:linePitch="360"/>
+        </w:sectPr>
+      </w:pPr>
+    </w:p>
+    <w:p>
+      <w:pPr>
+        <w:pStyle w:val="Heading1"/>
+        <w:keepNext/>
+        <w:keepLines/>
+        <w:spacing w:after="120" w:before="240" w:line="252" w:lineRule="auto"/>
+        <w:jc w:val="center"/>
+      </w:pPr>
+      <w:r>
+        <w:rPr>
+          <w:rFonts w:ascii="Times New Roman" w:cs="Times New Roman" w:eastAsia="Times New Roman" w:hAnsi="Times New Roman"/>
+          <w:b/>
+          <w:bCs/>
+          <w:sz w:val="28"/>
+          <w:szCs w:val="28"/>
+        </w:rPr>
+        <w:t xml:space="preserve">Приложение Б. Схема размещения средств измерений и состава наблюдений за ГТС</w:t>
+      </w:r>
+    </w:p>
+    <w:p>
+      <w:pPr>
+        <w:spacing w:after="0" w:before="0" w:line="252" w:lineRule="auto"/>
+        <w:jc w:val="center"/>
+      </w:pPr>
+      <w:r>
+        <w:rPr>
+          <w:rFonts w:ascii="Times New Roman" w:cs="Times New Roman" w:eastAsia="Times New Roman" w:hAnsi="Times New Roman"/>
+        </w:rPr>
+        <w:t xml:space="preserve">Лист 1. План ГТС с размещением средств измерений и пунктов наблюдений</w:t>
+      </w:r>
+    </w:p>
+    <w:p>
+      <w:pPr>
+        <w:spacing w:after="0" w:before="40" w:line="240" w:lineRule="auto"/>
         <w:jc w:val="center"/>
       </w:pPr>
       <w:r>
         <w:drawing>
           <wp:inline distT="0" distB="0" distL="0" distR="0">
-            <wp:extent cx="5905500" cy="2790825"/>
+            <wp:extent cx="13392150" cy="9001125"/>
             <wp:effectExtent t="0" r="0" b="0" l="0"/>
             <wp:docPr id="1" name="" descr="" title=""/>
             <wp:cNvGraphicFramePr>
@@ -24973,7 +29147,7 @@
                   <pic:spPr bwMode="auto">
                     <a:xfrm>
                       <a:off x="0" y="0"/>
-                      <a:ext cx="5905500" cy="2790825"/>
+                      <a:ext cx="13392150" cy="9001125"/>
                     </a:xfrm>
                     <a:prstGeom prst="rect">
                       <a:avLst/>
@@ -24988,71 +29162,80 @@
     </w:p>
     <w:p>
       <w:pPr>
-        <w:keepNext/>
-        <w:spacing w:after="60" w:before="60" w:line="252" w:lineRule="auto"/>
-        <w:jc w:val="both"/>
-      </w:pPr>
-      <w:r>
-        <w:rPr>
-          <w:rFonts w:ascii="Times New Roman" w:cs="Times New Roman" w:eastAsia="Times New Roman" w:hAnsi="Times New Roman"/>
-          <w:sz w:val="22"/>
-          <w:szCs w:val="22"/>
-        </w:rPr>
-        <w:t xml:space="preserve">Примечания</w:t>
-      </w:r>
-    </w:p>
-    <w:p>
-      <w:pPr>
-        <w:spacing w:after="60" w:before="0" w:line="252" w:lineRule="auto"/>
-        <w:ind w:firstLine="709"/>
-        <w:jc w:val="both"/>
-      </w:pPr>
-      <w:r>
-        <w:rPr>
-          <w:rFonts w:ascii="Times New Roman" w:cs="Times New Roman" w:eastAsia="Times New Roman" w:hAnsi="Times New Roman"/>
-          <w:sz w:val="22"/>
-          <w:szCs w:val="22"/>
-        </w:rPr>
-        <w:t xml:space="preserve">1 Схема принципиальная, выполнена без масштаба. Положение лестничного схода, полукруглых уширений внутренней подпорной стенки и деформационных швов показано условно.</w:t>
-      </w:r>
-    </w:p>
-    <w:p>
-      <w:pPr>
-        <w:spacing w:after="60" w:before="0" w:line="252" w:lineRule="auto"/>
-        <w:ind w:firstLine="709"/>
-        <w:jc w:val="both"/>
-      </w:pPr>
-      <w:r>
-        <w:rPr>
-          <w:rFonts w:ascii="Times New Roman" w:cs="Times New Roman" w:eastAsia="Times New Roman" w:hAnsi="Times New Roman"/>
-          <w:sz w:val="22"/>
-          <w:szCs w:val="22"/>
-        </w:rPr>
-        <w:t xml:space="preserve">2 Количество и места размещения средств измерений и пунктов наблюдений уточняются проектом (программой) контроля (мониторинга) состояния ГТС по результатам инструментального обследования ГТС.</w:t>
-      </w:r>
-    </w:p>
-    <w:p>
-      <w:pPr>
-        <w:spacing w:after="60" w:before="0" w:line="252" w:lineRule="auto"/>
-        <w:ind w:firstLine="709"/>
-        <w:jc w:val="both"/>
-      </w:pPr>
-      <w:r>
-        <w:rPr>
-          <w:rFonts w:ascii="Times New Roman" w:cs="Times New Roman" w:eastAsia="Times New Roman" w:hAnsi="Times New Roman"/>
-          <w:sz w:val="22"/>
-          <w:szCs w:val="22"/>
-        </w:rPr>
-        <w:t xml:space="preserve">3 Конструкция подземной (подводной) части подпорных стенок, глубина заложения и анкерное крепление не установлены (пункт 10.2 акта преддекларационного обследования) и показаны условно.</w:t>
+        <w:sectPr>
+          <w:headerReference w:type="default" r:id="rId9"/>
+          <w:pgSz w:w="23811" w:h="16838" w:orient="landscape"/>
+          <w:pgMar w:top="850" w:right="567" w:bottom="425" w:left="1134" w:header="425" w:footer="708" w:gutter="0"/>
+          <w:pgNumType/>
+          <w:docGrid w:linePitch="360"/>
+        </w:sectPr>
+      </w:pPr>
+    </w:p>
+    <w:p>
+      <w:pPr>
+        <w:spacing w:after="0" w:before="0" w:line="252" w:lineRule="auto"/>
+        <w:jc w:val="center"/>
+      </w:pPr>
+      <w:r>
+        <w:rPr>
+          <w:rFonts w:ascii="Times New Roman" w:cs="Times New Roman" w:eastAsia="Times New Roman" w:hAnsi="Times New Roman"/>
+          <w:b/>
+          <w:bCs/>
+        </w:rPr>
+        <w:t xml:space="preserve">Приложение Б (продолжение). Лист 2. Характерный поперечный профиль ГТС и узлы установки средств измерений</w:t>
+      </w:r>
+    </w:p>
+    <w:p>
+      <w:pPr>
+        <w:spacing w:after="0" w:before="40" w:line="240" w:lineRule="auto"/>
+        <w:jc w:val="center"/>
+      </w:pPr>
+      <w:r>
+        <w:drawing>
+          <wp:inline distT="0" distB="0" distL="0" distR="0">
+            <wp:extent cx="9429750" cy="6219825"/>
+            <wp:effectExtent t="0" r="0" b="0" l="0"/>
+            <wp:docPr id="1" name="" descr="" title=""/>
+            <wp:cNvGraphicFramePr>
+              <a:graphicFrameLocks xmlns:a="http://schemas.openxmlformats.org/drawingml/2006/main" noChangeAspect="1"/>
+            </wp:cNvGraphicFramePr>
+            <a:graphic xmlns:a="http://schemas.openxmlformats.org/drawingml/2006/main">
+              <a:graphicData uri="http://schemas.openxmlformats.org/drawingml/2006/picture">
+                <pic:pic xmlns:pic="http://schemas.openxmlformats.org/drawingml/2006/picture">
+                  <pic:nvPicPr>
+                    <pic:cNvPr id="0" name="" descr=""/>
+                    <pic:cNvPicPr>
+                      <a:picLocks noChangeAspect="1" noChangeArrowheads="1"/>
+                    </pic:cNvPicPr>
+                  </pic:nvPicPr>
+                  <pic:blipFill>
+                    <a:blip r:embed="rId13" cstate="none"/>
+                    <a:srcRect/>
+                    <a:stretch>
+                      <a:fillRect/>
+                    </a:stretch>
+                  </pic:blipFill>
+                  <pic:spPr bwMode="auto">
+                    <a:xfrm>
+                      <a:off x="0" y="0"/>
+                      <a:ext cx="9429750" cy="6219825"/>
+                    </a:xfrm>
+                    <a:prstGeom prst="rect">
+                      <a:avLst/>
+                    </a:prstGeom>
+                  </pic:spPr>
+                </pic:pic>
+              </a:graphicData>
+            </a:graphic>
+          </wp:inline>
+        </w:drawing>
       </w:r>
     </w:p>
     <w:sectPr>
-      <w:headerReference w:type="default" r:id="rId7"/>
-      <w:headerReference w:type="first" r:id="rId8"/>
-      <w:pgSz w:w="11906" w:h="16838" w:orient="portrait"/>
-      <w:pgMar w:top="1134" w:right="850" w:bottom="1134" w:left="1701" w:header="567" w:footer="708" w:gutter="0"/>
+      <w:headerReference w:type="default" r:id="rId10"/>
+      <w:pgSz w:w="16838" w:h="11906" w:orient="landscape"/>
+      <w:pgMar w:top="850" w:right="567" w:bottom="425" w:left="1134" w:header="425" w:footer="708" w:gutter="0"/>
       <w:pgNumType/>
-      <w:titlePg/>
       <w:docGrid w:linePitch="360"/>
     </w:sectPr>
   </w:body>
@@ -25161,6 +29344,48 @@
 <file path=word/header2.xml><?xml version="1.0" encoding="utf-8"?>
 <w:hdr xmlns:wpc="http://schemas.microsoft.com/office/word/2010/wordprocessingCanvas" xmlns:mc="http://schemas.openxmlformats.org/markup-compatibility/2006" xmlns:o="urn:schemas-microsoft-com:office:office" xmlns:r="http://schemas.openxmlformats.org/officeDocument/2006/relationships" xmlns:m="http://schemas.openxmlformats.org/officeDocument/2006/math" xmlns:v="urn:schemas-microsoft-com:vml" xmlns:wp14="http://schemas.microsoft.com/office/word/2010/wordprocessingDrawing" xmlns:wp="http://schemas.openxmlformats.org/drawingml/2006/wordprocessingDrawing" xmlns:w10="urn:schemas-microsoft-com:office:word" xmlns:w="http://schemas.openxmlformats.org/wordprocessingml/2006/main" xmlns:w14="http://schemas.microsoft.com/office/word/2010/wordml" xmlns:w15="http://schemas.microsoft.com/office/word/2012/wordml" xmlns:wpg="http://schemas.microsoft.com/office/word/2010/wordprocessingGroup" xmlns:wpi="http://schemas.microsoft.com/office/word/2010/wordprocessingInk" xmlns:wne="http://schemas.microsoft.com/office/word/2006/wordml" xmlns:wps="http://schemas.microsoft.com/office/word/2010/wordprocessingShape" xmlns:cx="http://schemas.microsoft.com/office/drawing/2014/chartex" xmlns:cx1="http://schemas.microsoft.com/office/drawing/2015/9/8/chartex" xmlns:cx2="http://schemas.microsoft.com/office/drawing/2015/10/21/chartex" xmlns:cx3="http://schemas.microsoft.com/office/drawing/2016/5/9/chartex" xmlns:cx4="http://schemas.microsoft.com/office/drawing/2016/5/10/chartex" xmlns:cx5="http://schemas.microsoft.com/office/drawing/2016/5/11/chartex" xmlns:cx6="http://schemas.microsoft.com/office/drawing/2016/5/12/chartex" xmlns:cx7="http://schemas.microsoft.com/office/drawing/2016/5/13/chartex" xmlns:cx8="http://schemas.microsoft.com/office/drawing/2016/5/14/chartex" xmlns:w16cid="http://schemas.microsoft.com/office/word/2016/wordml/cid" xmlns:w16se="http://schemas.microsoft.com/office/word/2015/wordml/symex">
   <w:p/>
+</w:hdr>
+</file>
+
+<file path=word/header3.xml><?xml version="1.0" encoding="utf-8"?>
+<w:hdr xmlns:wpc="http://schemas.microsoft.com/office/word/2010/wordprocessingCanvas" xmlns:mc="http://schemas.openxmlformats.org/markup-compatibility/2006" xmlns:o="urn:schemas-microsoft-com:office:office" xmlns:r="http://schemas.openxmlformats.org/officeDocument/2006/relationships" xmlns:m="http://schemas.openxmlformats.org/officeDocument/2006/math" xmlns:v="urn:schemas-microsoft-com:vml" xmlns:wp14="http://schemas.microsoft.com/office/word/2010/wordprocessingDrawing" xmlns:wp="http://schemas.openxmlformats.org/drawingml/2006/wordprocessingDrawing" xmlns:w10="urn:schemas-microsoft-com:office:word" xmlns:w="http://schemas.openxmlformats.org/wordprocessingml/2006/main" xmlns:w14="http://schemas.microsoft.com/office/word/2010/wordml" xmlns:w15="http://schemas.microsoft.com/office/word/2012/wordml" xmlns:wpg="http://schemas.microsoft.com/office/word/2010/wordprocessingGroup" xmlns:wpi="http://schemas.microsoft.com/office/word/2010/wordprocessingInk" xmlns:wne="http://schemas.microsoft.com/office/word/2006/wordml" xmlns:wps="http://schemas.microsoft.com/office/word/2010/wordprocessingShape" xmlns:cx="http://schemas.microsoft.com/office/drawing/2014/chartex" xmlns:cx1="http://schemas.microsoft.com/office/drawing/2015/9/8/chartex" xmlns:cx2="http://schemas.microsoft.com/office/drawing/2015/10/21/chartex" xmlns:cx3="http://schemas.microsoft.com/office/drawing/2016/5/9/chartex" xmlns:cx4="http://schemas.microsoft.com/office/drawing/2016/5/10/chartex" xmlns:cx5="http://schemas.microsoft.com/office/drawing/2016/5/11/chartex" xmlns:cx6="http://schemas.microsoft.com/office/drawing/2016/5/12/chartex" xmlns:cx7="http://schemas.microsoft.com/office/drawing/2016/5/13/chartex" xmlns:cx8="http://schemas.microsoft.com/office/drawing/2016/5/14/chartex" xmlns:w16cid="http://schemas.microsoft.com/office/word/2016/wordml/cid" xmlns:w16se="http://schemas.microsoft.com/office/word/2015/wordml/symex">
+  <w:p>
+    <w:pPr>
+      <w:jc w:val="right"/>
+    </w:pPr>
+    <w:r>
+      <w:rPr>
+        <w:rFonts w:ascii="Times New Roman" w:cs="Times New Roman" w:eastAsia="Times New Roman" w:hAnsi="Times New Roman"/>
+        <w:sz w:val="22"/>
+        <w:szCs w:val="22"/>
+      </w:rPr>
+      <w:fldChar w:fldCharType="begin"/>
+      <w:instrText xml:space="preserve">PAGE</w:instrText>
+      <w:fldChar w:fldCharType="separate"/>
+      <w:fldChar w:fldCharType="end"/>
+    </w:r>
+  </w:p>
+</w:hdr>
+</file>
+
+<file path=word/header4.xml><?xml version="1.0" encoding="utf-8"?>
+<w:hdr xmlns:wpc="http://schemas.microsoft.com/office/word/2010/wordprocessingCanvas" xmlns:mc="http://schemas.openxmlformats.org/markup-compatibility/2006" xmlns:o="urn:schemas-microsoft-com:office:office" xmlns:r="http://schemas.openxmlformats.org/officeDocument/2006/relationships" xmlns:m="http://schemas.openxmlformats.org/officeDocument/2006/math" xmlns:v="urn:schemas-microsoft-com:vml" xmlns:wp14="http://schemas.microsoft.com/office/word/2010/wordprocessingDrawing" xmlns:wp="http://schemas.openxmlformats.org/drawingml/2006/wordprocessingDrawing" xmlns:w10="urn:schemas-microsoft-com:office:word" xmlns:w="http://schemas.openxmlformats.org/wordprocessingml/2006/main" xmlns:w14="http://schemas.microsoft.com/office/word/2010/wordml" xmlns:w15="http://schemas.microsoft.com/office/word/2012/wordml" xmlns:wpg="http://schemas.microsoft.com/office/word/2010/wordprocessingGroup" xmlns:wpi="http://schemas.microsoft.com/office/word/2010/wordprocessingInk" xmlns:wne="http://schemas.microsoft.com/office/word/2006/wordml" xmlns:wps="http://schemas.microsoft.com/office/word/2010/wordprocessingShape" xmlns:cx="http://schemas.microsoft.com/office/drawing/2014/chartex" xmlns:cx1="http://schemas.microsoft.com/office/drawing/2015/9/8/chartex" xmlns:cx2="http://schemas.microsoft.com/office/drawing/2015/10/21/chartex" xmlns:cx3="http://schemas.microsoft.com/office/drawing/2016/5/9/chartex" xmlns:cx4="http://schemas.microsoft.com/office/drawing/2016/5/10/chartex" xmlns:cx5="http://schemas.microsoft.com/office/drawing/2016/5/11/chartex" xmlns:cx6="http://schemas.microsoft.com/office/drawing/2016/5/12/chartex" xmlns:cx7="http://schemas.microsoft.com/office/drawing/2016/5/13/chartex" xmlns:cx8="http://schemas.microsoft.com/office/drawing/2016/5/14/chartex" xmlns:w16cid="http://schemas.microsoft.com/office/word/2016/wordml/cid" xmlns:w16se="http://schemas.microsoft.com/office/word/2015/wordml/symex">
+  <w:p>
+    <w:pPr>
+      <w:jc w:val="right"/>
+    </w:pPr>
+    <w:r>
+      <w:rPr>
+        <w:rFonts w:ascii="Times New Roman" w:cs="Times New Roman" w:eastAsia="Times New Roman" w:hAnsi="Times New Roman"/>
+        <w:sz w:val="22"/>
+        <w:szCs w:val="22"/>
+      </w:rPr>
+      <w:fldChar w:fldCharType="begin"/>
+      <w:instrText xml:space="preserve">PAGE</w:instrText>
+      <w:fldChar w:fldCharType="separate"/>
+      <w:fldChar w:fldCharType="end"/>
+    </w:r>
+  </w:p>
 </w:hdr>
 </file>
 
